--- a/МатМодиИИ/rpd__doc_docx/Б1.О.01.05_Правоведение.docx
+++ b/МатМодиИИ/rpd__doc_docx/Б1.О.01.05_Правоведение.docx
@@ -916,6 +916,62 @@
     </w:p>
     <w:p>
       <w:pPr>
+        <w:pageBreakBefore/>
+        <w:spacing w:after="160"/>
+      </w:pPr>
+      <w:r>
+        <w:rPr>
+          <w:rFonts w:ascii="Times New Roman" w:hAnsi="Times New Roman"/>
+          <w:b w:val="0"/>
+          <w:sz w:val="28"/>
+        </w:rPr>
+        <w:t>Разработана в соответствии с ФГОС ВО по специальности 01.05.01 «Фундаментальные математика и механика», утверждённым приказом Минобрнауки России от 10 января 2018 г. № 16.</w:t>
+      </w:r>
+    </w:p>
+    <w:p>
+      <w:pPr>
+        <w:spacing w:after="160"/>
+      </w:pPr>
+      <w:r>
+        <w:rPr>
+          <w:rFonts w:ascii="Times New Roman" w:hAnsi="Times New Roman"/>
+          <w:b w:val="0"/>
+          <w:sz w:val="28"/>
+        </w:rPr>
+        <w:t>Учебный план по специальности 01.05.01 «Фундаментальные математика и механика», специализация «Математическое моделирование и искусственный интеллект», одобрен учёным советом РГУ имени С.А. Есенина «___» __________ 20___ г.</w:t>
+      </w:r>
+    </w:p>
+    <w:p>
+      <w:pPr>
+        <w:spacing w:after="160"/>
+      </w:pPr>
+      <w:r>
+        <w:rPr>
+          <w:rFonts w:ascii="Times New Roman" w:hAnsi="Times New Roman"/>
+          <w:b w:val="0"/>
+          <w:sz w:val="28"/>
+        </w:rPr>
+        <w:t>Рабочая программа дисциплины (модуля) утверждена на заседании кафедры уголовного права и процесса «___» __________ 20___ г., протокол № ____.</w:t>
+      </w:r>
+    </w:p>
+    <w:p>
+      <w:pPr>
+        <w:spacing w:after="160"/>
+      </w:pPr>
+      <w:r>
+        <w:rPr>
+          <w:rFonts w:ascii="Times New Roman" w:hAnsi="Times New Roman"/>
+          <w:b w:val="0"/>
+          <w:sz w:val="28"/>
+        </w:rPr>
+        <w:t>Разработчик — __________________________________________________________</w:t>
+        <w:br/>
+        <w:t>(учёная степень, учёное звание, должность, Ф.И.О.)</w:t>
+      </w:r>
+    </w:p>
+    <w:p>
+      <w:pPr>
+        <w:pageBreakBefore/>
         <w:widowControl/>
         <w:suppressAutoHyphens w:val="0"/>
         <w:autoSpaceDE/>
@@ -929,7 +985,6 @@
         <w:rPr>
           <w:szCs w:val="28"/>
         </w:rPr>
-        <w:br w:type="page"/>
       </w:r>
       <w:r>
         <w:rPr>
@@ -1225,7 +1280,7 @@
         <w:rPr>
           <w:b w:val="0"/>
           <w:i/>
-          <w:color w:val="FF0000"/>
+          <w:color w:val="000000"/>
           <w:szCs w:val="24"/>
         </w:rPr>
       </w:pPr>
@@ -1243,7 +1298,7 @@
         <w:rPr>
           <w:b w:val="0"/>
           <w:i/>
-          <w:color w:val="FF0000"/>
+          <w:color w:val="000000"/>
           <w:szCs w:val="24"/>
         </w:rPr>
       </w:pPr>
@@ -1272,7 +1327,7 @@
         <w:rPr>
           <w:b w:val="0"/>
           <w:i/>
-          <w:color w:val="FF0000"/>
+          <w:color w:val="000000"/>
           <w:szCs w:val="24"/>
         </w:rPr>
         <w:t>:</w:t>
@@ -1351,7 +1406,7 @@
         <w:jc w:val="both"/>
         <w:rPr>
           <w:b w:val="0"/>
-          <w:color w:val="FF0000"/>
+          <w:color w:val="000000"/>
           <w:szCs w:val="24"/>
         </w:rPr>
       </w:pPr>
@@ -1445,33 +1500,8 @@
         <w:rPr>
           <w:b w:val="0"/>
           <w:i/>
-          <w:szCs w:val="28"/>
-        </w:rPr>
-      </w:pPr>
-    </w:p>
-    <w:p>
-      <w:pPr>
-        <w:tabs>
-          <w:tab w:val="left" w:pos="0"/>
-        </w:tabs>
-        <w:ind w:firstLine="709"/>
-        <w:rPr>
-          <w:b w:val="0"/>
-          <w:i/>
-          <w:szCs w:val="28"/>
-        </w:rPr>
-      </w:pPr>
-    </w:p>
-    <w:p>
-      <w:pPr>
-        <w:tabs>
-          <w:tab w:val="left" w:pos="0"/>
-        </w:tabs>
-        <w:ind w:firstLine="709"/>
-        <w:rPr>
-          <w:b w:val="0"/>
-          <w:i/>
-          <w:szCs w:val="28"/>
+          <w:szCs w:val="2"/>
+          <w:sz w:val="2"/>
         </w:rPr>
         <w:sectPr>
           <w:pgSz w:w="11906" w:h="16838"/>
@@ -1479,6 +1509,7 @@
           <w:cols w:space="708"/>
           <w:docGrid w:linePitch="360"/>
         </w:sectPr>
+        <w:spacing w:before="0" w:after="0" w:line="20" w:lineRule="exact"/>
       </w:pPr>
     </w:p>
     <w:p>
@@ -1621,7 +1652,7 @@
             </w:pPr>
             <w:r>
               <w:rPr>
-                <w:rFonts w:eastAsia="Calibri"/>
+                <w:rFonts w:eastAsia="Calibri" w:ascii="Times New Roman" w:hAnsi="Times New Roman"/>
                 <w:sz w:val="24"/>
                 <w:szCs w:val="24"/>
               </w:rPr>
@@ -1654,7 +1685,7 @@
             </w:pPr>
             <w:r>
               <w:rPr>
-                <w:rFonts w:eastAsia="Calibri"/>
+                <w:rFonts w:eastAsia="Calibri" w:ascii="Times New Roman" w:hAnsi="Times New Roman"/>
                 <w:sz w:val="24"/>
                 <w:szCs w:val="24"/>
                 <w:lang w:val="ru-RU"/>
@@ -1663,7 +1694,7 @@
             </w:r>
             <w:r>
               <w:rPr>
-                <w:rFonts w:eastAsia="Calibri"/>
+                <w:rFonts w:eastAsia="Calibri" w:ascii="Times New Roman" w:hAnsi="Times New Roman"/>
                 <w:sz w:val="24"/>
                 <w:szCs w:val="24"/>
                 <w:lang w:val="ru-RU"/>
@@ -1698,7 +1729,7 @@
             </w:pPr>
             <w:r>
               <w:rPr>
-                <w:rFonts w:eastAsia="Calibri"/>
+                <w:rFonts w:eastAsia="Calibri" w:ascii="Times New Roman" w:hAnsi="Times New Roman"/>
                 <w:sz w:val="24"/>
                 <w:szCs w:val="24"/>
                 <w:lang w:val="ru-RU"/>
@@ -1727,7 +1758,7 @@
             </w:pPr>
             <w:r>
               <w:rPr>
-                <w:rFonts w:eastAsia="Calibri"/>
+                <w:rFonts w:eastAsia="Calibri" w:ascii="Times New Roman" w:hAnsi="Times New Roman"/>
                 <w:sz w:val="24"/>
                 <w:szCs w:val="24"/>
                 <w:lang w:val="ru-RU"/>
@@ -1749,7 +1780,7 @@
             </w:pPr>
             <w:r>
               <w:rPr>
-                <w:rFonts w:eastAsia="Calibri"/>
+                <w:rFonts w:eastAsia="Calibri" w:ascii="Times New Roman" w:hAnsi="Times New Roman"/>
                 <w:sz w:val="24"/>
                 <w:szCs w:val="24"/>
                 <w:lang w:val="ru-RU"/>
@@ -1846,7 +1877,7 @@
             </w:pPr>
             <w:r>
               <w:rPr>
-                <w:rFonts w:eastAsia="Calibri"/>
+                <w:rFonts w:eastAsia="Calibri" w:ascii="Times New Roman" w:hAnsi="Times New Roman"/>
                 <w:sz w:val="24"/>
                 <w:szCs w:val="24"/>
                 <w:lang w:val="ru-RU"/>
@@ -1874,7 +1905,7 @@
             </w:pPr>
             <w:r>
               <w:rPr>
-                <w:rFonts w:eastAsia="Calibri"/>
+                <w:rFonts w:eastAsia="Calibri" w:ascii="Times New Roman" w:hAnsi="Times New Roman"/>
                 <w:sz w:val="24"/>
                 <w:szCs w:val="24"/>
                 <w:lang w:val="ru-RU"/>
@@ -1902,7 +1933,7 @@
             <w:proofErr w:type="spellStart"/>
             <w:r>
               <w:rPr>
-                <w:rFonts w:eastAsia="Calibri"/>
+                <w:rFonts w:eastAsia="Calibri" w:ascii="Times New Roman" w:hAnsi="Times New Roman"/>
                 <w:sz w:val="24"/>
                 <w:szCs w:val="24"/>
                 <w:lang w:val="ru-RU"/>
@@ -1912,7 +1943,7 @@
             <w:proofErr w:type="spellEnd"/>
             <w:r>
               <w:rPr>
-                <w:rFonts w:eastAsia="Calibri"/>
+                <w:rFonts w:eastAsia="Calibri" w:ascii="Times New Roman" w:hAnsi="Times New Roman"/>
                 <w:sz w:val="24"/>
                 <w:szCs w:val="24"/>
               </w:rPr>
@@ -1920,7 +1951,7 @@
             </w:r>
             <w:r>
               <w:rPr>
-                <w:rFonts w:eastAsia="Calibri"/>
+                <w:rFonts w:eastAsia="Calibri" w:ascii="Times New Roman" w:hAnsi="Times New Roman"/>
                 <w:sz w:val="24"/>
                 <w:szCs w:val="24"/>
                 <w:lang w:val="ru-RU"/>
@@ -1929,176 +1960,11 @@
             </w:r>
             <w:r>
               <w:rPr>
-                <w:rFonts w:eastAsia="Calibri"/>
+                <w:rFonts w:eastAsia="Calibri" w:ascii="Times New Roman" w:hAnsi="Times New Roman"/>
                 <w:sz w:val="24"/>
                 <w:szCs w:val="24"/>
               </w:rPr>
               <w:t>(навыками)</w:t>
-            </w:r>
-          </w:p>
-        </w:tc>
-      </w:tr>
-      <w:tr>
-        <w:trPr>
-          <w:trHeight w:val="73"/>
-          <w:tblHeader/>
-        </w:trPr>
-        <w:tc>
-          <w:tcPr>
-            <w:tcW w:w="388" w:type="dxa"/>
-            <w:shd w:val="clear" w:color="auto" w:fill="auto"/>
-          </w:tcPr>
-          <w:p>
-            <w:pPr>
-              <w:pStyle w:val="TableParagraph"/>
-              <w:jc w:val="center"/>
-              <w:rPr>
-                <w:rFonts w:eastAsia="Calibri"/>
-                <w:sz w:val="24"/>
-                <w:szCs w:val="24"/>
-              </w:rPr>
-            </w:pPr>
-            <w:r>
-              <w:rPr>
-                <w:rFonts w:eastAsia="Calibri"/>
-                <w:sz w:val="24"/>
-                <w:szCs w:val="24"/>
-              </w:rPr>
-              <w:t>1</w:t>
-            </w:r>
-          </w:p>
-        </w:tc>
-        <w:tc>
-          <w:tcPr>
-            <w:tcW w:w="2627" w:type="dxa"/>
-            <w:tcBorders>
-              <w:right w:val="single" w:sz="4" w:space="0" w:color="auto"/>
-            </w:tcBorders>
-            <w:shd w:val="clear" w:color="auto" w:fill="auto"/>
-          </w:tcPr>
-          <w:p>
-            <w:pPr>
-              <w:pStyle w:val="TableParagraph"/>
-              <w:jc w:val="center"/>
-              <w:rPr>
-                <w:rFonts w:eastAsia="Calibri"/>
-                <w:sz w:val="24"/>
-                <w:szCs w:val="24"/>
-                <w:lang w:val="ru-RU"/>
-              </w:rPr>
-            </w:pPr>
-            <w:r>
-              <w:rPr>
-                <w:rFonts w:eastAsia="Calibri"/>
-                <w:sz w:val="24"/>
-                <w:szCs w:val="24"/>
-              </w:rPr>
-              <w:t>2</w:t>
-            </w:r>
-          </w:p>
-        </w:tc>
-        <w:tc>
-          <w:tcPr>
-            <w:tcW w:w="3240" w:type="dxa"/>
-            <w:tcBorders>
-              <w:left w:val="single" w:sz="4" w:space="0" w:color="auto"/>
-            </w:tcBorders>
-            <w:shd w:val="clear" w:color="auto" w:fill="auto"/>
-          </w:tcPr>
-          <w:p>
-            <w:pPr>
-              <w:pStyle w:val="TableParagraph"/>
-              <w:jc w:val="center"/>
-              <w:rPr>
-                <w:rFonts w:eastAsia="Calibri"/>
-                <w:sz w:val="24"/>
-                <w:szCs w:val="24"/>
-                <w:lang w:val="ru-RU"/>
-              </w:rPr>
-            </w:pPr>
-            <w:r>
-              <w:rPr>
-                <w:rFonts w:eastAsia="Calibri"/>
-                <w:sz w:val="24"/>
-                <w:szCs w:val="24"/>
-                <w:lang w:val="ru-RU"/>
-              </w:rPr>
-              <w:t>3</w:t>
-            </w:r>
-          </w:p>
-        </w:tc>
-        <w:tc>
-          <w:tcPr>
-            <w:tcW w:w="2856" w:type="dxa"/>
-            <w:shd w:val="clear" w:color="auto" w:fill="auto"/>
-          </w:tcPr>
-          <w:p>
-            <w:pPr>
-              <w:pStyle w:val="TableParagraph"/>
-              <w:jc w:val="center"/>
-              <w:rPr>
-                <w:rFonts w:eastAsia="Calibri"/>
-                <w:sz w:val="24"/>
-                <w:szCs w:val="24"/>
-              </w:rPr>
-            </w:pPr>
-            <w:r>
-              <w:rPr>
-                <w:rFonts w:eastAsia="Calibri"/>
-                <w:sz w:val="24"/>
-                <w:szCs w:val="24"/>
-              </w:rPr>
-              <w:t>4</w:t>
-            </w:r>
-          </w:p>
-        </w:tc>
-        <w:tc>
-          <w:tcPr>
-            <w:tcW w:w="2987" w:type="dxa"/>
-            <w:shd w:val="clear" w:color="auto" w:fill="auto"/>
-          </w:tcPr>
-          <w:p>
-            <w:pPr>
-              <w:pStyle w:val="TableParagraph"/>
-              <w:jc w:val="center"/>
-              <w:rPr>
-                <w:rFonts w:eastAsia="Calibri"/>
-                <w:sz w:val="24"/>
-                <w:szCs w:val="24"/>
-              </w:rPr>
-            </w:pPr>
-            <w:r>
-              <w:rPr>
-                <w:rFonts w:eastAsia="Calibri"/>
-                <w:sz w:val="24"/>
-                <w:szCs w:val="24"/>
-              </w:rPr>
-              <w:t>5</w:t>
-            </w:r>
-          </w:p>
-        </w:tc>
-        <w:tc>
-          <w:tcPr>
-            <w:tcW w:w="2955" w:type="dxa"/>
-            <w:shd w:val="clear" w:color="auto" w:fill="auto"/>
-          </w:tcPr>
-          <w:p>
-            <w:pPr>
-              <w:pStyle w:val="TableParagraph"/>
-              <w:jc w:val="center"/>
-              <w:rPr>
-                <w:rFonts w:eastAsia="Calibri"/>
-                <w:sz w:val="24"/>
-                <w:szCs w:val="24"/>
-              </w:rPr>
-            </w:pPr>
-            <w:r>
-              <w:rPr>
-                <w:rFonts w:eastAsia="Calibri"/>
-                <w:sz w:val="24"/>
-                <w:szCs w:val="24"/>
-              </w:rPr>
-              <w:t>6</w:t>
             </w:r>
           </w:p>
         </w:tc>
@@ -2126,7 +1992,7 @@
             </w:pPr>
             <w:r>
               <w:rPr>
-                <w:rFonts w:eastAsia="Calibri"/>
+                <w:rFonts w:eastAsia="Calibri" w:ascii="Times New Roman" w:hAnsi="Times New Roman"/>
                 <w:sz w:val="24"/>
                 <w:szCs w:val="24"/>
                 <w:lang w:val="ru-RU"/>
@@ -2156,7 +2022,7 @@
             </w:pPr>
             <w:r>
               <w:rPr>
-                <w:rFonts w:eastAsia="Calibri"/>
+                <w:rFonts w:eastAsia="Calibri" w:ascii="Times New Roman" w:hAnsi="Times New Roman"/>
                 <w:sz w:val="24"/>
                 <w:szCs w:val="24"/>
                 <w:lang w:val="ru-RU"/>
@@ -2185,7 +2051,7 @@
             </w:pPr>
             <w:r>
               <w:rPr>
-                <w:rFonts w:eastAsia="Calibri"/>
+                <w:rFonts w:eastAsia="Calibri" w:ascii="Times New Roman" w:hAnsi="Times New Roman"/>
                 <w:sz w:val="24"/>
                 <w:szCs w:val="24"/>
                 <w:lang w:val="ru-RU"/>
@@ -2212,24 +2078,158 @@
             </w:pPr>
             <w:r>
               <w:rPr>
+                <w:rFonts w:eastAsia="Calibri" w:ascii="Times New Roman" w:hAnsi="Times New Roman"/>
+                <w:bCs/>
+                <w:sz w:val="24"/>
+                <w:szCs w:val="24"/>
+                <w:lang w:val="ru-RU"/>
+              </w:rPr>
+              <w:t>- систему нормативных правовых актов о</w:t>
+            </w:r>
+            <w:r>
+              <w:rPr>
+                <w:rFonts w:eastAsia="Calibri" w:ascii="Times New Roman" w:hAnsi="Times New Roman"/>
+                <w:bCs/>
+                <w:sz w:val="24"/>
+                <w:szCs w:val="24"/>
+              </w:rPr>
+              <w:t> </w:t>
+            </w:r>
+            <w:r>
+              <w:rPr>
+                <w:rFonts w:eastAsia="Calibri" w:ascii="Times New Roman" w:hAnsi="Times New Roman"/>
+                <w:bCs/>
+                <w:sz w:val="24"/>
+                <w:szCs w:val="24"/>
+                <w:lang w:val="ru-RU"/>
+              </w:rPr>
+              <w:t>противодействии коррупции, основные правовые содержательные характеристики ее проявлений;</w:t>
+            </w:r>
+          </w:p>
+          <w:p>
+            <w:pPr>
+              <w:pStyle w:val="TableParagraph"/>
+              <w:rPr>
                 <w:rFonts w:eastAsia="Calibri"/>
                 <w:bCs/>
                 <w:sz w:val="24"/>
                 <w:szCs w:val="24"/>
                 <w:lang w:val="ru-RU"/>
               </w:rPr>
-              <w:t>- систему нормативных правовых актов о</w:t>
-            </w:r>
-            <w:r>
+            </w:pPr>
+            <w:r>
+              <w:rPr>
+                <w:rFonts w:eastAsia="Calibri" w:ascii="Times New Roman" w:hAnsi="Times New Roman"/>
+                <w:bCs/>
+                <w:sz w:val="24"/>
+                <w:szCs w:val="24"/>
+                <w:lang w:val="ru-RU"/>
+              </w:rPr>
+              <w:t xml:space="preserve">- сущность и основные направления государственной политики в области противодействия коррупционному </w:t>
+            </w:r>
+            <w:r>
+              <w:rPr>
+                <w:rFonts w:eastAsia="Calibri" w:ascii="Times New Roman" w:hAnsi="Times New Roman"/>
+                <w:bCs/>
+                <w:sz w:val="24"/>
+                <w:szCs w:val="24"/>
+                <w:lang w:val="ru-RU"/>
+              </w:rPr>
+              <w:lastRenderedPageBreak/>
+              <w:t>поведению;</w:t>
+            </w:r>
+          </w:p>
+          <w:p>
+            <w:pPr>
+              <w:pStyle w:val="TableParagraph"/>
+              <w:rPr>
+                <w:rFonts w:eastAsia="Calibri"/>
+                <w:sz w:val="24"/>
+                <w:szCs w:val="24"/>
+                <w:lang w:val="ru-RU"/>
+              </w:rPr>
+            </w:pPr>
+            <w:r>
+              <w:rPr>
+                <w:rFonts w:eastAsia="Calibri" w:ascii="Times New Roman" w:hAnsi="Times New Roman"/>
+                <w:bCs/>
+                <w:sz w:val="24"/>
+                <w:szCs w:val="24"/>
+                <w:lang w:val="ru-RU"/>
+              </w:rPr>
+              <w:t>- основные законодательно закрепленные антикоррупционные запреты и ограничения</w:t>
+            </w:r>
+          </w:p>
+        </w:tc>
+        <w:tc>
+          <w:tcPr>
+            <w:tcW w:w="2987" w:type="dxa"/>
+            <w:shd w:val="clear" w:color="auto" w:fill="auto"/>
+          </w:tcPr>
+          <w:p>
+            <w:pPr>
+              <w:pStyle w:val="TableParagraph"/>
               <w:rPr>
                 <w:rFonts w:eastAsia="Calibri"/>
                 <w:bCs/>
                 <w:sz w:val="24"/>
                 <w:szCs w:val="24"/>
-              </w:rPr>
-              <w:t> </w:t>
-            </w:r>
-            <w:r>
+                <w:lang w:val="ru-RU"/>
+              </w:rPr>
+            </w:pPr>
+            <w:r>
+              <w:rPr>
+                <w:rFonts w:eastAsia="Calibri" w:ascii="Times New Roman" w:hAnsi="Times New Roman"/>
+                <w:bCs/>
+                <w:sz w:val="24"/>
+                <w:szCs w:val="24"/>
+                <w:lang w:val="ru-RU"/>
+              </w:rPr>
+              <w:lastRenderedPageBreak/>
+              <w:t>- оценивать поведение как коррупционное, основываясь на нормативно-правовых актах;</w:t>
+            </w:r>
+          </w:p>
+          <w:p>
+            <w:pPr>
+              <w:pStyle w:val="TableParagraph"/>
+              <w:rPr>
+                <w:rFonts w:eastAsia="Calibri"/>
+                <w:sz w:val="24"/>
+                <w:szCs w:val="24"/>
+                <w:lang w:val="ru-RU"/>
+              </w:rPr>
+            </w:pPr>
+            <w:r>
+              <w:rPr>
+                <w:rFonts w:eastAsia="Calibri" w:ascii="Times New Roman" w:hAnsi="Times New Roman"/>
+                <w:b/>
+                <w:bCs/>
+                <w:sz w:val="24"/>
+                <w:szCs w:val="24"/>
+                <w:lang w:val="ru-RU"/>
+              </w:rPr>
+              <w:t xml:space="preserve">- </w:t>
+            </w:r>
+            <w:r>
+              <w:rPr>
+                <w:rFonts w:eastAsia="Calibri" w:ascii="Times New Roman" w:hAnsi="Times New Roman"/>
+                <w:bCs/>
+                <w:sz w:val="24"/>
+                <w:szCs w:val="24"/>
+                <w:lang w:val="ru-RU"/>
+              </w:rPr>
+              <w:t>анализировать социально-негативные последствия проявлений коррупции и меры противодействия ей</w:t>
+            </w:r>
+          </w:p>
+        </w:tc>
+        <w:tc>
+          <w:tcPr>
+            <w:tcW w:w="2955" w:type="dxa"/>
+            <w:shd w:val="clear" w:color="auto" w:fill="auto"/>
+          </w:tcPr>
+          <w:p>
+            <w:pPr>
+              <w:pStyle w:val="TableParagraph"/>
               <w:rPr>
                 <w:rFonts w:eastAsia="Calibri"/>
                 <w:bCs/>
@@ -2237,7 +2237,35 @@
                 <w:szCs w:val="24"/>
                 <w:lang w:val="ru-RU"/>
               </w:rPr>
-              <w:t>противодействии коррупции, основные правовые содержательные характеристики ее проявлений;</w:t>
+            </w:pPr>
+            <w:r>
+              <w:rPr>
+                <w:rFonts w:eastAsia="Calibri" w:ascii="Times New Roman" w:hAnsi="Times New Roman"/>
+                <w:bCs/>
+                <w:sz w:val="24"/>
+                <w:szCs w:val="24"/>
+                <w:lang w:val="ru-RU"/>
+              </w:rPr>
+              <w:t>- юридической терминологией в</w:t>
+            </w:r>
+            <w:r>
+              <w:rPr>
+                <w:rFonts w:eastAsia="Calibri" w:ascii="Times New Roman" w:hAnsi="Times New Roman"/>
+                <w:bCs/>
+                <w:sz w:val="24"/>
+                <w:szCs w:val="24"/>
+              </w:rPr>
+              <w:t> </w:t>
+            </w:r>
+            <w:r>
+              <w:rPr>
+                <w:rFonts w:eastAsia="Calibri" w:ascii="Times New Roman" w:hAnsi="Times New Roman"/>
+                <w:bCs/>
+                <w:sz w:val="24"/>
+                <w:szCs w:val="24"/>
+                <w:lang w:val="ru-RU"/>
+              </w:rPr>
+              <w:t>области противодействия коррупции;</w:t>
             </w:r>
           </w:p>
           <w:p>
@@ -2253,209 +2281,47 @@
             </w:pPr>
             <w:r>
               <w:rPr>
+                <w:rFonts w:eastAsia="Calibri" w:ascii="Times New Roman" w:hAnsi="Times New Roman"/>
+                <w:bCs/>
+                <w:sz w:val="24"/>
+                <w:szCs w:val="24"/>
+                <w:lang w:val="ru-RU"/>
+              </w:rPr>
+              <w:t>- основами правовой культуры, нормами служебной этики, следование которым связывается с</w:t>
+            </w:r>
+            <w:r>
+              <w:rPr>
+                <w:rFonts w:eastAsia="Calibri" w:ascii="Times New Roman" w:hAnsi="Times New Roman"/>
+                <w:bCs/>
+                <w:sz w:val="24"/>
+                <w:szCs w:val="24"/>
+              </w:rPr>
+              <w:t> </w:t>
+            </w:r>
+            <w:r>
+              <w:rPr>
+                <w:rFonts w:eastAsia="Calibri" w:ascii="Times New Roman" w:hAnsi="Times New Roman"/>
+                <w:bCs/>
+                <w:sz w:val="24"/>
+                <w:szCs w:val="24"/>
+                <w:lang w:val="ru-RU"/>
+              </w:rPr>
+              <w:t>устойчивым формированием антикоррупционного поведения;</w:t>
+            </w:r>
+          </w:p>
+          <w:p>
+            <w:pPr>
+              <w:pStyle w:val="TableParagraph"/>
+              <w:rPr>
                 <w:rFonts w:eastAsia="Calibri"/>
-                <w:bCs/>
                 <w:sz w:val="24"/>
                 <w:szCs w:val="24"/>
                 <w:lang w:val="ru-RU"/>
               </w:rPr>
-              <w:t xml:space="preserve">- сущность и основные направления государственной политики в области противодействия коррупционному </w:t>
-            </w:r>
-            <w:r>
-              <w:rPr>
-                <w:rFonts w:eastAsia="Calibri"/>
-                <w:bCs/>
-                <w:sz w:val="24"/>
-                <w:szCs w:val="24"/>
-                <w:lang w:val="ru-RU"/>
-              </w:rPr>
-              <w:lastRenderedPageBreak/>
-              <w:t>поведению;</w:t>
-            </w:r>
-          </w:p>
-          <w:p>
-            <w:pPr>
-              <w:pStyle w:val="TableParagraph"/>
-              <w:rPr>
-                <w:rFonts w:eastAsia="Calibri"/>
-                <w:sz w:val="24"/>
-                <w:szCs w:val="24"/>
-                <w:lang w:val="ru-RU"/>
-              </w:rPr>
-            </w:pPr>
-            <w:r>
-              <w:rPr>
-                <w:rFonts w:eastAsia="Calibri"/>
-                <w:bCs/>
-                <w:sz w:val="24"/>
-                <w:szCs w:val="24"/>
-                <w:lang w:val="ru-RU"/>
-              </w:rPr>
-              <w:t>- основные законодательно закрепленные антикоррупционные запреты и ограничения</w:t>
-            </w:r>
-          </w:p>
-        </w:tc>
-        <w:tc>
-          <w:tcPr>
-            <w:tcW w:w="2987" w:type="dxa"/>
-            <w:shd w:val="clear" w:color="auto" w:fill="auto"/>
-          </w:tcPr>
-          <w:p>
-            <w:pPr>
-              <w:pStyle w:val="TableParagraph"/>
-              <w:rPr>
-                <w:rFonts w:eastAsia="Calibri"/>
-                <w:bCs/>
-                <w:sz w:val="24"/>
-                <w:szCs w:val="24"/>
-                <w:lang w:val="ru-RU"/>
-              </w:rPr>
-            </w:pPr>
-            <w:r>
-              <w:rPr>
-                <w:rFonts w:eastAsia="Calibri"/>
-                <w:bCs/>
-                <w:sz w:val="24"/>
-                <w:szCs w:val="24"/>
-                <w:lang w:val="ru-RU"/>
-              </w:rPr>
-              <w:lastRenderedPageBreak/>
-              <w:t>- оценивать поведение как коррупционное, основываясь на нормативно-правовых актах;</w:t>
-            </w:r>
-          </w:p>
-          <w:p>
-            <w:pPr>
-              <w:pStyle w:val="TableParagraph"/>
-              <w:rPr>
-                <w:rFonts w:eastAsia="Calibri"/>
-                <w:sz w:val="24"/>
-                <w:szCs w:val="24"/>
-                <w:lang w:val="ru-RU"/>
-              </w:rPr>
-            </w:pPr>
-            <w:r>
-              <w:rPr>
-                <w:rFonts w:eastAsia="Calibri"/>
-                <w:b/>
-                <w:bCs/>
-                <w:sz w:val="24"/>
-                <w:szCs w:val="24"/>
-                <w:lang w:val="ru-RU"/>
-              </w:rPr>
-              <w:t xml:space="preserve">- </w:t>
-            </w:r>
-            <w:r>
-              <w:rPr>
-                <w:rFonts w:eastAsia="Calibri"/>
-                <w:bCs/>
-                <w:sz w:val="24"/>
-                <w:szCs w:val="24"/>
-                <w:lang w:val="ru-RU"/>
-              </w:rPr>
-              <w:t>анализировать социально-негативные последствия проявлений коррупции и меры противодействия ей</w:t>
-            </w:r>
-          </w:p>
-        </w:tc>
-        <w:tc>
-          <w:tcPr>
-            <w:tcW w:w="2955" w:type="dxa"/>
-            <w:shd w:val="clear" w:color="auto" w:fill="auto"/>
-          </w:tcPr>
-          <w:p>
-            <w:pPr>
-              <w:pStyle w:val="TableParagraph"/>
-              <w:rPr>
-                <w:rFonts w:eastAsia="Calibri"/>
-                <w:bCs/>
-                <w:sz w:val="24"/>
-                <w:szCs w:val="24"/>
-                <w:lang w:val="ru-RU"/>
-              </w:rPr>
-            </w:pPr>
-            <w:r>
-              <w:rPr>
-                <w:rFonts w:eastAsia="Calibri"/>
-                <w:bCs/>
-                <w:sz w:val="24"/>
-                <w:szCs w:val="24"/>
-                <w:lang w:val="ru-RU"/>
-              </w:rPr>
-              <w:t>- юридической терминологией в</w:t>
-            </w:r>
-            <w:r>
-              <w:rPr>
-                <w:rFonts w:eastAsia="Calibri"/>
-                <w:bCs/>
-                <w:sz w:val="24"/>
-                <w:szCs w:val="24"/>
-              </w:rPr>
-              <w:t> </w:t>
-            </w:r>
-            <w:r>
-              <w:rPr>
-                <w:rFonts w:eastAsia="Calibri"/>
-                <w:bCs/>
-                <w:sz w:val="24"/>
-                <w:szCs w:val="24"/>
-                <w:lang w:val="ru-RU"/>
-              </w:rPr>
-              <w:t>области противодействия коррупции;</w:t>
-            </w:r>
-          </w:p>
-          <w:p>
-            <w:pPr>
-              <w:pStyle w:val="TableParagraph"/>
-              <w:rPr>
-                <w:rFonts w:eastAsia="Calibri"/>
-                <w:bCs/>
-                <w:sz w:val="24"/>
-                <w:szCs w:val="24"/>
-                <w:lang w:val="ru-RU"/>
-              </w:rPr>
-            </w:pPr>
-            <w:r>
-              <w:rPr>
-                <w:rFonts w:eastAsia="Calibri"/>
-                <w:bCs/>
-                <w:sz w:val="24"/>
-                <w:szCs w:val="24"/>
-                <w:lang w:val="ru-RU"/>
-              </w:rPr>
-              <w:t>- основами правовой культуры, нормами служебной этики, следование которым связывается с</w:t>
-            </w:r>
-            <w:r>
-              <w:rPr>
-                <w:rFonts w:eastAsia="Calibri"/>
-                <w:bCs/>
-                <w:sz w:val="24"/>
-                <w:szCs w:val="24"/>
-              </w:rPr>
-              <w:t> </w:t>
-            </w:r>
-            <w:r>
-              <w:rPr>
-                <w:rFonts w:eastAsia="Calibri"/>
-                <w:bCs/>
-                <w:sz w:val="24"/>
-                <w:szCs w:val="24"/>
-                <w:lang w:val="ru-RU"/>
-              </w:rPr>
-              <w:t>устойчивым формированием антикоррупционного поведения;</w:t>
-            </w:r>
-          </w:p>
-          <w:p>
-            <w:pPr>
-              <w:pStyle w:val="TableParagraph"/>
-              <w:rPr>
-                <w:rFonts w:eastAsia="Calibri"/>
-                <w:sz w:val="24"/>
-                <w:szCs w:val="24"/>
-                <w:lang w:val="ru-RU"/>
-              </w:rPr>
-            </w:pPr>
-            <w:r>
-              <w:rPr>
-                <w:rFonts w:eastAsia="Calibri"/>
+            </w:pPr>
+            <w:r>
+              <w:rPr>
+                <w:rFonts w:eastAsia="Calibri" w:ascii="Times New Roman" w:hAnsi="Times New Roman"/>
                 <w:bCs/>
                 <w:sz w:val="24"/>
                 <w:szCs w:val="24"/>
@@ -2549,7 +2415,7 @@
             </w:pPr>
             <w:r>
               <w:rPr>
-                <w:rFonts w:eastAsia="Calibri"/>
+                <w:rFonts w:eastAsia="Calibri" w:ascii="Times New Roman" w:hAnsi="Times New Roman"/>
                 <w:sz w:val="24"/>
                 <w:szCs w:val="24"/>
                 <w:lang w:val="ru-RU"/>
@@ -2573,6 +2439,7 @@
             </w:pPr>
             <w:r>
               <w:rPr>
+                <w:rFonts w:ascii="Times New Roman" w:hAnsi="Times New Roman"/>
                 <w:b w:val="0"/>
                 <w:sz w:val="24"/>
                 <w:szCs w:val="24"/>
@@ -2592,6 +2459,7 @@
             </w:pPr>
             <w:r>
               <w:rPr>
+                <w:rFonts w:ascii="Times New Roman" w:hAnsi="Times New Roman"/>
                 <w:sz w:val="24"/>
                 <w:szCs w:val="24"/>
                 <w:lang w:val="ru-RU"/>
@@ -2615,6 +2483,7 @@
             </w:pPr>
             <w:r>
               <w:rPr>
+                <w:rFonts w:ascii="Times New Roman" w:hAnsi="Times New Roman"/>
                 <w:b w:val="0"/>
                 <w:sz w:val="24"/>
                 <w:szCs w:val="24"/>
@@ -2634,6 +2503,7 @@
             </w:pPr>
             <w:r>
               <w:rPr>
+                <w:rFonts w:ascii="Times New Roman" w:hAnsi="Times New Roman"/>
                 <w:sz w:val="24"/>
                 <w:szCs w:val="24"/>
                 <w:lang w:val="ru-RU"/>
@@ -2642,6 +2512,7 @@
             </w:r>
             <w:r>
               <w:rPr>
+                <w:rFonts w:ascii="Times New Roman" w:hAnsi="Times New Roman"/>
                 <w:spacing w:val="3"/>
                 <w:sz w:val="24"/>
                 <w:szCs w:val="24"/>
@@ -2651,6 +2522,7 @@
             </w:r>
             <w:r>
               <w:rPr>
+                <w:rFonts w:ascii="Times New Roman" w:hAnsi="Times New Roman"/>
                 <w:sz w:val="24"/>
                 <w:szCs w:val="24"/>
                 <w:lang w:val="ru-RU"/>
@@ -2675,6 +2547,7 @@
             </w:pPr>
             <w:r>
               <w:rPr>
+                <w:rFonts w:ascii="Times New Roman" w:hAnsi="Times New Roman"/>
                 <w:b w:val="0"/>
                 <w:sz w:val="24"/>
                 <w:szCs w:val="24"/>
@@ -2694,6 +2567,7 @@
             </w:pPr>
             <w:r>
               <w:rPr>
+                <w:rFonts w:ascii="Times New Roman" w:hAnsi="Times New Roman"/>
                 <w:sz w:val="24"/>
                 <w:szCs w:val="24"/>
                 <w:lang w:val="ru-RU"/>
@@ -2708,10 +2582,15 @@
       <w:pPr>
         <w:sectPr>
           <w:pgSz w:w="16838" w:h="11906" w:orient="landscape"/>
-          <w:pgMar w:top="1701" w:right="1134" w:bottom="851" w:left="1134" w:header="709" w:footer="709" w:gutter="0"/>
+          <w:pgMar w:top="1701" w:right="1134" w:bottom="1134" w:left="1134" w:header="709" w:footer="709" w:gutter="0"/>
           <w:cols w:space="708"/>
           <w:docGrid w:linePitch="360"/>
         </w:sectPr>
+        <w:spacing w:before="0" w:after="0" w:line="20" w:lineRule="exact"/>
+        <w:rPr>
+          <w:sz w:val="2"/>
+          <w:szCs w:val="2"/>
+        </w:rPr>
       </w:pPr>
     </w:p>
     <w:p>
@@ -2758,8 +2637,7 @@
     </w:p>
     <w:tbl>
       <w:tblPr>
-        <w:tblW w:w="9618" w:type="dxa"/>
-        <w:tblInd w:w="5" w:type="dxa"/>
+        <w:tblW w:w="5000" w:type="pct"/>
         <w:tblBorders>
           <w:top w:val="single" w:sz="4" w:space="0" w:color="000000"/>
           <w:left w:val="single" w:sz="4" w:space="0" w:color="000000"/>
@@ -2776,10 +2654,12 @@
         <w:tblLook w:val="01E0" w:firstRow="1" w:lastRow="1" w:firstColumn="1" w:lastColumn="1" w:noHBand="0" w:noVBand="0"/>
       </w:tblPr>
       <w:tblGrid>
-        <w:gridCol w:w="4232"/>
-        <w:gridCol w:w="1154"/>
-        <w:gridCol w:w="1924"/>
-        <w:gridCol w:w="2308"/>
+        <w:gridCol w:w="454"/>
+        <w:gridCol w:w="1814"/>
+        <w:gridCol w:w="1361"/>
+        <w:gridCol w:w="737"/>
+        <w:gridCol w:w="1587"/>
+        <w:gridCol w:w="3402"/>
       </w:tblGrid>
       <w:tr>
         <w:trPr>
@@ -2787,415 +2667,214 @@
         </w:trPr>
         <w:tc>
           <w:tcPr>
-            <w:shd w:val="clear" w:color="auto" w:fill="auto"/>
+            <w:tcW w:type="dxa" w:w="454"/>
+            <w:vMerge w:val="restart"/>
             <w:vAlign w:val="center"/>
-            <w:tcW w:w="4232" w:type="dxa"/>
-          </w:tcPr>
-          <w:p>
-            <w:pPr>
-              <w:pStyle w:val="TableParagraph"/>
-              <w:tabs>
-                <w:tab w:val="left" w:pos="1627"/>
-                <w:tab w:val="left" w:pos="2572"/>
-                <w:tab w:val="left" w:pos="4128"/>
-              </w:tabs>
-              <w:ind w:left="110" w:right="99"/>
-              <w:rPr>
-                <w:rFonts w:eastAsia="Calibri"/>
-                <w:sz w:val="24"/>
-                <w:szCs w:val="24"/>
-                <w:lang w:val="ru-RU"/>
-              </w:rPr>
+          </w:tcPr>
+          <w:p>
+            <w:pPr>
+              <w:spacing w:before="0" w:after="20" w:line="240" w:lineRule="auto"/>
               <w:jc w:val="center"/>
             </w:pPr>
             <w:r>
               <w:rPr>
-                <w:rFonts w:eastAsia="Calibri"/>
-                <w:sz w:val="24"/>
-                <w:szCs w:val="24"/>
-                <w:lang w:val="ru-RU"/>
-              </w:rPr>
-              <w:t xml:space="preserve">Вид учебной работы</w:t>
-            </w:r>
-          </w:p>
-        </w:tc>
-        <w:tc>
-          <w:tcPr>
-            <w:shd w:val="clear" w:color="auto" w:fill="auto"/>
+                <w:rFonts w:ascii="Times New Roman" w:hAnsi="Times New Roman"/>
+                <w:b/>
+                <w:sz w:val="24"/>
+              </w:rPr>
+              <w:t>№ п/п</w:t>
+            </w:r>
+          </w:p>
+        </w:tc>
+        <w:tc>
+          <w:tcPr>
+            <w:tcW w:type="dxa" w:w="3175"/>
+            <w:gridSpan w:val="2"/>
+            <w:vMerge w:val="restart"/>
             <w:vAlign w:val="center"/>
-            <w:tcW w:w="1154" w:type="dxa"/>
-          </w:tcPr>
-          <w:p>
-            <w:pPr>
-              <w:pStyle w:val="TableParagraph"/>
-              <w:tabs>
-                <w:tab w:val="left" w:pos="1627"/>
-                <w:tab w:val="left" w:pos="2572"/>
-                <w:tab w:val="left" w:pos="4128"/>
-              </w:tabs>
-              <w:ind w:left="110" w:right="99"/>
-              <w:rPr>
-                <w:rFonts w:eastAsia="Calibri"/>
-                <w:sz w:val="24"/>
-                <w:szCs w:val="24"/>
-                <w:lang w:val="ru-RU"/>
-              </w:rPr>
+          </w:tcPr>
+          <w:p>
+            <w:pPr>
+              <w:spacing w:before="0" w:after="20" w:line="240" w:lineRule="auto"/>
               <w:jc w:val="center"/>
             </w:pPr>
             <w:r>
               <w:rPr>
-                <w:rFonts w:eastAsia="Calibri"/>
-                <w:sz w:val="24"/>
-                <w:szCs w:val="24"/>
-                <w:lang w:val="ru-RU"/>
-              </w:rPr>
-              <w:t xml:space="preserve">Всего</w:t>
-            </w:r>
-          </w:p>
-        </w:tc>
-        <w:tc>
-          <w:tcPr>
-            <w:shd w:val="clear" w:color="auto" w:fill="auto"/>
+                <w:rFonts w:ascii="Times New Roman" w:hAnsi="Times New Roman"/>
+                <w:b/>
+                <w:sz w:val="24"/>
+              </w:rPr>
+              <w:t>Вид учебной работы</w:t>
+            </w:r>
+          </w:p>
+        </w:tc>
+        <w:tc>
+          <w:tcPr>
+            <w:tcW w:type="dxa" w:w="737"/>
+            <w:vMerge w:val="restart"/>
             <w:vAlign w:val="center"/>
-            <w:tcW w:w="1924" w:type="dxa"/>
-          </w:tcPr>
-          <w:p>
-            <w:pPr>
-              <w:pStyle w:val="TableParagraph"/>
-              <w:tabs>
-                <w:tab w:val="left" w:pos="1627"/>
-                <w:tab w:val="left" w:pos="2572"/>
-                <w:tab w:val="left" w:pos="4128"/>
-              </w:tabs>
-              <w:ind w:left="110" w:right="99"/>
-              <w:rPr>
-                <w:rFonts w:eastAsia="Calibri"/>
-                <w:sz w:val="24"/>
-                <w:szCs w:val="24"/>
-                <w:lang w:val="ru-RU"/>
-              </w:rPr>
+          </w:tcPr>
+          <w:p>
+            <w:pPr>
+              <w:spacing w:before="0" w:after="20" w:line="240" w:lineRule="auto"/>
               <w:jc w:val="center"/>
             </w:pPr>
             <w:r>
               <w:rPr>
-                <w:rFonts w:eastAsia="Calibri"/>
-                <w:sz w:val="24"/>
-                <w:szCs w:val="24"/>
-                <w:lang w:val="ru-RU"/>
-              </w:rPr>
-              <w:t xml:space="preserve">Практическая</w:t>
-              <w:br/>
-              <w:t xml:space="preserve">подготовка</w:t>
-            </w:r>
-          </w:p>
-        </w:tc>
-        <w:tc>
-          <w:tcPr>
-            <w:shd w:val="clear" w:color="auto" w:fill="auto"/>
+                <w:rFonts w:ascii="Times New Roman" w:hAnsi="Times New Roman"/>
+                <w:b/>
+                <w:sz w:val="24"/>
+              </w:rPr>
+              <w:t>Всего часов</w:t>
+            </w:r>
+          </w:p>
+        </w:tc>
+        <w:tc>
+          <w:tcPr>
+            <w:tcW w:type="dxa" w:w="1587"/>
+            <w:vMerge w:val="restart"/>
             <w:vAlign w:val="center"/>
-            <w:tcW w:w="2308" w:type="dxa"/>
-          </w:tcPr>
-          <w:p>
-            <w:pPr>
-              <w:pStyle w:val="TableParagraph"/>
-              <w:tabs>
-                <w:tab w:val="left" w:pos="1627"/>
-                <w:tab w:val="left" w:pos="2572"/>
-                <w:tab w:val="left" w:pos="4128"/>
-              </w:tabs>
-              <w:ind w:left="110" w:right="99"/>
-              <w:rPr>
-                <w:rFonts w:eastAsia="Calibri"/>
-                <w:sz w:val="24"/>
-                <w:szCs w:val="24"/>
-                <w:lang w:val="ru-RU"/>
-              </w:rPr>
+          </w:tcPr>
+          <w:p>
+            <w:pPr>
+              <w:spacing w:before="0" w:after="20" w:line="240" w:lineRule="auto"/>
               <w:jc w:val="center"/>
             </w:pPr>
             <w:r>
               <w:rPr>
-                <w:rFonts w:eastAsia="Calibri"/>
-                <w:sz w:val="24"/>
-                <w:szCs w:val="24"/>
-                <w:lang w:val="ru-RU"/>
-              </w:rPr>
-              <w:t xml:space="preserve">4 семестр</w:t>
+                <w:rFonts w:ascii="Times New Roman" w:hAnsi="Times New Roman"/>
+                <w:b/>
+                <w:sz w:val="24"/>
+              </w:rPr>
+              <w:t>В том числе практическая подготовка</w:t>
+            </w:r>
+          </w:p>
+        </w:tc>
+        <w:tc>
+          <w:tcPr>
+            <w:tcW w:type="dxa" w:w="3402"/>
+            <w:vAlign w:val="center"/>
+          </w:tcPr>
+          <w:p>
+            <w:pPr>
+              <w:spacing w:before="0" w:after="20" w:line="240" w:lineRule="auto"/>
+              <w:jc w:val="center"/>
+            </w:pPr>
+            <w:r>
+              <w:rPr>
+                <w:rFonts w:ascii="Times New Roman" w:hAnsi="Times New Roman"/>
+                <w:b/>
+                <w:sz w:val="24"/>
+              </w:rPr>
+              <w:t>Семестры / курсы</w:t>
             </w:r>
           </w:p>
         </w:tc>
       </w:tr>
       <w:tr>
-        <w:tc>
-          <w:tcPr>
-            <w:shd w:val="clear" w:color="auto" w:fill="auto"/>
+        <w:trPr>
+          <w:tblHeader/>
+        </w:trPr>
+        <w:tc>
+          <w:tcPr>
+            <w:tcW w:type="dxa" w:w="454"/>
+            <w:vMerge/>
+          </w:tcPr>
+          <w:p/>
+        </w:tc>
+        <w:tc>
+          <w:tcPr>
+            <w:tcW w:type="dxa" w:w="3175"/>
+            <w:gridSpan w:val="2"/>
+            <w:vMerge/>
+          </w:tcPr>
+          <w:p/>
+        </w:tc>
+        <w:tc>
+          <w:tcPr>
+            <w:tcW w:type="dxa" w:w="737"/>
+            <w:vMerge/>
+          </w:tcPr>
+          <w:p/>
+        </w:tc>
+        <w:tc>
+          <w:tcPr>
+            <w:tcW w:type="dxa" w:w="1587"/>
+            <w:vMerge/>
+          </w:tcPr>
+          <w:p/>
+        </w:tc>
+        <w:tc>
+          <w:tcPr>
+            <w:tcW w:type="dxa" w:w="3402"/>
             <w:vAlign w:val="center"/>
-            <w:tcW w:w="4232" w:type="dxa"/>
-          </w:tcPr>
-          <w:p>
-            <w:pPr>
-              <w:pStyle w:val="TableParagraph"/>
-              <w:tabs>
-                <w:tab w:val="left" w:pos="1627"/>
-                <w:tab w:val="left" w:pos="2572"/>
-                <w:tab w:val="left" w:pos="4128"/>
-              </w:tabs>
-              <w:ind w:left="110" w:right="99"/>
-              <w:rPr>
-                <w:rFonts w:eastAsia="Calibri"/>
-                <w:sz w:val="24"/>
-                <w:szCs w:val="24"/>
-                <w:lang w:val="ru-RU"/>
-              </w:rPr>
-              <w:jc w:val="left"/>
-            </w:pPr>
-            <w:r>
-              <w:rPr>
-                <w:rFonts w:eastAsia="Calibri"/>
-                <w:sz w:val="24"/>
-                <w:szCs w:val="24"/>
-                <w:lang w:val="ru-RU"/>
-              </w:rPr>
-              <w:t xml:space="preserve">Контактная работа обучающихся с преподавателем, часов</w:t>
-            </w:r>
-          </w:p>
-        </w:tc>
-        <w:tc>
-          <w:tcPr>
-            <w:shd w:val="clear" w:color="auto" w:fill="auto"/>
-            <w:vAlign w:val="center"/>
-            <w:tcW w:w="1154" w:type="dxa"/>
-          </w:tcPr>
-          <w:p>
-            <w:pPr>
-              <w:pStyle w:val="TableParagraph"/>
-              <w:tabs>
-                <w:tab w:val="left" w:pos="1627"/>
-                <w:tab w:val="left" w:pos="2572"/>
-                <w:tab w:val="left" w:pos="4128"/>
-              </w:tabs>
-              <w:ind w:left="110" w:right="99"/>
-              <w:rPr>
-                <w:rFonts w:eastAsia="Calibri"/>
-                <w:sz w:val="24"/>
-                <w:szCs w:val="24"/>
-                <w:lang w:val="ru-RU"/>
-              </w:rPr>
+          </w:tcPr>
+          <w:p>
+            <w:pPr>
+              <w:spacing w:before="0" w:after="20" w:line="240" w:lineRule="auto"/>
               <w:jc w:val="center"/>
             </w:pPr>
             <w:r>
               <w:rPr>
-                <w:rFonts w:eastAsia="Calibri"/>
-                <w:sz w:val="24"/>
-                <w:szCs w:val="24"/>
-                <w:lang w:val="ru-RU"/>
-              </w:rPr>
-              <w:t xml:space="preserve">26</w:t>
-            </w:r>
-          </w:p>
-        </w:tc>
-        <w:tc>
-          <w:tcPr>
-            <w:shd w:val="clear" w:color="auto" w:fill="auto"/>
-            <w:vAlign w:val="center"/>
-            <w:tcW w:w="1924" w:type="dxa"/>
-          </w:tcPr>
-          <w:p>
-            <w:pPr>
-              <w:pStyle w:val="TableParagraph"/>
-              <w:tabs>
-                <w:tab w:val="left" w:pos="1627"/>
-                <w:tab w:val="left" w:pos="2572"/>
-                <w:tab w:val="left" w:pos="4128"/>
-              </w:tabs>
-              <w:ind w:left="110" w:right="99"/>
-              <w:rPr>
-                <w:rFonts w:eastAsia="Calibri"/>
-                <w:sz w:val="24"/>
-                <w:szCs w:val="24"/>
-                <w:lang w:val="ru-RU"/>
-              </w:rPr>
-              <w:jc w:val="center"/>
-            </w:pPr>
-            <w:r>
-              <w:rPr>
-                <w:rFonts w:eastAsia="Calibri"/>
-                <w:sz w:val="24"/>
-                <w:szCs w:val="24"/>
-                <w:lang w:val="ru-RU"/>
-              </w:rPr>
-              <w:t xml:space="preserve">—</w:t>
-            </w:r>
-          </w:p>
-        </w:tc>
-        <w:tc>
-          <w:tcPr>
-            <w:shd w:val="clear" w:color="auto" w:fill="auto"/>
-            <w:vAlign w:val="center"/>
-            <w:tcW w:w="2308" w:type="dxa"/>
-          </w:tcPr>
-          <w:p>
-            <w:pPr>
-              <w:pStyle w:val="TableParagraph"/>
-              <w:tabs>
-                <w:tab w:val="left" w:pos="1627"/>
-                <w:tab w:val="left" w:pos="2572"/>
-                <w:tab w:val="left" w:pos="4128"/>
-              </w:tabs>
-              <w:ind w:left="110" w:right="99"/>
-              <w:rPr>
-                <w:rFonts w:eastAsia="Calibri"/>
-                <w:sz w:val="24"/>
-                <w:szCs w:val="24"/>
-                <w:lang w:val="ru-RU"/>
-              </w:rPr>
-              <w:jc w:val="center"/>
-            </w:pPr>
-            <w:r>
-              <w:rPr>
-                <w:rFonts w:eastAsia="Calibri"/>
-                <w:sz w:val="24"/>
-                <w:szCs w:val="24"/>
-                <w:lang w:val="ru-RU"/>
-              </w:rPr>
-              <w:t xml:space="preserve">26</w:t>
+                <w:rFonts w:ascii="Times New Roman" w:hAnsi="Times New Roman"/>
+                <w:b/>
+                <w:sz w:val="24"/>
+              </w:rPr>
+              <w:t>№ 4</w:t>
             </w:r>
           </w:p>
         </w:tc>
       </w:tr>
       <w:tr>
-        <w:tc>
-          <w:tcPr>
-            <w:shd w:val="clear" w:color="auto" w:fill="auto"/>
+        <w:trPr>
+          <w:tblHeader/>
+        </w:trPr>
+        <w:tc>
+          <w:tcPr>
+            <w:tcW w:type="dxa" w:w="454"/>
+            <w:vMerge/>
+          </w:tcPr>
+          <w:p/>
+        </w:tc>
+        <w:tc>
+          <w:tcPr>
+            <w:tcW w:type="dxa" w:w="3175"/>
+            <w:gridSpan w:val="2"/>
+            <w:vMerge/>
+          </w:tcPr>
+          <w:p/>
+        </w:tc>
+        <w:tc>
+          <w:tcPr>
+            <w:tcW w:type="dxa" w:w="737"/>
+            <w:vMerge/>
+          </w:tcPr>
+          <w:p/>
+        </w:tc>
+        <w:tc>
+          <w:tcPr>
+            <w:tcW w:type="dxa" w:w="1587"/>
+            <w:vMerge/>
+          </w:tcPr>
+          <w:p/>
+        </w:tc>
+        <w:tc>
+          <w:tcPr>
+            <w:tcW w:type="dxa" w:w="3402"/>
             <w:vAlign w:val="center"/>
-            <w:tcW w:w="4232" w:type="dxa"/>
-          </w:tcPr>
-          <w:p>
-            <w:pPr>
-              <w:pStyle w:val="TableParagraph"/>
-              <w:tabs>
-                <w:tab w:val="left" w:pos="1627"/>
-                <w:tab w:val="left" w:pos="2572"/>
-                <w:tab w:val="left" w:pos="4128"/>
-              </w:tabs>
-              <w:ind w:left="110" w:right="99"/>
-              <w:rPr>
-                <w:rFonts w:eastAsia="Calibri"/>
-                <w:sz w:val="24"/>
-                <w:szCs w:val="24"/>
-                <w:lang w:val="ru-RU"/>
-              </w:rPr>
-              <w:jc w:val="left"/>
-            </w:pPr>
-            <w:r>
-              <w:rPr>
-                <w:rFonts w:eastAsia="Calibri"/>
-                <w:sz w:val="24"/>
-                <w:szCs w:val="24"/>
-                <w:lang w:val="ru-RU"/>
-              </w:rPr>
-              <w:t xml:space="preserve">Лекции (Л), часов</w:t>
-            </w:r>
-          </w:p>
-        </w:tc>
-        <w:tc>
-          <w:tcPr>
-            <w:shd w:val="clear" w:color="auto" w:fill="auto"/>
-            <w:vAlign w:val="center"/>
-            <w:tcW w:w="1154" w:type="dxa"/>
-          </w:tcPr>
-          <w:p>
-            <w:pPr>
-              <w:pStyle w:val="TableParagraph"/>
-              <w:tabs>
-                <w:tab w:val="left" w:pos="1627"/>
-                <w:tab w:val="left" w:pos="2572"/>
-                <w:tab w:val="left" w:pos="4128"/>
-              </w:tabs>
-              <w:ind w:left="110" w:right="99"/>
-              <w:rPr>
-                <w:rFonts w:eastAsia="Calibri"/>
-                <w:sz w:val="24"/>
-                <w:szCs w:val="24"/>
-                <w:lang w:val="ru-RU"/>
-              </w:rPr>
+          </w:tcPr>
+          <w:p>
+            <w:pPr>
+              <w:spacing w:before="0" w:after="20" w:line="240" w:lineRule="auto"/>
               <w:jc w:val="center"/>
             </w:pPr>
             <w:r>
               <w:rPr>
-                <w:rFonts w:eastAsia="Calibri"/>
-                <w:sz w:val="24"/>
-                <w:szCs w:val="24"/>
-                <w:lang w:val="ru-RU"/>
-              </w:rPr>
-              <w:t xml:space="preserve">8</w:t>
-            </w:r>
-          </w:p>
-        </w:tc>
-        <w:tc>
-          <w:tcPr>
-            <w:shd w:val="clear" w:color="auto" w:fill="auto"/>
-            <w:vAlign w:val="center"/>
-            <w:tcW w:w="1924" w:type="dxa"/>
-          </w:tcPr>
-          <w:p>
-            <w:pPr>
-              <w:pStyle w:val="TableParagraph"/>
-              <w:tabs>
-                <w:tab w:val="left" w:pos="1627"/>
-                <w:tab w:val="left" w:pos="2572"/>
-                <w:tab w:val="left" w:pos="4128"/>
-              </w:tabs>
-              <w:ind w:left="110" w:right="99"/>
-              <w:rPr>
-                <w:rFonts w:eastAsia="Calibri"/>
-                <w:sz w:val="24"/>
-                <w:szCs w:val="24"/>
-                <w:lang w:val="ru-RU"/>
-              </w:rPr>
-              <w:jc w:val="center"/>
-            </w:pPr>
-            <w:r>
-              <w:rPr>
-                <w:rFonts w:eastAsia="Calibri"/>
-                <w:sz w:val="24"/>
-                <w:szCs w:val="24"/>
-                <w:lang w:val="ru-RU"/>
-              </w:rPr>
-              <w:t xml:space="preserve">—</w:t>
-            </w:r>
-          </w:p>
-        </w:tc>
-        <w:tc>
-          <w:tcPr>
-            <w:shd w:val="clear" w:color="auto" w:fill="auto"/>
-            <w:vAlign w:val="center"/>
-            <w:tcW w:w="2308" w:type="dxa"/>
-          </w:tcPr>
-          <w:p>
-            <w:pPr>
-              <w:pStyle w:val="TableParagraph"/>
-              <w:tabs>
-                <w:tab w:val="left" w:pos="1627"/>
-                <w:tab w:val="left" w:pos="2572"/>
-                <w:tab w:val="left" w:pos="4128"/>
-              </w:tabs>
-              <w:ind w:left="110" w:right="99"/>
-              <w:rPr>
-                <w:rFonts w:eastAsia="Calibri"/>
-                <w:sz w:val="24"/>
-                <w:szCs w:val="24"/>
-                <w:lang w:val="ru-RU"/>
-              </w:rPr>
-              <w:jc w:val="center"/>
-            </w:pPr>
-            <w:r>
-              <w:rPr>
-                <w:rFonts w:eastAsia="Calibri"/>
-                <w:sz w:val="24"/>
-                <w:szCs w:val="24"/>
-                <w:lang w:val="ru-RU"/>
-              </w:rPr>
-              <w:t xml:space="preserve">8</w:t>
+                <w:rFonts w:ascii="Times New Roman" w:hAnsi="Times New Roman"/>
+                <w:b/>
+                <w:sz w:val="24"/>
+              </w:rPr>
+              <w:t>часов</w:t>
             </w:r>
           </w:p>
         </w:tc>
@@ -3203,137 +2882,102 @@
       <w:tr>
         <w:tc>
           <w:tcPr>
-            <w:shd w:val="clear" w:color="auto" w:fill="auto"/>
+            <w:tcW w:type="dxa" w:w="454"/>
             <w:vAlign w:val="center"/>
-            <w:tcW w:w="4232" w:type="dxa"/>
-          </w:tcPr>
-          <w:p>
-            <w:pPr>
-              <w:pStyle w:val="TableParagraph"/>
-              <w:tabs>
-                <w:tab w:val="left" w:pos="1627"/>
-                <w:tab w:val="left" w:pos="2572"/>
-                <w:tab w:val="left" w:pos="4128"/>
-              </w:tabs>
-              <w:ind w:left="110" w:right="99"/>
-              <w:rPr>
-                <w:rFonts w:eastAsia="Calibri"/>
-                <w:sz w:val="24"/>
-                <w:szCs w:val="24"/>
-                <w:lang w:val="ru-RU"/>
-              </w:rPr>
+          </w:tcPr>
+          <w:p>
+            <w:pPr>
+              <w:spacing w:before="0" w:after="20" w:line="240" w:lineRule="auto"/>
+              <w:jc w:val="center"/>
+            </w:pPr>
+            <w:r>
+              <w:rPr>
+                <w:rFonts w:ascii="Times New Roman" w:hAnsi="Times New Roman"/>
+                <w:b w:val="0"/>
+                <w:sz w:val="24"/>
+              </w:rPr>
+              <w:t>1</w:t>
+            </w:r>
+          </w:p>
+        </w:tc>
+        <w:tc>
+          <w:tcPr>
+            <w:tcW w:type="dxa" w:w="3175"/>
+            <w:gridSpan w:val="2"/>
+            <w:vAlign w:val="center"/>
+          </w:tcPr>
+          <w:p>
+            <w:pPr>
+              <w:spacing w:before="0" w:after="20" w:line="240" w:lineRule="auto"/>
               <w:jc w:val="left"/>
             </w:pPr>
             <w:r>
               <w:rPr>
-                <w:rFonts w:eastAsia="Calibri"/>
-                <w:sz w:val="24"/>
-                <w:szCs w:val="24"/>
-                <w:lang w:val="ru-RU"/>
-              </w:rPr>
-              <w:t xml:space="preserve">Практические занятия (ПЗ), семинары (С), часов</w:t>
-            </w:r>
-          </w:p>
-        </w:tc>
-        <w:tc>
-          <w:tcPr>
-            <w:shd w:val="clear" w:color="auto" w:fill="auto"/>
+                <w:rFonts w:ascii="Times New Roman" w:hAnsi="Times New Roman"/>
+                <w:b/>
+                <w:sz w:val="24"/>
+              </w:rPr>
+              <w:t>Контактная работа обучающихся с преподавателем (по видам учебных занятий), всего</w:t>
+            </w:r>
+          </w:p>
+        </w:tc>
+        <w:tc>
+          <w:tcPr>
+            <w:tcW w:type="dxa" w:w="737"/>
             <w:vAlign w:val="center"/>
-            <w:tcW w:w="1154" w:type="dxa"/>
-          </w:tcPr>
-          <w:p>
-            <w:pPr>
-              <w:pStyle w:val="TableParagraph"/>
-              <w:tabs>
-                <w:tab w:val="left" w:pos="1627"/>
-                <w:tab w:val="left" w:pos="2572"/>
-                <w:tab w:val="left" w:pos="4128"/>
-              </w:tabs>
-              <w:ind w:left="110" w:right="99"/>
-              <w:rPr>
-                <w:rFonts w:eastAsia="Calibri"/>
-                <w:sz w:val="24"/>
-                <w:szCs w:val="24"/>
-                <w:lang w:val="ru-RU"/>
-              </w:rPr>
+          </w:tcPr>
+          <w:p>
+            <w:pPr>
+              <w:spacing w:before="0" w:after="20" w:line="240" w:lineRule="auto"/>
               <w:jc w:val="center"/>
             </w:pPr>
             <w:r>
               <w:rPr>
-                <w:rFonts w:eastAsia="Calibri"/>
-                <w:sz w:val="24"/>
-                <w:szCs w:val="24"/>
-                <w:lang w:val="ru-RU"/>
-              </w:rPr>
-              <w:t xml:space="preserve">18</w:t>
-            </w:r>
-          </w:p>
-        </w:tc>
-        <w:tc>
-          <w:tcPr>
-            <w:shd w:val="clear" w:color="auto" w:fill="auto"/>
+                <w:rFonts w:ascii="Times New Roman" w:hAnsi="Times New Roman"/>
+                <w:b w:val="0"/>
+                <w:sz w:val="24"/>
+              </w:rPr>
+              <w:t>26</w:t>
+            </w:r>
+          </w:p>
+        </w:tc>
+        <w:tc>
+          <w:tcPr>
+            <w:tcW w:type="dxa" w:w="1587"/>
             <w:vAlign w:val="center"/>
-            <w:tcW w:w="1924" w:type="dxa"/>
-          </w:tcPr>
-          <w:p>
-            <w:pPr>
-              <w:pStyle w:val="TableParagraph"/>
-              <w:tabs>
-                <w:tab w:val="left" w:pos="1627"/>
-                <w:tab w:val="left" w:pos="2572"/>
-                <w:tab w:val="left" w:pos="4128"/>
-              </w:tabs>
-              <w:ind w:left="110" w:right="99"/>
-              <w:rPr>
-                <w:rFonts w:eastAsia="Calibri"/>
-                <w:sz w:val="24"/>
-                <w:szCs w:val="24"/>
-                <w:lang w:val="ru-RU"/>
-              </w:rPr>
+          </w:tcPr>
+          <w:p>
+            <w:pPr>
+              <w:spacing w:before="0" w:after="20" w:line="240" w:lineRule="auto"/>
               <w:jc w:val="center"/>
             </w:pPr>
             <w:r>
               <w:rPr>
-                <w:rFonts w:eastAsia="Calibri"/>
-                <w:sz w:val="24"/>
-                <w:szCs w:val="24"/>
-                <w:lang w:val="ru-RU"/>
-              </w:rPr>
-              <w:t xml:space="preserve">—</w:t>
-            </w:r>
-          </w:p>
-        </w:tc>
-        <w:tc>
-          <w:tcPr>
-            <w:shd w:val="clear" w:color="auto" w:fill="auto"/>
+                <w:rFonts w:ascii="Times New Roman" w:hAnsi="Times New Roman"/>
+                <w:b w:val="0"/>
+                <w:sz w:val="24"/>
+              </w:rPr>
+              <w:t>0</w:t>
+            </w:r>
+          </w:p>
+        </w:tc>
+        <w:tc>
+          <w:tcPr>
+            <w:tcW w:type="dxa" w:w="3402"/>
             <w:vAlign w:val="center"/>
-            <w:tcW w:w="2308" w:type="dxa"/>
-          </w:tcPr>
-          <w:p>
-            <w:pPr>
-              <w:pStyle w:val="TableParagraph"/>
-              <w:tabs>
-                <w:tab w:val="left" w:pos="1627"/>
-                <w:tab w:val="left" w:pos="2572"/>
-                <w:tab w:val="left" w:pos="4128"/>
-              </w:tabs>
-              <w:ind w:left="110" w:right="99"/>
-              <w:rPr>
-                <w:rFonts w:eastAsia="Calibri"/>
-                <w:sz w:val="24"/>
-                <w:szCs w:val="24"/>
-                <w:lang w:val="ru-RU"/>
-              </w:rPr>
+          </w:tcPr>
+          <w:p>
+            <w:pPr>
+              <w:spacing w:before="0" w:after="20" w:line="240" w:lineRule="auto"/>
               <w:jc w:val="center"/>
             </w:pPr>
             <w:r>
               <w:rPr>
-                <w:rFonts w:eastAsia="Calibri"/>
-                <w:sz w:val="24"/>
-                <w:szCs w:val="24"/>
-                <w:lang w:val="ru-RU"/>
-              </w:rPr>
-              <w:t xml:space="preserve">18</w:t>
+                <w:rFonts w:ascii="Times New Roman" w:hAnsi="Times New Roman"/>
+                <w:b w:val="0"/>
+                <w:sz w:val="24"/>
+              </w:rPr>
+              <w:t>26</w:t>
             </w:r>
           </w:p>
         </w:tc>
@@ -3341,275 +2985,162 @@
       <w:tr>
         <w:tc>
           <w:tcPr>
-            <w:shd w:val="clear" w:color="auto" w:fill="auto"/>
+            <w:tcW w:type="dxa" w:w="454"/>
             <w:vAlign w:val="center"/>
-            <w:tcW w:w="4232" w:type="dxa"/>
-          </w:tcPr>
-          <w:p>
-            <w:pPr>
-              <w:pStyle w:val="TableParagraph"/>
-              <w:tabs>
-                <w:tab w:val="left" w:pos="1627"/>
-                <w:tab w:val="left" w:pos="2572"/>
-                <w:tab w:val="left" w:pos="4128"/>
-              </w:tabs>
-              <w:ind w:left="110" w:right="99"/>
-              <w:rPr>
-                <w:rFonts w:eastAsia="Calibri"/>
-                <w:sz w:val="24"/>
-                <w:szCs w:val="24"/>
-                <w:lang w:val="ru-RU"/>
-              </w:rPr>
+          </w:tcPr>
+          <w:p>
+            <w:pPr>
+              <w:spacing w:before="0" w:after="20" w:line="240" w:lineRule="auto"/>
+              <w:jc w:val="center"/>
+            </w:pPr>
+            <w:r>
+              <w:rPr>
+                <w:rFonts w:ascii="Times New Roman" w:hAnsi="Times New Roman"/>
+                <w:b w:val="0"/>
+                <w:sz w:val="24"/>
+              </w:rPr>
+            </w:r>
+          </w:p>
+        </w:tc>
+        <w:tc>
+          <w:tcPr>
+            <w:tcW w:type="dxa" w:w="3175"/>
+            <w:gridSpan w:val="2"/>
+            <w:vAlign w:val="center"/>
+          </w:tcPr>
+          <w:p>
+            <w:pPr>
+              <w:spacing w:before="0" w:after="20" w:line="240" w:lineRule="auto"/>
               <w:jc w:val="left"/>
             </w:pPr>
             <w:r>
               <w:rPr>
-                <w:rFonts w:eastAsia="Calibri"/>
-                <w:sz w:val="24"/>
-                <w:szCs w:val="24"/>
-                <w:lang w:val="ru-RU"/>
-              </w:rPr>
-              <w:t xml:space="preserve">Лабораторные работы (ЛР), часов</w:t>
-            </w:r>
-          </w:p>
-        </w:tc>
-        <w:tc>
-          <w:tcPr>
-            <w:shd w:val="clear" w:color="auto" w:fill="auto"/>
-            <w:vAlign w:val="center"/>
-            <w:tcW w:w="1154" w:type="dxa"/>
-          </w:tcPr>
-          <w:p>
-            <w:pPr>
-              <w:pStyle w:val="TableParagraph"/>
-              <w:tabs>
-                <w:tab w:val="left" w:pos="1627"/>
-                <w:tab w:val="left" w:pos="2572"/>
-                <w:tab w:val="left" w:pos="4128"/>
-              </w:tabs>
-              <w:ind w:left="110" w:right="99"/>
-              <w:rPr>
-                <w:rFonts w:eastAsia="Calibri"/>
-                <w:sz w:val="24"/>
-                <w:szCs w:val="24"/>
-                <w:lang w:val="ru-RU"/>
-              </w:rPr>
-              <w:jc w:val="center"/>
-            </w:pPr>
-            <w:r>
-              <w:rPr>
-                <w:rFonts w:eastAsia="Calibri"/>
-                <w:sz w:val="24"/>
-                <w:szCs w:val="24"/>
-                <w:lang w:val="ru-RU"/>
-              </w:rPr>
-              <w:t xml:space="preserve">0</w:t>
-            </w:r>
-          </w:p>
-        </w:tc>
-        <w:tc>
-          <w:tcPr>
-            <w:shd w:val="clear" w:color="auto" w:fill="auto"/>
-            <w:vAlign w:val="center"/>
-            <w:tcW w:w="1924" w:type="dxa"/>
-          </w:tcPr>
-          <w:p>
-            <w:pPr>
-              <w:pStyle w:val="TableParagraph"/>
-              <w:tabs>
-                <w:tab w:val="left" w:pos="1627"/>
-                <w:tab w:val="left" w:pos="2572"/>
-                <w:tab w:val="left" w:pos="4128"/>
-              </w:tabs>
-              <w:ind w:left="110" w:right="99"/>
-              <w:rPr>
-                <w:rFonts w:eastAsia="Calibri"/>
-                <w:sz w:val="24"/>
-                <w:szCs w:val="24"/>
-                <w:lang w:val="ru-RU"/>
-              </w:rPr>
-              <w:jc w:val="center"/>
-            </w:pPr>
-            <w:r>
-              <w:rPr>
-                <w:rFonts w:eastAsia="Calibri"/>
-                <w:sz w:val="24"/>
-                <w:szCs w:val="24"/>
-                <w:lang w:val="ru-RU"/>
-              </w:rPr>
-              <w:t xml:space="preserve">—</w:t>
-            </w:r>
-          </w:p>
-        </w:tc>
-        <w:tc>
-          <w:tcPr>
-            <w:shd w:val="clear" w:color="auto" w:fill="auto"/>
-            <w:vAlign w:val="center"/>
-            <w:tcW w:w="2308" w:type="dxa"/>
-          </w:tcPr>
-          <w:p>
-            <w:pPr>
-              <w:pStyle w:val="TableParagraph"/>
-              <w:tabs>
-                <w:tab w:val="left" w:pos="1627"/>
-                <w:tab w:val="left" w:pos="2572"/>
-                <w:tab w:val="left" w:pos="4128"/>
-              </w:tabs>
-              <w:ind w:left="110" w:right="99"/>
-              <w:rPr>
-                <w:rFonts w:eastAsia="Calibri"/>
-                <w:sz w:val="24"/>
-                <w:szCs w:val="24"/>
-                <w:lang w:val="ru-RU"/>
-              </w:rPr>
-              <w:jc w:val="center"/>
-            </w:pPr>
-            <w:r>
-              <w:rPr>
-                <w:rFonts w:eastAsia="Calibri"/>
-                <w:sz w:val="24"/>
-                <w:szCs w:val="24"/>
-                <w:lang w:val="ru-RU"/>
-              </w:rPr>
-              <w:t xml:space="preserve">—</w:t>
-            </w:r>
-          </w:p>
+                <w:rFonts w:ascii="Times New Roman" w:hAnsi="Times New Roman"/>
+                <w:b w:val="0"/>
+                <w:sz w:val="24"/>
+              </w:rPr>
+              <w:t>в том числе:</w:t>
+            </w:r>
+          </w:p>
+        </w:tc>
+        <w:tc>
+          <w:tcPr>
+            <w:tcW w:type="dxa" w:w="737"/>
+          </w:tcPr>
+          <w:p/>
+        </w:tc>
+        <w:tc>
+          <w:tcPr>
+            <w:tcW w:type="dxa" w:w="1587"/>
+          </w:tcPr>
+          <w:p/>
+        </w:tc>
+        <w:tc>
+          <w:tcPr>
+            <w:tcW w:type="dxa" w:w="3402"/>
+          </w:tcPr>
+          <w:p/>
         </w:tc>
       </w:tr>
       <w:tr>
         <w:tc>
           <w:tcPr>
-            <w:shd w:val="clear" w:color="auto" w:fill="auto"/>
+            <w:tcW w:type="dxa" w:w="454"/>
             <w:vAlign w:val="center"/>
-            <w:tcW w:w="4232" w:type="dxa"/>
-          </w:tcPr>
-          <w:p>
-            <w:pPr>
-              <w:pStyle w:val="TableParagraph"/>
-              <w:tabs>
-                <w:tab w:val="left" w:pos="1627"/>
-                <w:tab w:val="left" w:pos="2572"/>
-                <w:tab w:val="left" w:pos="4128"/>
-              </w:tabs>
-              <w:ind w:left="110" w:right="99"/>
-              <w:rPr>
-                <w:rFonts w:eastAsia="Calibri"/>
-                <w:sz w:val="24"/>
-                <w:szCs w:val="24"/>
-                <w:lang w:val="ru-RU"/>
-              </w:rPr>
+          </w:tcPr>
+          <w:p>
+            <w:pPr>
+              <w:spacing w:before="0" w:after="20" w:line="240" w:lineRule="auto"/>
+              <w:jc w:val="center"/>
+            </w:pPr>
+            <w:r>
+              <w:rPr>
+                <w:rFonts w:ascii="Times New Roman" w:hAnsi="Times New Roman"/>
+                <w:b w:val="0"/>
+                <w:sz w:val="24"/>
+              </w:rPr>
+              <w:t>1.1</w:t>
+            </w:r>
+          </w:p>
+        </w:tc>
+        <w:tc>
+          <w:tcPr>
+            <w:tcW w:type="dxa" w:w="3175"/>
+            <w:gridSpan w:val="2"/>
+            <w:vAlign w:val="center"/>
+          </w:tcPr>
+          <w:p>
+            <w:pPr>
+              <w:spacing w:before="0" w:after="20" w:line="240" w:lineRule="auto"/>
               <w:jc w:val="left"/>
             </w:pPr>
             <w:r>
               <w:rPr>
-                <w:rFonts w:eastAsia="Calibri"/>
-                <w:sz w:val="24"/>
-                <w:szCs w:val="24"/>
-                <w:lang w:val="ru-RU"/>
-              </w:rPr>
-              <w:t xml:space="preserve">Иные виды занятий, часов</w:t>
-            </w:r>
-          </w:p>
-        </w:tc>
-        <w:tc>
-          <w:tcPr>
-            <w:shd w:val="clear" w:color="auto" w:fill="auto"/>
+                <w:rFonts w:ascii="Times New Roman" w:hAnsi="Times New Roman"/>
+                <w:b w:val="0"/>
+                <w:sz w:val="24"/>
+              </w:rPr>
+              <w:t>Лекции (Л)</w:t>
+            </w:r>
+          </w:p>
+        </w:tc>
+        <w:tc>
+          <w:tcPr>
+            <w:tcW w:type="dxa" w:w="737"/>
             <w:vAlign w:val="center"/>
-            <w:tcW w:w="1154" w:type="dxa"/>
-          </w:tcPr>
-          <w:p>
-            <w:pPr>
-              <w:pStyle w:val="TableParagraph"/>
-              <w:tabs>
-                <w:tab w:val="left" w:pos="1627"/>
-                <w:tab w:val="left" w:pos="2572"/>
-                <w:tab w:val="left" w:pos="4128"/>
-              </w:tabs>
-              <w:ind w:left="110" w:right="99"/>
-              <w:rPr>
-                <w:rFonts w:eastAsia="Calibri"/>
-                <w:sz w:val="24"/>
-                <w:szCs w:val="24"/>
-                <w:lang w:val="ru-RU"/>
-              </w:rPr>
+          </w:tcPr>
+          <w:p>
+            <w:pPr>
+              <w:spacing w:before="0" w:after="20" w:line="240" w:lineRule="auto"/>
               <w:jc w:val="center"/>
             </w:pPr>
             <w:r>
               <w:rPr>
-                <w:rFonts w:eastAsia="Calibri"/>
-                <w:sz w:val="24"/>
-                <w:szCs w:val="24"/>
-                <w:lang w:val="ru-RU"/>
-              </w:rPr>
-              <w:t xml:space="preserve">—</w:t>
-            </w:r>
-          </w:p>
-        </w:tc>
-        <w:tc>
-          <w:tcPr>
-            <w:shd w:val="clear" w:color="auto" w:fill="auto"/>
+                <w:rFonts w:ascii="Times New Roman" w:hAnsi="Times New Roman"/>
+                <w:b w:val="0"/>
+                <w:sz w:val="24"/>
+              </w:rPr>
+              <w:t>8</w:t>
+            </w:r>
+          </w:p>
+        </w:tc>
+        <w:tc>
+          <w:tcPr>
+            <w:tcW w:type="dxa" w:w="1587"/>
             <w:vAlign w:val="center"/>
-            <w:tcW w:w="1924" w:type="dxa"/>
-          </w:tcPr>
-          <w:p>
-            <w:pPr>
-              <w:pStyle w:val="TableParagraph"/>
-              <w:tabs>
-                <w:tab w:val="left" w:pos="1627"/>
-                <w:tab w:val="left" w:pos="2572"/>
-                <w:tab w:val="left" w:pos="4128"/>
-              </w:tabs>
-              <w:ind w:left="110" w:right="99"/>
-              <w:rPr>
-                <w:rFonts w:eastAsia="Calibri"/>
-                <w:sz w:val="24"/>
-                <w:szCs w:val="24"/>
-                <w:lang w:val="ru-RU"/>
-              </w:rPr>
+          </w:tcPr>
+          <w:p>
+            <w:pPr>
+              <w:spacing w:before="0" w:after="20" w:line="240" w:lineRule="auto"/>
               <w:jc w:val="center"/>
             </w:pPr>
             <w:r>
               <w:rPr>
-                <w:rFonts w:eastAsia="Calibri"/>
-                <w:sz w:val="24"/>
-                <w:szCs w:val="24"/>
-                <w:lang w:val="ru-RU"/>
-              </w:rPr>
-              <w:t xml:space="preserve">—</w:t>
-            </w:r>
-          </w:p>
-        </w:tc>
-        <w:tc>
-          <w:tcPr>
-            <w:shd w:val="clear" w:color="auto" w:fill="auto"/>
+                <w:rFonts w:ascii="Times New Roman" w:hAnsi="Times New Roman"/>
+                <w:b w:val="0"/>
+                <w:sz w:val="24"/>
+              </w:rPr>
+              <w:t>0</w:t>
+            </w:r>
+          </w:p>
+        </w:tc>
+        <w:tc>
+          <w:tcPr>
+            <w:tcW w:type="dxa" w:w="3402"/>
             <w:vAlign w:val="center"/>
-            <w:tcW w:w="2308" w:type="dxa"/>
-          </w:tcPr>
-          <w:p>
-            <w:pPr>
-              <w:pStyle w:val="TableParagraph"/>
-              <w:tabs>
-                <w:tab w:val="left" w:pos="1627"/>
-                <w:tab w:val="left" w:pos="2572"/>
-                <w:tab w:val="left" w:pos="4128"/>
-              </w:tabs>
-              <w:ind w:left="110" w:right="99"/>
-              <w:rPr>
-                <w:rFonts w:eastAsia="Calibri"/>
-                <w:sz w:val="24"/>
-                <w:szCs w:val="24"/>
-                <w:lang w:val="ru-RU"/>
-              </w:rPr>
+          </w:tcPr>
+          <w:p>
+            <w:pPr>
+              <w:spacing w:before="0" w:after="20" w:line="240" w:lineRule="auto"/>
               <w:jc w:val="center"/>
             </w:pPr>
             <w:r>
               <w:rPr>
-                <w:rFonts w:eastAsia="Calibri"/>
-                <w:sz w:val="24"/>
-                <w:szCs w:val="24"/>
-                <w:lang w:val="ru-RU"/>
-              </w:rPr>
-              <w:t xml:space="preserve">—</w:t>
+                <w:rFonts w:ascii="Times New Roman" w:hAnsi="Times New Roman"/>
+                <w:b w:val="0"/>
+                <w:sz w:val="24"/>
+              </w:rPr>
+              <w:t>8</w:t>
             </w:r>
           </w:p>
         </w:tc>
@@ -3617,137 +3148,102 @@
       <w:tr>
         <w:tc>
           <w:tcPr>
-            <w:shd w:val="clear" w:color="auto" w:fill="auto"/>
+            <w:tcW w:type="dxa" w:w="454"/>
             <w:vAlign w:val="center"/>
-            <w:tcW w:w="4232" w:type="dxa"/>
-          </w:tcPr>
-          <w:p>
-            <w:pPr>
-              <w:pStyle w:val="TableParagraph"/>
-              <w:tabs>
-                <w:tab w:val="left" w:pos="1627"/>
-                <w:tab w:val="left" w:pos="2572"/>
-                <w:tab w:val="left" w:pos="4128"/>
-              </w:tabs>
-              <w:ind w:left="110" w:right="99"/>
-              <w:rPr>
-                <w:rFonts w:eastAsia="Calibri"/>
-                <w:sz w:val="24"/>
-                <w:szCs w:val="24"/>
-                <w:lang w:val="ru-RU"/>
-              </w:rPr>
+          </w:tcPr>
+          <w:p>
+            <w:pPr>
+              <w:spacing w:before="0" w:after="20" w:line="240" w:lineRule="auto"/>
+              <w:jc w:val="center"/>
+            </w:pPr>
+            <w:r>
+              <w:rPr>
+                <w:rFonts w:ascii="Times New Roman" w:hAnsi="Times New Roman"/>
+                <w:b w:val="0"/>
+                <w:sz w:val="24"/>
+              </w:rPr>
+              <w:t>1.2</w:t>
+            </w:r>
+          </w:p>
+        </w:tc>
+        <w:tc>
+          <w:tcPr>
+            <w:tcW w:type="dxa" w:w="3175"/>
+            <w:gridSpan w:val="2"/>
+            <w:vAlign w:val="center"/>
+          </w:tcPr>
+          <w:p>
+            <w:pPr>
+              <w:spacing w:before="0" w:after="20" w:line="240" w:lineRule="auto"/>
               <w:jc w:val="left"/>
             </w:pPr>
             <w:r>
               <w:rPr>
-                <w:rFonts w:eastAsia="Calibri"/>
-                <w:sz w:val="24"/>
-                <w:szCs w:val="24"/>
-                <w:lang w:val="ru-RU"/>
-              </w:rPr>
-              <w:t xml:space="preserve">Самостоятельная работа студента, часов</w:t>
-            </w:r>
-          </w:p>
-        </w:tc>
-        <w:tc>
-          <w:tcPr>
-            <w:shd w:val="clear" w:color="auto" w:fill="auto"/>
+                <w:rFonts w:ascii="Times New Roman" w:hAnsi="Times New Roman"/>
+                <w:b w:val="0"/>
+                <w:sz w:val="24"/>
+              </w:rPr>
+              <w:t>Практические занятия (ПЗ)</w:t>
+            </w:r>
+          </w:p>
+        </w:tc>
+        <w:tc>
+          <w:tcPr>
+            <w:tcW w:type="dxa" w:w="737"/>
             <w:vAlign w:val="center"/>
-            <w:tcW w:w="1154" w:type="dxa"/>
-          </w:tcPr>
-          <w:p>
-            <w:pPr>
-              <w:pStyle w:val="TableParagraph"/>
-              <w:tabs>
-                <w:tab w:val="left" w:pos="1627"/>
-                <w:tab w:val="left" w:pos="2572"/>
-                <w:tab w:val="left" w:pos="4128"/>
-              </w:tabs>
-              <w:ind w:left="110" w:right="99"/>
-              <w:rPr>
-                <w:rFonts w:eastAsia="Calibri"/>
-                <w:sz w:val="24"/>
-                <w:szCs w:val="24"/>
-                <w:lang w:val="ru-RU"/>
-              </w:rPr>
+          </w:tcPr>
+          <w:p>
+            <w:pPr>
+              <w:spacing w:before="0" w:after="20" w:line="240" w:lineRule="auto"/>
               <w:jc w:val="center"/>
             </w:pPr>
             <w:r>
               <w:rPr>
-                <w:rFonts w:eastAsia="Calibri"/>
-                <w:sz w:val="24"/>
-                <w:szCs w:val="24"/>
-                <w:lang w:val="ru-RU"/>
-              </w:rPr>
-              <w:t xml:space="preserve">46</w:t>
-            </w:r>
-          </w:p>
-        </w:tc>
-        <w:tc>
-          <w:tcPr>
-            <w:shd w:val="clear" w:color="auto" w:fill="auto"/>
+                <w:rFonts w:ascii="Times New Roman" w:hAnsi="Times New Roman"/>
+                <w:b w:val="0"/>
+                <w:sz w:val="24"/>
+              </w:rPr>
+              <w:t>18</w:t>
+            </w:r>
+          </w:p>
+        </w:tc>
+        <w:tc>
+          <w:tcPr>
+            <w:tcW w:type="dxa" w:w="1587"/>
             <w:vAlign w:val="center"/>
-            <w:tcW w:w="1924" w:type="dxa"/>
-          </w:tcPr>
-          <w:p>
-            <w:pPr>
-              <w:pStyle w:val="TableParagraph"/>
-              <w:tabs>
-                <w:tab w:val="left" w:pos="1627"/>
-                <w:tab w:val="left" w:pos="2572"/>
-                <w:tab w:val="left" w:pos="4128"/>
-              </w:tabs>
-              <w:ind w:left="110" w:right="99"/>
-              <w:rPr>
-                <w:rFonts w:eastAsia="Calibri"/>
-                <w:sz w:val="24"/>
-                <w:szCs w:val="24"/>
-                <w:lang w:val="ru-RU"/>
-              </w:rPr>
+          </w:tcPr>
+          <w:p>
+            <w:pPr>
+              <w:spacing w:before="0" w:after="20" w:line="240" w:lineRule="auto"/>
               <w:jc w:val="center"/>
             </w:pPr>
             <w:r>
               <w:rPr>
-                <w:rFonts w:eastAsia="Calibri"/>
-                <w:sz w:val="24"/>
-                <w:szCs w:val="24"/>
-                <w:lang w:val="ru-RU"/>
-              </w:rPr>
-              <w:t xml:space="preserve">—</w:t>
-            </w:r>
-          </w:p>
-        </w:tc>
-        <w:tc>
-          <w:tcPr>
-            <w:shd w:val="clear" w:color="auto" w:fill="auto"/>
+                <w:rFonts w:ascii="Times New Roman" w:hAnsi="Times New Roman"/>
+                <w:b w:val="0"/>
+                <w:sz w:val="24"/>
+              </w:rPr>
+              <w:t>0</w:t>
+            </w:r>
+          </w:p>
+        </w:tc>
+        <w:tc>
+          <w:tcPr>
+            <w:tcW w:type="dxa" w:w="3402"/>
             <w:vAlign w:val="center"/>
-            <w:tcW w:w="2308" w:type="dxa"/>
-          </w:tcPr>
-          <w:p>
-            <w:pPr>
-              <w:pStyle w:val="TableParagraph"/>
-              <w:tabs>
-                <w:tab w:val="left" w:pos="1627"/>
-                <w:tab w:val="left" w:pos="2572"/>
-                <w:tab w:val="left" w:pos="4128"/>
-              </w:tabs>
-              <w:ind w:left="110" w:right="99"/>
-              <w:rPr>
-                <w:rFonts w:eastAsia="Calibri"/>
-                <w:sz w:val="24"/>
-                <w:szCs w:val="24"/>
-                <w:lang w:val="ru-RU"/>
-              </w:rPr>
+          </w:tcPr>
+          <w:p>
+            <w:pPr>
+              <w:spacing w:before="0" w:after="20" w:line="240" w:lineRule="auto"/>
               <w:jc w:val="center"/>
             </w:pPr>
             <w:r>
               <w:rPr>
-                <w:rFonts w:eastAsia="Calibri"/>
-                <w:sz w:val="24"/>
-                <w:szCs w:val="24"/>
-                <w:lang w:val="ru-RU"/>
-              </w:rPr>
-              <w:t xml:space="preserve">46</w:t>
+                <w:rFonts w:ascii="Times New Roman" w:hAnsi="Times New Roman"/>
+                <w:b w:val="0"/>
+                <w:sz w:val="24"/>
+              </w:rPr>
+              <w:t>18</w:t>
             </w:r>
           </w:p>
         </w:tc>
@@ -3755,137 +3251,102 @@
       <w:tr>
         <w:tc>
           <w:tcPr>
-            <w:shd w:val="clear" w:color="auto" w:fill="auto"/>
+            <w:tcW w:type="dxa" w:w="454"/>
             <w:vAlign w:val="center"/>
-            <w:tcW w:w="4232" w:type="dxa"/>
-          </w:tcPr>
-          <w:p>
-            <w:pPr>
-              <w:pStyle w:val="TableParagraph"/>
-              <w:tabs>
-                <w:tab w:val="left" w:pos="1627"/>
-                <w:tab w:val="left" w:pos="2572"/>
-                <w:tab w:val="left" w:pos="4128"/>
-              </w:tabs>
-              <w:ind w:left="110" w:right="99"/>
-              <w:rPr>
-                <w:rFonts w:eastAsia="Calibri"/>
-                <w:sz w:val="24"/>
-                <w:szCs w:val="24"/>
-                <w:lang w:val="ru-RU"/>
-              </w:rPr>
+          </w:tcPr>
+          <w:p>
+            <w:pPr>
+              <w:spacing w:before="0" w:after="20" w:line="240" w:lineRule="auto"/>
+              <w:jc w:val="center"/>
+            </w:pPr>
+            <w:r>
+              <w:rPr>
+                <w:rFonts w:ascii="Times New Roman" w:hAnsi="Times New Roman"/>
+                <w:b w:val="0"/>
+                <w:sz w:val="24"/>
+              </w:rPr>
+              <w:t>1.3</w:t>
+            </w:r>
+          </w:p>
+        </w:tc>
+        <w:tc>
+          <w:tcPr>
+            <w:tcW w:type="dxa" w:w="3175"/>
+            <w:gridSpan w:val="2"/>
+            <w:vAlign w:val="center"/>
+          </w:tcPr>
+          <w:p>
+            <w:pPr>
+              <w:spacing w:before="0" w:after="20" w:line="240" w:lineRule="auto"/>
               <w:jc w:val="left"/>
             </w:pPr>
             <w:r>
               <w:rPr>
-                <w:rFonts w:eastAsia="Calibri"/>
-                <w:sz w:val="24"/>
-                <w:szCs w:val="24"/>
-                <w:lang w:val="ru-RU"/>
-              </w:rPr>
-              <w:t xml:space="preserve">Подготовка к промежуточной аттестации (контроль), часов</w:t>
-            </w:r>
-          </w:p>
-        </w:tc>
-        <w:tc>
-          <w:tcPr>
-            <w:shd w:val="clear" w:color="auto" w:fill="auto"/>
+                <w:rFonts w:ascii="Times New Roman" w:hAnsi="Times New Roman"/>
+                <w:b w:val="0"/>
+                <w:sz w:val="24"/>
+              </w:rPr>
+              <w:t>Семинары (С)</w:t>
+            </w:r>
+          </w:p>
+        </w:tc>
+        <w:tc>
+          <w:tcPr>
+            <w:tcW w:type="dxa" w:w="737"/>
             <w:vAlign w:val="center"/>
-            <w:tcW w:w="1154" w:type="dxa"/>
-          </w:tcPr>
-          <w:p>
-            <w:pPr>
-              <w:pStyle w:val="TableParagraph"/>
-              <w:tabs>
-                <w:tab w:val="left" w:pos="1627"/>
-                <w:tab w:val="left" w:pos="2572"/>
-                <w:tab w:val="left" w:pos="4128"/>
-              </w:tabs>
-              <w:ind w:left="110" w:right="99"/>
-              <w:rPr>
-                <w:rFonts w:eastAsia="Calibri"/>
-                <w:sz w:val="24"/>
-                <w:szCs w:val="24"/>
-                <w:lang w:val="ru-RU"/>
-              </w:rPr>
+          </w:tcPr>
+          <w:p>
+            <w:pPr>
+              <w:spacing w:before="0" w:after="20" w:line="240" w:lineRule="auto"/>
               <w:jc w:val="center"/>
             </w:pPr>
             <w:r>
               <w:rPr>
-                <w:rFonts w:eastAsia="Calibri"/>
-                <w:sz w:val="24"/>
-                <w:szCs w:val="24"/>
-                <w:lang w:val="ru-RU"/>
-              </w:rPr>
-              <w:t xml:space="preserve">0</w:t>
-            </w:r>
-          </w:p>
-        </w:tc>
-        <w:tc>
-          <w:tcPr>
-            <w:shd w:val="clear" w:color="auto" w:fill="auto"/>
+                <w:rFonts w:ascii="Times New Roman" w:hAnsi="Times New Roman"/>
+                <w:b w:val="0"/>
+                <w:sz w:val="24"/>
+              </w:rPr>
+              <w:t>0</w:t>
+            </w:r>
+          </w:p>
+        </w:tc>
+        <w:tc>
+          <w:tcPr>
+            <w:tcW w:type="dxa" w:w="1587"/>
             <w:vAlign w:val="center"/>
-            <w:tcW w:w="1924" w:type="dxa"/>
-          </w:tcPr>
-          <w:p>
-            <w:pPr>
-              <w:pStyle w:val="TableParagraph"/>
-              <w:tabs>
-                <w:tab w:val="left" w:pos="1627"/>
-                <w:tab w:val="left" w:pos="2572"/>
-                <w:tab w:val="left" w:pos="4128"/>
-              </w:tabs>
-              <w:ind w:left="110" w:right="99"/>
-              <w:rPr>
-                <w:rFonts w:eastAsia="Calibri"/>
-                <w:sz w:val="24"/>
-                <w:szCs w:val="24"/>
-                <w:lang w:val="ru-RU"/>
-              </w:rPr>
+          </w:tcPr>
+          <w:p>
+            <w:pPr>
+              <w:spacing w:before="0" w:after="20" w:line="240" w:lineRule="auto"/>
               <w:jc w:val="center"/>
             </w:pPr>
             <w:r>
               <w:rPr>
-                <w:rFonts w:eastAsia="Calibri"/>
-                <w:sz w:val="24"/>
-                <w:szCs w:val="24"/>
-                <w:lang w:val="ru-RU"/>
-              </w:rPr>
-              <w:t xml:space="preserve">—</w:t>
-            </w:r>
-          </w:p>
-        </w:tc>
-        <w:tc>
-          <w:tcPr>
-            <w:shd w:val="clear" w:color="auto" w:fill="auto"/>
+                <w:rFonts w:ascii="Times New Roman" w:hAnsi="Times New Roman"/>
+                <w:b w:val="0"/>
+                <w:sz w:val="24"/>
+              </w:rPr>
+              <w:t>0</w:t>
+            </w:r>
+          </w:p>
+        </w:tc>
+        <w:tc>
+          <w:tcPr>
+            <w:tcW w:type="dxa" w:w="3402"/>
             <w:vAlign w:val="center"/>
-            <w:tcW w:w="2308" w:type="dxa"/>
-          </w:tcPr>
-          <w:p>
-            <w:pPr>
-              <w:pStyle w:val="TableParagraph"/>
-              <w:tabs>
-                <w:tab w:val="left" w:pos="1627"/>
-                <w:tab w:val="left" w:pos="2572"/>
-                <w:tab w:val="left" w:pos="4128"/>
-              </w:tabs>
-              <w:ind w:left="110" w:right="99"/>
-              <w:rPr>
-                <w:rFonts w:eastAsia="Calibri"/>
-                <w:sz w:val="24"/>
-                <w:szCs w:val="24"/>
-                <w:lang w:val="ru-RU"/>
-              </w:rPr>
+          </w:tcPr>
+          <w:p>
+            <w:pPr>
+              <w:spacing w:before="0" w:after="20" w:line="240" w:lineRule="auto"/>
               <w:jc w:val="center"/>
             </w:pPr>
             <w:r>
               <w:rPr>
-                <w:rFonts w:eastAsia="Calibri"/>
-                <w:sz w:val="24"/>
-                <w:szCs w:val="24"/>
-                <w:lang w:val="ru-RU"/>
-              </w:rPr>
-              <w:t xml:space="preserve">—</w:t>
+                <w:rFonts w:ascii="Times New Roman" w:hAnsi="Times New Roman"/>
+                <w:b w:val="0"/>
+                <w:sz w:val="24"/>
+              </w:rPr>
+              <w:t>0</w:t>
             </w:r>
           </w:p>
         </w:tc>
@@ -3893,137 +3354,102 @@
       <w:tr>
         <w:tc>
           <w:tcPr>
-            <w:shd w:val="clear" w:color="auto" w:fill="auto"/>
+            <w:tcW w:type="dxa" w:w="454"/>
             <w:vAlign w:val="center"/>
-            <w:tcW w:w="4232" w:type="dxa"/>
-          </w:tcPr>
-          <w:p>
-            <w:pPr>
-              <w:pStyle w:val="TableParagraph"/>
-              <w:tabs>
-                <w:tab w:val="left" w:pos="1627"/>
-                <w:tab w:val="left" w:pos="2572"/>
-                <w:tab w:val="left" w:pos="4128"/>
-              </w:tabs>
-              <w:ind w:left="110" w:right="99"/>
-              <w:rPr>
-                <w:rFonts w:eastAsia="Calibri"/>
-                <w:sz w:val="24"/>
-                <w:szCs w:val="24"/>
-                <w:lang w:val="ru-RU"/>
-              </w:rPr>
+          </w:tcPr>
+          <w:p>
+            <w:pPr>
+              <w:spacing w:before="0" w:after="20" w:line="240" w:lineRule="auto"/>
+              <w:jc w:val="center"/>
+            </w:pPr>
+            <w:r>
+              <w:rPr>
+                <w:rFonts w:ascii="Times New Roman" w:hAnsi="Times New Roman"/>
+                <w:b w:val="0"/>
+                <w:sz w:val="24"/>
+              </w:rPr>
+              <w:t>1.4</w:t>
+            </w:r>
+          </w:p>
+        </w:tc>
+        <w:tc>
+          <w:tcPr>
+            <w:tcW w:type="dxa" w:w="3175"/>
+            <w:gridSpan w:val="2"/>
+            <w:vAlign w:val="center"/>
+          </w:tcPr>
+          <w:p>
+            <w:pPr>
+              <w:spacing w:before="0" w:after="20" w:line="240" w:lineRule="auto"/>
               <w:jc w:val="left"/>
             </w:pPr>
             <w:r>
               <w:rPr>
-                <w:rFonts w:eastAsia="Calibri"/>
-                <w:sz w:val="24"/>
-                <w:szCs w:val="24"/>
-                <w:lang w:val="ru-RU"/>
-              </w:rPr>
-              <w:t xml:space="preserve">Курсовая работа / курсовой проект</w:t>
-            </w:r>
-          </w:p>
-        </w:tc>
-        <w:tc>
-          <w:tcPr>
-            <w:shd w:val="clear" w:color="auto" w:fill="auto"/>
+                <w:rFonts w:ascii="Times New Roman" w:hAnsi="Times New Roman"/>
+                <w:b w:val="0"/>
+                <w:sz w:val="24"/>
+              </w:rPr>
+              <w:t>Лабораторные работы (ЛР)</w:t>
+            </w:r>
+          </w:p>
+        </w:tc>
+        <w:tc>
+          <w:tcPr>
+            <w:tcW w:type="dxa" w:w="737"/>
             <w:vAlign w:val="center"/>
-            <w:tcW w:w="1154" w:type="dxa"/>
-          </w:tcPr>
-          <w:p>
-            <w:pPr>
-              <w:pStyle w:val="TableParagraph"/>
-              <w:tabs>
-                <w:tab w:val="left" w:pos="1627"/>
-                <w:tab w:val="left" w:pos="2572"/>
-                <w:tab w:val="left" w:pos="4128"/>
-              </w:tabs>
-              <w:ind w:left="110" w:right="99"/>
-              <w:rPr>
-                <w:rFonts w:eastAsia="Calibri"/>
-                <w:sz w:val="24"/>
-                <w:szCs w:val="24"/>
-                <w:lang w:val="ru-RU"/>
-              </w:rPr>
+          </w:tcPr>
+          <w:p>
+            <w:pPr>
+              <w:spacing w:before="0" w:after="20" w:line="240" w:lineRule="auto"/>
               <w:jc w:val="center"/>
             </w:pPr>
             <w:r>
               <w:rPr>
-                <w:rFonts w:eastAsia="Calibri"/>
-                <w:sz w:val="24"/>
-                <w:szCs w:val="24"/>
-                <w:lang w:val="ru-RU"/>
-              </w:rPr>
-              <w:t xml:space="preserve">—</w:t>
-            </w:r>
-          </w:p>
-        </w:tc>
-        <w:tc>
-          <w:tcPr>
-            <w:shd w:val="clear" w:color="auto" w:fill="auto"/>
+                <w:rFonts w:ascii="Times New Roman" w:hAnsi="Times New Roman"/>
+                <w:b w:val="0"/>
+                <w:sz w:val="24"/>
+              </w:rPr>
+              <w:t>0</w:t>
+            </w:r>
+          </w:p>
+        </w:tc>
+        <w:tc>
+          <w:tcPr>
+            <w:tcW w:type="dxa" w:w="1587"/>
             <w:vAlign w:val="center"/>
-            <w:tcW w:w="1924" w:type="dxa"/>
-          </w:tcPr>
-          <w:p>
-            <w:pPr>
-              <w:pStyle w:val="TableParagraph"/>
-              <w:tabs>
-                <w:tab w:val="left" w:pos="1627"/>
-                <w:tab w:val="left" w:pos="2572"/>
-                <w:tab w:val="left" w:pos="4128"/>
-              </w:tabs>
-              <w:ind w:left="110" w:right="99"/>
-              <w:rPr>
-                <w:rFonts w:eastAsia="Calibri"/>
-                <w:sz w:val="24"/>
-                <w:szCs w:val="24"/>
-                <w:lang w:val="ru-RU"/>
-              </w:rPr>
+          </w:tcPr>
+          <w:p>
+            <w:pPr>
+              <w:spacing w:before="0" w:after="20" w:line="240" w:lineRule="auto"/>
               <w:jc w:val="center"/>
             </w:pPr>
             <w:r>
               <w:rPr>
-                <w:rFonts w:eastAsia="Calibri"/>
-                <w:sz w:val="24"/>
-                <w:szCs w:val="24"/>
-                <w:lang w:val="ru-RU"/>
-              </w:rPr>
-              <w:t xml:space="preserve">—</w:t>
-            </w:r>
-          </w:p>
-        </w:tc>
-        <w:tc>
-          <w:tcPr>
-            <w:shd w:val="clear" w:color="auto" w:fill="auto"/>
+                <w:rFonts w:ascii="Times New Roman" w:hAnsi="Times New Roman"/>
+                <w:b w:val="0"/>
+                <w:sz w:val="24"/>
+              </w:rPr>
+              <w:t>0</w:t>
+            </w:r>
+          </w:p>
+        </w:tc>
+        <w:tc>
+          <w:tcPr>
+            <w:tcW w:type="dxa" w:w="3402"/>
             <w:vAlign w:val="center"/>
-            <w:tcW w:w="2308" w:type="dxa"/>
-          </w:tcPr>
-          <w:p>
-            <w:pPr>
-              <w:pStyle w:val="TableParagraph"/>
-              <w:tabs>
-                <w:tab w:val="left" w:pos="1627"/>
-                <w:tab w:val="left" w:pos="2572"/>
-                <w:tab w:val="left" w:pos="4128"/>
-              </w:tabs>
-              <w:ind w:left="110" w:right="99"/>
-              <w:rPr>
-                <w:rFonts w:eastAsia="Calibri"/>
-                <w:sz w:val="24"/>
-                <w:szCs w:val="24"/>
-                <w:lang w:val="ru-RU"/>
-              </w:rPr>
+          </w:tcPr>
+          <w:p>
+            <w:pPr>
+              <w:spacing w:before="0" w:after="20" w:line="240" w:lineRule="auto"/>
               <w:jc w:val="center"/>
             </w:pPr>
             <w:r>
               <w:rPr>
-                <w:rFonts w:eastAsia="Calibri"/>
-                <w:sz w:val="24"/>
-                <w:szCs w:val="24"/>
-                <w:lang w:val="ru-RU"/>
-              </w:rPr>
-              <w:t xml:space="preserve">—</w:t>
+                <w:rFonts w:ascii="Times New Roman" w:hAnsi="Times New Roman"/>
+                <w:b w:val="0"/>
+                <w:sz w:val="24"/>
+              </w:rPr>
+              <w:t>0</w:t>
             </w:r>
           </w:p>
         </w:tc>
@@ -4031,137 +3457,102 @@
       <w:tr>
         <w:tc>
           <w:tcPr>
-            <w:shd w:val="clear" w:color="auto" w:fill="auto"/>
+            <w:tcW w:type="dxa" w:w="454"/>
             <w:vAlign w:val="center"/>
-            <w:tcW w:w="4232" w:type="dxa"/>
-          </w:tcPr>
-          <w:p>
-            <w:pPr>
-              <w:pStyle w:val="TableParagraph"/>
-              <w:tabs>
-                <w:tab w:val="left" w:pos="1627"/>
-                <w:tab w:val="left" w:pos="2572"/>
-                <w:tab w:val="left" w:pos="4128"/>
-              </w:tabs>
-              <w:ind w:left="110" w:right="99"/>
-              <w:rPr>
-                <w:rFonts w:eastAsia="Calibri"/>
-                <w:sz w:val="24"/>
-                <w:szCs w:val="24"/>
-                <w:lang w:val="ru-RU"/>
-              </w:rPr>
+          </w:tcPr>
+          <w:p>
+            <w:pPr>
+              <w:spacing w:before="0" w:after="20" w:line="240" w:lineRule="auto"/>
+              <w:jc w:val="center"/>
+            </w:pPr>
+            <w:r>
+              <w:rPr>
+                <w:rFonts w:ascii="Times New Roman" w:hAnsi="Times New Roman"/>
+                <w:b w:val="0"/>
+                <w:sz w:val="24"/>
+              </w:rPr>
+              <w:t>1.5</w:t>
+            </w:r>
+          </w:p>
+        </w:tc>
+        <w:tc>
+          <w:tcPr>
+            <w:tcW w:type="dxa" w:w="3175"/>
+            <w:gridSpan w:val="2"/>
+            <w:vAlign w:val="center"/>
+          </w:tcPr>
+          <w:p>
+            <w:pPr>
+              <w:spacing w:before="0" w:after="20" w:line="240" w:lineRule="auto"/>
               <w:jc w:val="left"/>
             </w:pPr>
             <w:r>
               <w:rPr>
-                <w:rFonts w:eastAsia="Calibri"/>
-                <w:sz w:val="24"/>
-                <w:szCs w:val="24"/>
-                <w:lang w:val="ru-RU"/>
-              </w:rPr>
-              <w:t xml:space="preserve">Вид промежуточной аттестации</w:t>
-            </w:r>
-          </w:p>
-        </w:tc>
-        <w:tc>
-          <w:tcPr>
-            <w:shd w:val="clear" w:color="auto" w:fill="auto"/>
+                <w:rFonts w:ascii="Times New Roman" w:hAnsi="Times New Roman"/>
+                <w:b w:val="0"/>
+                <w:sz w:val="24"/>
+              </w:rPr>
+              <w:t>Иные виды занятий</w:t>
+            </w:r>
+          </w:p>
+        </w:tc>
+        <w:tc>
+          <w:tcPr>
+            <w:tcW w:type="dxa" w:w="737"/>
             <w:vAlign w:val="center"/>
-            <w:tcW w:w="1154" w:type="dxa"/>
-          </w:tcPr>
-          <w:p>
-            <w:pPr>
-              <w:pStyle w:val="TableParagraph"/>
-              <w:tabs>
-                <w:tab w:val="left" w:pos="1627"/>
-                <w:tab w:val="left" w:pos="2572"/>
-                <w:tab w:val="left" w:pos="4128"/>
-              </w:tabs>
-              <w:ind w:left="110" w:right="99"/>
-              <w:rPr>
-                <w:rFonts w:eastAsia="Calibri"/>
-                <w:sz w:val="24"/>
-                <w:szCs w:val="24"/>
-                <w:lang w:val="ru-RU"/>
-              </w:rPr>
+          </w:tcPr>
+          <w:p>
+            <w:pPr>
+              <w:spacing w:before="0" w:after="20" w:line="240" w:lineRule="auto"/>
               <w:jc w:val="center"/>
             </w:pPr>
             <w:r>
               <w:rPr>
-                <w:rFonts w:eastAsia="Calibri"/>
-                <w:sz w:val="24"/>
-                <w:szCs w:val="24"/>
-                <w:lang w:val="ru-RU"/>
-              </w:rPr>
-              <w:t xml:space="preserve">З</w:t>
-            </w:r>
-          </w:p>
-        </w:tc>
-        <w:tc>
-          <w:tcPr>
-            <w:shd w:val="clear" w:color="auto" w:fill="auto"/>
+                <w:rFonts w:ascii="Times New Roman" w:hAnsi="Times New Roman"/>
+                <w:b w:val="0"/>
+                <w:sz w:val="24"/>
+              </w:rPr>
+              <w:t>0</w:t>
+            </w:r>
+          </w:p>
+        </w:tc>
+        <w:tc>
+          <w:tcPr>
+            <w:tcW w:type="dxa" w:w="1587"/>
             <w:vAlign w:val="center"/>
-            <w:tcW w:w="1924" w:type="dxa"/>
-          </w:tcPr>
-          <w:p>
-            <w:pPr>
-              <w:pStyle w:val="TableParagraph"/>
-              <w:tabs>
-                <w:tab w:val="left" w:pos="1627"/>
-                <w:tab w:val="left" w:pos="2572"/>
-                <w:tab w:val="left" w:pos="4128"/>
-              </w:tabs>
-              <w:ind w:left="110" w:right="99"/>
-              <w:rPr>
-                <w:rFonts w:eastAsia="Calibri"/>
-                <w:sz w:val="24"/>
-                <w:szCs w:val="24"/>
-                <w:lang w:val="ru-RU"/>
-              </w:rPr>
+          </w:tcPr>
+          <w:p>
+            <w:pPr>
+              <w:spacing w:before="0" w:after="20" w:line="240" w:lineRule="auto"/>
               <w:jc w:val="center"/>
             </w:pPr>
             <w:r>
               <w:rPr>
-                <w:rFonts w:eastAsia="Calibri"/>
-                <w:sz w:val="24"/>
-                <w:szCs w:val="24"/>
-                <w:lang w:val="ru-RU"/>
-              </w:rPr>
-              <w:t xml:space="preserve">—</w:t>
-            </w:r>
-          </w:p>
-        </w:tc>
-        <w:tc>
-          <w:tcPr>
-            <w:shd w:val="clear" w:color="auto" w:fill="auto"/>
+                <w:rFonts w:ascii="Times New Roman" w:hAnsi="Times New Roman"/>
+                <w:b w:val="0"/>
+                <w:sz w:val="24"/>
+              </w:rPr>
+              <w:t>0</w:t>
+            </w:r>
+          </w:p>
+        </w:tc>
+        <w:tc>
+          <w:tcPr>
+            <w:tcW w:type="dxa" w:w="3402"/>
             <w:vAlign w:val="center"/>
-            <w:tcW w:w="2308" w:type="dxa"/>
-          </w:tcPr>
-          <w:p>
-            <w:pPr>
-              <w:pStyle w:val="TableParagraph"/>
-              <w:tabs>
-                <w:tab w:val="left" w:pos="1627"/>
-                <w:tab w:val="left" w:pos="2572"/>
-                <w:tab w:val="left" w:pos="4128"/>
-              </w:tabs>
-              <w:ind w:left="110" w:right="99"/>
-              <w:rPr>
-                <w:rFonts w:eastAsia="Calibri"/>
-                <w:sz w:val="24"/>
-                <w:szCs w:val="24"/>
-                <w:lang w:val="ru-RU"/>
-              </w:rPr>
+          </w:tcPr>
+          <w:p>
+            <w:pPr>
+              <w:spacing w:before="0" w:after="20" w:line="240" w:lineRule="auto"/>
               <w:jc w:val="center"/>
             </w:pPr>
             <w:r>
               <w:rPr>
-                <w:rFonts w:eastAsia="Calibri"/>
-                <w:sz w:val="24"/>
-                <w:szCs w:val="24"/>
-                <w:lang w:val="ru-RU"/>
-              </w:rPr>
-              <w:t xml:space="preserve">З</w:t>
+                <w:rFonts w:ascii="Times New Roman" w:hAnsi="Times New Roman"/>
+                <w:b w:val="0"/>
+                <w:sz w:val="24"/>
+              </w:rPr>
+              <w:t>0</w:t>
             </w:r>
           </w:p>
         </w:tc>
@@ -4169,137 +3560,102 @@
       <w:tr>
         <w:tc>
           <w:tcPr>
-            <w:shd w:val="clear" w:color="auto" w:fill="auto"/>
+            <w:tcW w:type="dxa" w:w="454"/>
             <w:vAlign w:val="center"/>
-            <w:tcW w:w="4232" w:type="dxa"/>
-          </w:tcPr>
-          <w:p>
-            <w:pPr>
-              <w:pStyle w:val="TableParagraph"/>
-              <w:tabs>
-                <w:tab w:val="left" w:pos="1627"/>
-                <w:tab w:val="left" w:pos="2572"/>
-                <w:tab w:val="left" w:pos="4128"/>
-              </w:tabs>
-              <w:ind w:left="110" w:right="99"/>
-              <w:rPr>
-                <w:rFonts w:eastAsia="Calibri"/>
-                <w:sz w:val="24"/>
-                <w:szCs w:val="24"/>
-                <w:lang w:val="ru-RU"/>
-              </w:rPr>
+          </w:tcPr>
+          <w:p>
+            <w:pPr>
+              <w:spacing w:before="0" w:after="20" w:line="240" w:lineRule="auto"/>
+              <w:jc w:val="center"/>
+            </w:pPr>
+            <w:r>
+              <w:rPr>
+                <w:rFonts w:ascii="Times New Roman" w:hAnsi="Times New Roman"/>
+                <w:b w:val="0"/>
+                <w:sz w:val="24"/>
+              </w:rPr>
+              <w:t>2</w:t>
+            </w:r>
+          </w:p>
+        </w:tc>
+        <w:tc>
+          <w:tcPr>
+            <w:tcW w:type="dxa" w:w="3175"/>
+            <w:gridSpan w:val="2"/>
+            <w:vAlign w:val="center"/>
+          </w:tcPr>
+          <w:p>
+            <w:pPr>
+              <w:spacing w:before="0" w:after="20" w:line="240" w:lineRule="auto"/>
               <w:jc w:val="left"/>
             </w:pPr>
             <w:r>
               <w:rPr>
-                <w:rFonts w:eastAsia="Calibri"/>
-                <w:sz w:val="24"/>
-                <w:szCs w:val="24"/>
-                <w:lang w:val="ru-RU"/>
-              </w:rPr>
-              <w:t xml:space="preserve">Итого общая трудоемкость, часов</w:t>
-            </w:r>
-          </w:p>
-        </w:tc>
-        <w:tc>
-          <w:tcPr>
-            <w:shd w:val="clear" w:color="auto" w:fill="auto"/>
+                <w:rFonts w:ascii="Times New Roman" w:hAnsi="Times New Roman"/>
+                <w:b/>
+                <w:sz w:val="24"/>
+              </w:rPr>
+              <w:t>Самостоятельная работа, всего</w:t>
+            </w:r>
+          </w:p>
+        </w:tc>
+        <w:tc>
+          <w:tcPr>
+            <w:tcW w:type="dxa" w:w="737"/>
             <w:vAlign w:val="center"/>
-            <w:tcW w:w="1154" w:type="dxa"/>
-          </w:tcPr>
-          <w:p>
-            <w:pPr>
-              <w:pStyle w:val="TableParagraph"/>
-              <w:tabs>
-                <w:tab w:val="left" w:pos="1627"/>
-                <w:tab w:val="left" w:pos="2572"/>
-                <w:tab w:val="left" w:pos="4128"/>
-              </w:tabs>
-              <w:ind w:left="110" w:right="99"/>
-              <w:rPr>
-                <w:rFonts w:eastAsia="Calibri"/>
-                <w:sz w:val="24"/>
-                <w:szCs w:val="24"/>
-                <w:lang w:val="ru-RU"/>
-              </w:rPr>
+          </w:tcPr>
+          <w:p>
+            <w:pPr>
+              <w:spacing w:before="0" w:after="20" w:line="240" w:lineRule="auto"/>
               <w:jc w:val="center"/>
             </w:pPr>
             <w:r>
               <w:rPr>
-                <w:rFonts w:eastAsia="Calibri"/>
-                <w:sz w:val="24"/>
-                <w:szCs w:val="24"/>
-                <w:lang w:val="ru-RU"/>
-              </w:rPr>
-              <w:t xml:space="preserve">72</w:t>
-            </w:r>
-          </w:p>
-        </w:tc>
-        <w:tc>
-          <w:tcPr>
-            <w:shd w:val="clear" w:color="auto" w:fill="auto"/>
+                <w:rFonts w:ascii="Times New Roman" w:hAnsi="Times New Roman"/>
+                <w:b w:val="0"/>
+                <w:sz w:val="24"/>
+              </w:rPr>
+              <w:t>46</w:t>
+            </w:r>
+          </w:p>
+        </w:tc>
+        <w:tc>
+          <w:tcPr>
+            <w:tcW w:type="dxa" w:w="1587"/>
             <w:vAlign w:val="center"/>
-            <w:tcW w:w="1924" w:type="dxa"/>
-          </w:tcPr>
-          <w:p>
-            <w:pPr>
-              <w:pStyle w:val="TableParagraph"/>
-              <w:tabs>
-                <w:tab w:val="left" w:pos="1627"/>
-                <w:tab w:val="left" w:pos="2572"/>
-                <w:tab w:val="left" w:pos="4128"/>
-              </w:tabs>
-              <w:ind w:left="110" w:right="99"/>
-              <w:rPr>
-                <w:rFonts w:eastAsia="Calibri"/>
-                <w:sz w:val="24"/>
-                <w:szCs w:val="24"/>
-                <w:lang w:val="ru-RU"/>
-              </w:rPr>
+          </w:tcPr>
+          <w:p>
+            <w:pPr>
+              <w:spacing w:before="0" w:after="20" w:line="240" w:lineRule="auto"/>
               <w:jc w:val="center"/>
             </w:pPr>
             <w:r>
               <w:rPr>
-                <w:rFonts w:eastAsia="Calibri"/>
-                <w:sz w:val="24"/>
-                <w:szCs w:val="24"/>
-                <w:lang w:val="ru-RU"/>
-              </w:rPr>
-              <w:t xml:space="preserve">—</w:t>
-            </w:r>
-          </w:p>
-        </w:tc>
-        <w:tc>
-          <w:tcPr>
-            <w:shd w:val="clear" w:color="auto" w:fill="auto"/>
+                <w:rFonts w:ascii="Times New Roman" w:hAnsi="Times New Roman"/>
+                <w:b w:val="0"/>
+                <w:sz w:val="24"/>
+              </w:rPr>
+              <w:t>0</w:t>
+            </w:r>
+          </w:p>
+        </w:tc>
+        <w:tc>
+          <w:tcPr>
+            <w:tcW w:type="dxa" w:w="3402"/>
             <w:vAlign w:val="center"/>
-            <w:tcW w:w="2308" w:type="dxa"/>
-          </w:tcPr>
-          <w:p>
-            <w:pPr>
-              <w:pStyle w:val="TableParagraph"/>
-              <w:tabs>
-                <w:tab w:val="left" w:pos="1627"/>
-                <w:tab w:val="left" w:pos="2572"/>
-                <w:tab w:val="left" w:pos="4128"/>
-              </w:tabs>
-              <w:ind w:left="110" w:right="99"/>
-              <w:rPr>
-                <w:rFonts w:eastAsia="Calibri"/>
-                <w:sz w:val="24"/>
-                <w:szCs w:val="24"/>
-                <w:lang w:val="ru-RU"/>
-              </w:rPr>
+          </w:tcPr>
+          <w:p>
+            <w:pPr>
+              <w:spacing w:before="0" w:after="20" w:line="240" w:lineRule="auto"/>
               <w:jc w:val="center"/>
             </w:pPr>
             <w:r>
               <w:rPr>
-                <w:rFonts w:eastAsia="Calibri"/>
-                <w:sz w:val="24"/>
-                <w:szCs w:val="24"/>
-                <w:lang w:val="ru-RU"/>
-              </w:rPr>
-              <w:t xml:space="preserve">72</w:t>
+                <w:rFonts w:ascii="Times New Roman" w:hAnsi="Times New Roman"/>
+                <w:b w:val="0"/>
+                <w:sz w:val="24"/>
+              </w:rPr>
+              <w:t>46</w:t>
             </w:r>
           </w:p>
         </w:tc>
@@ -4307,137 +3663,970 @@
       <w:tr>
         <w:tc>
           <w:tcPr>
-            <w:shd w:val="clear" w:color="auto" w:fill="auto"/>
+            <w:tcW w:type="dxa" w:w="454"/>
             <w:vAlign w:val="center"/>
-            <w:tcW w:w="4232" w:type="dxa"/>
-          </w:tcPr>
-          <w:p>
-            <w:pPr>
-              <w:pStyle w:val="TableParagraph"/>
-              <w:tabs>
-                <w:tab w:val="left" w:pos="1627"/>
-                <w:tab w:val="left" w:pos="2572"/>
-                <w:tab w:val="left" w:pos="4128"/>
-              </w:tabs>
-              <w:ind w:left="110" w:right="99"/>
-              <w:rPr>
-                <w:rFonts w:eastAsia="Calibri"/>
-                <w:sz w:val="24"/>
-                <w:szCs w:val="24"/>
-                <w:lang w:val="ru-RU"/>
-              </w:rPr>
+          </w:tcPr>
+          <w:p>
+            <w:pPr>
+              <w:spacing w:before="0" w:after="20" w:line="240" w:lineRule="auto"/>
+              <w:jc w:val="center"/>
+            </w:pPr>
+            <w:r>
+              <w:rPr>
+                <w:rFonts w:ascii="Times New Roman" w:hAnsi="Times New Roman"/>
+                <w:b w:val="0"/>
+                <w:sz w:val="24"/>
+              </w:rPr>
+            </w:r>
+          </w:p>
+        </w:tc>
+        <w:tc>
+          <w:tcPr>
+            <w:tcW w:type="dxa" w:w="3175"/>
+            <w:gridSpan w:val="2"/>
+            <w:vAlign w:val="center"/>
+          </w:tcPr>
+          <w:p>
+            <w:pPr>
+              <w:spacing w:before="0" w:after="20" w:line="240" w:lineRule="auto"/>
               <w:jc w:val="left"/>
             </w:pPr>
             <w:r>
               <w:rPr>
-                <w:rFonts w:eastAsia="Calibri"/>
-                <w:sz w:val="24"/>
-                <w:szCs w:val="24"/>
-                <w:lang w:val="ru-RU"/>
-              </w:rPr>
-              <w:t xml:space="preserve">Общая трудоемкость, зачетных единиц</w:t>
-            </w:r>
-          </w:p>
-        </w:tc>
-        <w:tc>
-          <w:tcPr>
-            <w:shd w:val="clear" w:color="auto" w:fill="auto"/>
+                <w:rFonts w:ascii="Times New Roman" w:hAnsi="Times New Roman"/>
+                <w:b w:val="0"/>
+                <w:sz w:val="24"/>
+              </w:rPr>
+              <w:t>в том числе:</w:t>
+            </w:r>
+          </w:p>
+        </w:tc>
+        <w:tc>
+          <w:tcPr>
+            <w:tcW w:type="dxa" w:w="737"/>
+          </w:tcPr>
+          <w:p/>
+        </w:tc>
+        <w:tc>
+          <w:tcPr>
+            <w:tcW w:type="dxa" w:w="1587"/>
+          </w:tcPr>
+          <w:p/>
+        </w:tc>
+        <w:tc>
+          <w:tcPr>
+            <w:tcW w:type="dxa" w:w="3402"/>
+          </w:tcPr>
+          <w:p/>
+        </w:tc>
+      </w:tr>
+      <w:tr>
+        <w:tc>
+          <w:tcPr>
+            <w:tcW w:type="dxa" w:w="454"/>
             <w:vAlign w:val="center"/>
-            <w:tcW w:w="1154" w:type="dxa"/>
-          </w:tcPr>
-          <w:p>
-            <w:pPr>
-              <w:pStyle w:val="TableParagraph"/>
-              <w:tabs>
-                <w:tab w:val="left" w:pos="1627"/>
-                <w:tab w:val="left" w:pos="2572"/>
-                <w:tab w:val="left" w:pos="4128"/>
-              </w:tabs>
-              <w:ind w:left="110" w:right="99"/>
-              <w:rPr>
-                <w:rFonts w:eastAsia="Calibri"/>
-                <w:sz w:val="24"/>
-                <w:szCs w:val="24"/>
-                <w:lang w:val="ru-RU"/>
-              </w:rPr>
+          </w:tcPr>
+          <w:p>
+            <w:pPr>
+              <w:spacing w:before="0" w:after="20" w:line="240" w:lineRule="auto"/>
               <w:jc w:val="center"/>
             </w:pPr>
             <w:r>
               <w:rPr>
-                <w:rFonts w:eastAsia="Calibri"/>
-                <w:sz w:val="24"/>
-                <w:szCs w:val="24"/>
-                <w:lang w:val="ru-RU"/>
-              </w:rPr>
-              <w:t xml:space="preserve">2</w:t>
-            </w:r>
-          </w:p>
-        </w:tc>
-        <w:tc>
-          <w:tcPr>
-            <w:shd w:val="clear" w:color="auto" w:fill="auto"/>
+                <w:rFonts w:ascii="Times New Roman" w:hAnsi="Times New Roman"/>
+                <w:b w:val="0"/>
+                <w:sz w:val="24"/>
+              </w:rPr>
+              <w:t>2.1</w:t>
+            </w:r>
+          </w:p>
+        </w:tc>
+        <w:tc>
+          <w:tcPr>
+            <w:tcW w:type="dxa" w:w="1814"/>
             <w:vAlign w:val="center"/>
-            <w:tcW w:w="1924" w:type="dxa"/>
-          </w:tcPr>
-          <w:p>
-            <w:pPr>
-              <w:pStyle w:val="TableParagraph"/>
-              <w:tabs>
-                <w:tab w:val="left" w:pos="1627"/>
-                <w:tab w:val="left" w:pos="2572"/>
-                <w:tab w:val="left" w:pos="4128"/>
-              </w:tabs>
-              <w:ind w:left="110" w:right="99"/>
-              <w:rPr>
-                <w:rFonts w:eastAsia="Calibri"/>
-                <w:sz w:val="24"/>
-                <w:szCs w:val="24"/>
-                <w:lang w:val="ru-RU"/>
-              </w:rPr>
+          </w:tcPr>
+          <w:p>
+            <w:pPr>
+              <w:spacing w:before="0" w:after="20" w:line="240" w:lineRule="auto"/>
+              <w:jc w:val="left"/>
+            </w:pPr>
+            <w:r>
+              <w:rPr>
+                <w:rFonts w:ascii="Times New Roman" w:hAnsi="Times New Roman"/>
+                <w:b w:val="0"/>
+                <w:sz w:val="24"/>
+              </w:rPr>
+              <w:t>Курсовая работа/проект (при наличии)</w:t>
+            </w:r>
+          </w:p>
+        </w:tc>
+        <w:tc>
+          <w:tcPr>
+            <w:tcW w:type="dxa" w:w="1361"/>
+            <w:vAlign w:val="center"/>
+          </w:tcPr>
+          <w:p>
+            <w:pPr>
+              <w:spacing w:before="0" w:after="20" w:line="240" w:lineRule="auto"/>
               <w:jc w:val="center"/>
             </w:pPr>
             <w:r>
               <w:rPr>
-                <w:rFonts w:eastAsia="Calibri"/>
-                <w:sz w:val="24"/>
-                <w:szCs w:val="24"/>
-                <w:lang w:val="ru-RU"/>
-              </w:rPr>
-              <w:t xml:space="preserve">—</w:t>
-            </w:r>
-          </w:p>
-        </w:tc>
-        <w:tc>
-          <w:tcPr>
-            <w:shd w:val="clear" w:color="auto" w:fill="auto"/>
+                <w:rFonts w:ascii="Times New Roman" w:hAnsi="Times New Roman"/>
+                <w:b w:val="0"/>
+                <w:sz w:val="24"/>
+              </w:rPr>
+              <w:t>КР</w:t>
+            </w:r>
+          </w:p>
+        </w:tc>
+        <w:tc>
+          <w:tcPr>
+            <w:tcW w:type="dxa" w:w="737"/>
             <w:vAlign w:val="center"/>
-            <w:tcW w:w="2308" w:type="dxa"/>
-          </w:tcPr>
-          <w:p>
-            <w:pPr>
-              <w:pStyle w:val="TableParagraph"/>
-              <w:tabs>
-                <w:tab w:val="left" w:pos="1627"/>
-                <w:tab w:val="left" w:pos="2572"/>
-                <w:tab w:val="left" w:pos="4128"/>
-              </w:tabs>
-              <w:ind w:left="110" w:right="99"/>
-              <w:rPr>
-                <w:rFonts w:eastAsia="Calibri"/>
-                <w:sz w:val="24"/>
-                <w:szCs w:val="24"/>
-                <w:lang w:val="ru-RU"/>
-              </w:rPr>
+          </w:tcPr>
+          <w:p>
+            <w:pPr>
+              <w:spacing w:before="0" w:after="20" w:line="240" w:lineRule="auto"/>
               <w:jc w:val="center"/>
             </w:pPr>
             <w:r>
               <w:rPr>
-                <w:rFonts w:eastAsia="Calibri"/>
-                <w:sz w:val="24"/>
-                <w:szCs w:val="24"/>
-                <w:lang w:val="ru-RU"/>
-              </w:rPr>
-              <w:t xml:space="preserve">2</w:t>
+                <w:rFonts w:ascii="Times New Roman" w:hAnsi="Times New Roman"/>
+                <w:b w:val="0"/>
+                <w:sz w:val="24"/>
+              </w:rPr>
+              <w:t>—</w:t>
+            </w:r>
+          </w:p>
+        </w:tc>
+        <w:tc>
+          <w:tcPr>
+            <w:tcW w:type="dxa" w:w="1587"/>
+            <w:vAlign w:val="center"/>
+          </w:tcPr>
+          <w:p>
+            <w:pPr>
+              <w:spacing w:before="0" w:after="20" w:line="240" w:lineRule="auto"/>
+              <w:jc w:val="center"/>
+            </w:pPr>
+            <w:r>
+              <w:rPr>
+                <w:rFonts w:ascii="Times New Roman" w:hAnsi="Times New Roman"/>
+                <w:b w:val="0"/>
+                <w:sz w:val="24"/>
+              </w:rPr>
+              <w:t>—</w:t>
+            </w:r>
+          </w:p>
+        </w:tc>
+        <w:tc>
+          <w:tcPr>
+            <w:tcW w:type="dxa" w:w="3402"/>
+            <w:vAlign w:val="center"/>
+          </w:tcPr>
+          <w:p>
+            <w:pPr>
+              <w:spacing w:before="0" w:after="20" w:line="240" w:lineRule="auto"/>
+              <w:jc w:val="center"/>
+            </w:pPr>
+            <w:r>
+              <w:rPr>
+                <w:rFonts w:ascii="Times New Roman" w:hAnsi="Times New Roman"/>
+                <w:b w:val="0"/>
+                <w:sz w:val="24"/>
+              </w:rPr>
+              <w:t>—</w:t>
+            </w:r>
+          </w:p>
+        </w:tc>
+      </w:tr>
+      <w:tr>
+        <w:tc>
+          <w:tcPr>
+            <w:tcW w:type="dxa" w:w="454"/>
+            <w:vAlign w:val="center"/>
+          </w:tcPr>
+          <w:p>
+            <w:pPr>
+              <w:spacing w:before="0" w:after="20" w:line="240" w:lineRule="auto"/>
+              <w:jc w:val="center"/>
+            </w:pPr>
+            <w:r>
+              <w:rPr>
+                <w:rFonts w:ascii="Times New Roman" w:hAnsi="Times New Roman"/>
+                <w:b w:val="0"/>
+                <w:sz w:val="24"/>
+              </w:rPr>
+              <w:t>2.1</w:t>
+            </w:r>
+          </w:p>
+        </w:tc>
+        <w:tc>
+          <w:tcPr>
+            <w:tcW w:type="dxa" w:w="1814"/>
+            <w:vAlign w:val="center"/>
+          </w:tcPr>
+          <w:p>
+            <w:pPr>
+              <w:spacing w:before="0" w:after="20" w:line="240" w:lineRule="auto"/>
+              <w:jc w:val="left"/>
+            </w:pPr>
+            <w:r>
+              <w:rPr>
+                <w:rFonts w:ascii="Times New Roman" w:hAnsi="Times New Roman"/>
+                <w:b w:val="0"/>
+                <w:sz w:val="24"/>
+              </w:rPr>
+              <w:t>Курсовая работа/проект (при наличии)</w:t>
+            </w:r>
+          </w:p>
+        </w:tc>
+        <w:tc>
+          <w:tcPr>
+            <w:tcW w:type="dxa" w:w="1361"/>
+            <w:vAlign w:val="center"/>
+          </w:tcPr>
+          <w:p>
+            <w:pPr>
+              <w:spacing w:before="0" w:after="20" w:line="240" w:lineRule="auto"/>
+              <w:jc w:val="center"/>
+            </w:pPr>
+            <w:r>
+              <w:rPr>
+                <w:rFonts w:ascii="Times New Roman" w:hAnsi="Times New Roman"/>
+                <w:b w:val="0"/>
+                <w:sz w:val="24"/>
+              </w:rPr>
+              <w:t>КП</w:t>
+            </w:r>
+          </w:p>
+        </w:tc>
+        <w:tc>
+          <w:tcPr>
+            <w:tcW w:type="dxa" w:w="737"/>
+            <w:vAlign w:val="center"/>
+          </w:tcPr>
+          <w:p>
+            <w:pPr>
+              <w:spacing w:before="0" w:after="20" w:line="240" w:lineRule="auto"/>
+              <w:jc w:val="center"/>
+            </w:pPr>
+            <w:r>
+              <w:rPr>
+                <w:rFonts w:ascii="Times New Roman" w:hAnsi="Times New Roman"/>
+                <w:b w:val="0"/>
+                <w:sz w:val="24"/>
+              </w:rPr>
+              <w:t>—</w:t>
+            </w:r>
+          </w:p>
+        </w:tc>
+        <w:tc>
+          <w:tcPr>
+            <w:tcW w:type="dxa" w:w="1587"/>
+            <w:vAlign w:val="center"/>
+          </w:tcPr>
+          <w:p>
+            <w:pPr>
+              <w:spacing w:before="0" w:after="20" w:line="240" w:lineRule="auto"/>
+              <w:jc w:val="center"/>
+            </w:pPr>
+            <w:r>
+              <w:rPr>
+                <w:rFonts w:ascii="Times New Roman" w:hAnsi="Times New Roman"/>
+                <w:b w:val="0"/>
+                <w:sz w:val="24"/>
+              </w:rPr>
+              <w:t>—</w:t>
+            </w:r>
+          </w:p>
+        </w:tc>
+        <w:tc>
+          <w:tcPr>
+            <w:tcW w:type="dxa" w:w="3402"/>
+            <w:vAlign w:val="center"/>
+          </w:tcPr>
+          <w:p>
+            <w:pPr>
+              <w:spacing w:before="0" w:after="20" w:line="240" w:lineRule="auto"/>
+              <w:jc w:val="center"/>
+            </w:pPr>
+            <w:r>
+              <w:rPr>
+                <w:rFonts w:ascii="Times New Roman" w:hAnsi="Times New Roman"/>
+                <w:b w:val="0"/>
+                <w:sz w:val="24"/>
+              </w:rPr>
+              <w:t>—</w:t>
+            </w:r>
+          </w:p>
+        </w:tc>
+      </w:tr>
+      <w:tr>
+        <w:tc>
+          <w:tcPr>
+            <w:tcW w:type="dxa" w:w="454"/>
+            <w:vAlign w:val="center"/>
+          </w:tcPr>
+          <w:p>
+            <w:pPr>
+              <w:spacing w:before="0" w:after="20" w:line="240" w:lineRule="auto"/>
+              <w:jc w:val="center"/>
+            </w:pPr>
+            <w:r>
+              <w:rPr>
+                <w:rFonts w:ascii="Times New Roman" w:hAnsi="Times New Roman"/>
+                <w:b w:val="0"/>
+                <w:sz w:val="24"/>
+              </w:rPr>
+              <w:t>3</w:t>
+            </w:r>
+          </w:p>
+        </w:tc>
+        <w:tc>
+          <w:tcPr>
+            <w:tcW w:type="dxa" w:w="1814"/>
+            <w:vAlign w:val="center"/>
+          </w:tcPr>
+          <w:p>
+            <w:pPr>
+              <w:spacing w:before="0" w:after="20" w:line="240" w:lineRule="auto"/>
+              <w:jc w:val="left"/>
+            </w:pPr>
+            <w:r>
+              <w:rPr>
+                <w:rFonts w:ascii="Times New Roman" w:hAnsi="Times New Roman"/>
+                <w:b w:val="0"/>
+                <w:sz w:val="24"/>
+              </w:rPr>
+              <w:t>Промежуточная аттестация</w:t>
+            </w:r>
+          </w:p>
+        </w:tc>
+        <w:tc>
+          <w:tcPr>
+            <w:tcW w:type="dxa" w:w="1361"/>
+            <w:vAlign w:val="center"/>
+          </w:tcPr>
+          <w:p>
+            <w:pPr>
+              <w:spacing w:before="0" w:after="20" w:line="240" w:lineRule="auto"/>
+              <w:jc w:val="center"/>
+            </w:pPr>
+            <w:r>
+              <w:rPr>
+                <w:rFonts w:ascii="Times New Roman" w:hAnsi="Times New Roman"/>
+                <w:b w:val="0"/>
+                <w:sz w:val="24"/>
+              </w:rPr>
+              <w:t>зачёт (З)</w:t>
+            </w:r>
+          </w:p>
+        </w:tc>
+        <w:tc>
+          <w:tcPr>
+            <w:tcW w:type="dxa" w:w="737"/>
+            <w:vAlign w:val="center"/>
+          </w:tcPr>
+          <w:p>
+            <w:pPr>
+              <w:spacing w:before="0" w:after="20" w:line="240" w:lineRule="auto"/>
+              <w:jc w:val="center"/>
+            </w:pPr>
+            <w:r>
+              <w:rPr>
+                <w:rFonts w:ascii="Times New Roman" w:hAnsi="Times New Roman"/>
+                <w:b w:val="0"/>
+                <w:sz w:val="24"/>
+              </w:rPr>
+              <w:t>0</w:t>
+            </w:r>
+          </w:p>
+        </w:tc>
+        <w:tc>
+          <w:tcPr>
+            <w:tcW w:type="dxa" w:w="1587"/>
+            <w:vAlign w:val="center"/>
+          </w:tcPr>
+          <w:p>
+            <w:pPr>
+              <w:spacing w:before="0" w:after="20" w:line="240" w:lineRule="auto"/>
+              <w:jc w:val="center"/>
+            </w:pPr>
+            <w:r>
+              <w:rPr>
+                <w:rFonts w:ascii="Times New Roman" w:hAnsi="Times New Roman"/>
+                <w:b w:val="0"/>
+                <w:sz w:val="24"/>
+              </w:rPr>
+              <w:t>0</w:t>
+            </w:r>
+          </w:p>
+        </w:tc>
+        <w:tc>
+          <w:tcPr>
+            <w:tcW w:type="dxa" w:w="3402"/>
+            <w:vAlign w:val="center"/>
+          </w:tcPr>
+          <w:p>
+            <w:pPr>
+              <w:spacing w:before="0" w:after="20" w:line="240" w:lineRule="auto"/>
+              <w:jc w:val="center"/>
+            </w:pPr>
+            <w:r>
+              <w:rPr>
+                <w:rFonts w:ascii="Times New Roman" w:hAnsi="Times New Roman"/>
+                <w:b w:val="0"/>
+                <w:sz w:val="24"/>
+              </w:rPr>
+              <w:t>0</w:t>
+            </w:r>
+          </w:p>
+        </w:tc>
+      </w:tr>
+      <w:tr>
+        <w:tc>
+          <w:tcPr>
+            <w:tcW w:type="dxa" w:w="454"/>
+            <w:vAlign w:val="center"/>
+          </w:tcPr>
+          <w:p>
+            <w:pPr>
+              <w:spacing w:before="0" w:after="20" w:line="240" w:lineRule="auto"/>
+              <w:jc w:val="center"/>
+            </w:pPr>
+            <w:r>
+              <w:rPr>
+                <w:rFonts w:ascii="Times New Roman" w:hAnsi="Times New Roman"/>
+                <w:b w:val="0"/>
+                <w:sz w:val="24"/>
+              </w:rPr>
+              <w:t>3</w:t>
+            </w:r>
+          </w:p>
+        </w:tc>
+        <w:tc>
+          <w:tcPr>
+            <w:tcW w:type="dxa" w:w="1814"/>
+            <w:vAlign w:val="center"/>
+          </w:tcPr>
+          <w:p>
+            <w:pPr>
+              <w:spacing w:before="0" w:after="20" w:line="240" w:lineRule="auto"/>
+              <w:jc w:val="left"/>
+            </w:pPr>
+            <w:r>
+              <w:rPr>
+                <w:rFonts w:ascii="Times New Roman" w:hAnsi="Times New Roman"/>
+                <w:b w:val="0"/>
+                <w:sz w:val="24"/>
+              </w:rPr>
+              <w:t>Промежуточная аттестация</w:t>
+            </w:r>
+          </w:p>
+        </w:tc>
+        <w:tc>
+          <w:tcPr>
+            <w:tcW w:type="dxa" w:w="1361"/>
+            <w:vAlign w:val="center"/>
+          </w:tcPr>
+          <w:p>
+            <w:pPr>
+              <w:spacing w:before="0" w:after="20" w:line="240" w:lineRule="auto"/>
+              <w:jc w:val="center"/>
+            </w:pPr>
+            <w:r>
+              <w:rPr>
+                <w:rFonts w:ascii="Times New Roman" w:hAnsi="Times New Roman"/>
+                <w:b w:val="0"/>
+                <w:sz w:val="24"/>
+              </w:rPr>
+              <w:t>зачёт с оценкой (ЗаО)</w:t>
+            </w:r>
+          </w:p>
+        </w:tc>
+        <w:tc>
+          <w:tcPr>
+            <w:tcW w:type="dxa" w:w="737"/>
+            <w:vAlign w:val="center"/>
+          </w:tcPr>
+          <w:p>
+            <w:pPr>
+              <w:spacing w:before="0" w:after="20" w:line="240" w:lineRule="auto"/>
+              <w:jc w:val="center"/>
+            </w:pPr>
+            <w:r>
+              <w:rPr>
+                <w:rFonts w:ascii="Times New Roman" w:hAnsi="Times New Roman"/>
+                <w:b w:val="0"/>
+                <w:sz w:val="24"/>
+              </w:rPr>
+              <w:t>—</w:t>
+            </w:r>
+          </w:p>
+        </w:tc>
+        <w:tc>
+          <w:tcPr>
+            <w:tcW w:type="dxa" w:w="1587"/>
+            <w:vAlign w:val="center"/>
+          </w:tcPr>
+          <w:p>
+            <w:pPr>
+              <w:spacing w:before="0" w:after="20" w:line="240" w:lineRule="auto"/>
+              <w:jc w:val="center"/>
+            </w:pPr>
+            <w:r>
+              <w:rPr>
+                <w:rFonts w:ascii="Times New Roman" w:hAnsi="Times New Roman"/>
+                <w:b w:val="0"/>
+                <w:sz w:val="24"/>
+              </w:rPr>
+              <w:t>—</w:t>
+            </w:r>
+          </w:p>
+        </w:tc>
+        <w:tc>
+          <w:tcPr>
+            <w:tcW w:type="dxa" w:w="3402"/>
+            <w:vAlign w:val="center"/>
+          </w:tcPr>
+          <w:p>
+            <w:pPr>
+              <w:spacing w:before="0" w:after="20" w:line="240" w:lineRule="auto"/>
+              <w:jc w:val="center"/>
+            </w:pPr>
+            <w:r>
+              <w:rPr>
+                <w:rFonts w:ascii="Times New Roman" w:hAnsi="Times New Roman"/>
+                <w:b w:val="0"/>
+                <w:sz w:val="24"/>
+              </w:rPr>
+              <w:t>—</w:t>
+            </w:r>
+          </w:p>
+        </w:tc>
+      </w:tr>
+      <w:tr>
+        <w:tc>
+          <w:tcPr>
+            <w:tcW w:type="dxa" w:w="454"/>
+            <w:vAlign w:val="center"/>
+          </w:tcPr>
+          <w:p>
+            <w:pPr>
+              <w:spacing w:before="0" w:after="20" w:line="240" w:lineRule="auto"/>
+              <w:jc w:val="center"/>
+            </w:pPr>
+            <w:r>
+              <w:rPr>
+                <w:rFonts w:ascii="Times New Roman" w:hAnsi="Times New Roman"/>
+                <w:b w:val="0"/>
+                <w:sz w:val="24"/>
+              </w:rPr>
+              <w:t>3</w:t>
+            </w:r>
+          </w:p>
+        </w:tc>
+        <w:tc>
+          <w:tcPr>
+            <w:tcW w:type="dxa" w:w="1814"/>
+            <w:vAlign w:val="center"/>
+          </w:tcPr>
+          <w:p>
+            <w:pPr>
+              <w:spacing w:before="0" w:after="20" w:line="240" w:lineRule="auto"/>
+              <w:jc w:val="left"/>
+            </w:pPr>
+            <w:r>
+              <w:rPr>
+                <w:rFonts w:ascii="Times New Roman" w:hAnsi="Times New Roman"/>
+                <w:b w:val="0"/>
+                <w:sz w:val="24"/>
+              </w:rPr>
+              <w:t>Промежуточная аттестация</w:t>
+            </w:r>
+          </w:p>
+        </w:tc>
+        <w:tc>
+          <w:tcPr>
+            <w:tcW w:type="dxa" w:w="1361"/>
+            <w:vAlign w:val="center"/>
+          </w:tcPr>
+          <w:p>
+            <w:pPr>
+              <w:spacing w:before="0" w:after="20" w:line="240" w:lineRule="auto"/>
+              <w:jc w:val="center"/>
+            </w:pPr>
+            <w:r>
+              <w:rPr>
+                <w:rFonts w:ascii="Times New Roman" w:hAnsi="Times New Roman"/>
+                <w:b w:val="0"/>
+                <w:sz w:val="24"/>
+              </w:rPr>
+              <w:t>экзамен (Э)</w:t>
+            </w:r>
+          </w:p>
+        </w:tc>
+        <w:tc>
+          <w:tcPr>
+            <w:tcW w:type="dxa" w:w="737"/>
+            <w:vAlign w:val="center"/>
+          </w:tcPr>
+          <w:p>
+            <w:pPr>
+              <w:spacing w:before="0" w:after="20" w:line="240" w:lineRule="auto"/>
+              <w:jc w:val="center"/>
+            </w:pPr>
+            <w:r>
+              <w:rPr>
+                <w:rFonts w:ascii="Times New Roman" w:hAnsi="Times New Roman"/>
+                <w:b w:val="0"/>
+                <w:sz w:val="24"/>
+              </w:rPr>
+              <w:t>—</w:t>
+            </w:r>
+          </w:p>
+        </w:tc>
+        <w:tc>
+          <w:tcPr>
+            <w:tcW w:type="dxa" w:w="1587"/>
+            <w:vAlign w:val="center"/>
+          </w:tcPr>
+          <w:p>
+            <w:pPr>
+              <w:spacing w:before="0" w:after="20" w:line="240" w:lineRule="auto"/>
+              <w:jc w:val="center"/>
+            </w:pPr>
+            <w:r>
+              <w:rPr>
+                <w:rFonts w:ascii="Times New Roman" w:hAnsi="Times New Roman"/>
+                <w:b w:val="0"/>
+                <w:sz w:val="24"/>
+              </w:rPr>
+              <w:t>—</w:t>
+            </w:r>
+          </w:p>
+        </w:tc>
+        <w:tc>
+          <w:tcPr>
+            <w:tcW w:type="dxa" w:w="3402"/>
+            <w:vAlign w:val="center"/>
+          </w:tcPr>
+          <w:p>
+            <w:pPr>
+              <w:spacing w:before="0" w:after="20" w:line="240" w:lineRule="auto"/>
+              <w:jc w:val="center"/>
+            </w:pPr>
+            <w:r>
+              <w:rPr>
+                <w:rFonts w:ascii="Times New Roman" w:hAnsi="Times New Roman"/>
+                <w:b w:val="0"/>
+                <w:sz w:val="24"/>
+              </w:rPr>
+              <w:t>—</w:t>
+            </w:r>
+          </w:p>
+        </w:tc>
+      </w:tr>
+      <w:tr>
+        <w:tc>
+          <w:tcPr>
+            <w:tcW w:type="dxa" w:w="454"/>
+            <w:vAlign w:val="center"/>
+          </w:tcPr>
+          <w:p>
+            <w:pPr>
+              <w:spacing w:before="0" w:after="20" w:line="240" w:lineRule="auto"/>
+              <w:jc w:val="center"/>
+            </w:pPr>
+            <w:r>
+              <w:rPr>
+                <w:rFonts w:ascii="Times New Roman" w:hAnsi="Times New Roman"/>
+                <w:b w:val="0"/>
+                <w:sz w:val="24"/>
+              </w:rPr>
+            </w:r>
+          </w:p>
+        </w:tc>
+        <w:tc>
+          <w:tcPr>
+            <w:tcW w:type="dxa" w:w="3175"/>
+            <w:gridSpan w:val="2"/>
+            <w:vAlign w:val="center"/>
+          </w:tcPr>
+          <w:p>
+            <w:pPr>
+              <w:spacing w:before="0" w:after="20" w:line="240" w:lineRule="auto"/>
+              <w:jc w:val="left"/>
+            </w:pPr>
+            <w:r>
+              <w:rPr>
+                <w:rFonts w:ascii="Times New Roman" w:hAnsi="Times New Roman"/>
+                <w:b w:val="0"/>
+                <w:sz w:val="24"/>
+              </w:rPr>
+            </w:r>
+          </w:p>
+        </w:tc>
+        <w:tc>
+          <w:tcPr>
+            <w:tcW w:type="dxa" w:w="737"/>
+          </w:tcPr>
+          <w:p/>
+        </w:tc>
+        <w:tc>
+          <w:tcPr>
+            <w:tcW w:type="dxa" w:w="1587"/>
+          </w:tcPr>
+          <w:p/>
+        </w:tc>
+        <w:tc>
+          <w:tcPr>
+            <w:tcW w:type="dxa" w:w="3402"/>
+          </w:tcPr>
+          <w:p/>
+        </w:tc>
+      </w:tr>
+      <w:tr>
+        <w:tc>
+          <w:tcPr>
+            <w:tcW w:type="dxa" w:w="454"/>
+            <w:vAlign w:val="center"/>
+          </w:tcPr>
+          <w:p>
+            <w:pPr>
+              <w:spacing w:before="0" w:after="20" w:line="240" w:lineRule="auto"/>
+              <w:jc w:val="center"/>
+            </w:pPr>
+            <w:r>
+              <w:rPr>
+                <w:rFonts w:ascii="Times New Roman" w:hAnsi="Times New Roman"/>
+                <w:b w:val="0"/>
+                <w:sz w:val="24"/>
+              </w:rPr>
+            </w:r>
+          </w:p>
+        </w:tc>
+        <w:tc>
+          <w:tcPr>
+            <w:tcW w:type="dxa" w:w="1814"/>
+            <w:vAlign w:val="center"/>
+          </w:tcPr>
+          <w:p>
+            <w:pPr>
+              <w:spacing w:before="0" w:after="20" w:line="240" w:lineRule="auto"/>
+              <w:jc w:val="left"/>
+            </w:pPr>
+            <w:r>
+              <w:rPr>
+                <w:rFonts w:ascii="Times New Roman" w:hAnsi="Times New Roman"/>
+                <w:b/>
+                <w:sz w:val="24"/>
+              </w:rPr>
+              <w:t>ИТОГО: общая трудоёмкость</w:t>
+            </w:r>
+          </w:p>
+        </w:tc>
+        <w:tc>
+          <w:tcPr>
+            <w:tcW w:type="dxa" w:w="1361"/>
+            <w:vAlign w:val="center"/>
+          </w:tcPr>
+          <w:p>
+            <w:pPr>
+              <w:spacing w:before="0" w:after="20" w:line="240" w:lineRule="auto"/>
+              <w:jc w:val="center"/>
+            </w:pPr>
+            <w:r>
+              <w:rPr>
+                <w:rFonts w:ascii="Times New Roman" w:hAnsi="Times New Roman"/>
+                <w:b w:val="0"/>
+                <w:sz w:val="24"/>
+              </w:rPr>
+              <w:t>часов</w:t>
+            </w:r>
+          </w:p>
+        </w:tc>
+        <w:tc>
+          <w:tcPr>
+            <w:tcW w:type="dxa" w:w="737"/>
+            <w:vAlign w:val="center"/>
+          </w:tcPr>
+          <w:p>
+            <w:pPr>
+              <w:spacing w:before="0" w:after="20" w:line="240" w:lineRule="auto"/>
+              <w:jc w:val="center"/>
+            </w:pPr>
+            <w:r>
+              <w:rPr>
+                <w:rFonts w:ascii="Times New Roman" w:hAnsi="Times New Roman"/>
+                <w:b/>
+                <w:sz w:val="24"/>
+              </w:rPr>
+              <w:t>72</w:t>
+            </w:r>
+          </w:p>
+        </w:tc>
+        <w:tc>
+          <w:tcPr>
+            <w:tcW w:type="dxa" w:w="1587"/>
+            <w:vAlign w:val="center"/>
+          </w:tcPr>
+          <w:p>
+            <w:pPr>
+              <w:spacing w:before="0" w:after="20" w:line="240" w:lineRule="auto"/>
+              <w:jc w:val="center"/>
+            </w:pPr>
+            <w:r>
+              <w:rPr>
+                <w:rFonts w:ascii="Times New Roman" w:hAnsi="Times New Roman"/>
+                <w:b w:val="0"/>
+                <w:sz w:val="24"/>
+              </w:rPr>
+              <w:t>0</w:t>
+            </w:r>
+          </w:p>
+        </w:tc>
+        <w:tc>
+          <w:tcPr>
+            <w:tcW w:type="dxa" w:w="3402"/>
+            <w:vAlign w:val="center"/>
+          </w:tcPr>
+          <w:p>
+            <w:pPr>
+              <w:spacing w:before="0" w:after="20" w:line="240" w:lineRule="auto"/>
+              <w:jc w:val="center"/>
+            </w:pPr>
+            <w:r>
+              <w:rPr>
+                <w:rFonts w:ascii="Times New Roman" w:hAnsi="Times New Roman"/>
+                <w:b/>
+                <w:sz w:val="24"/>
+              </w:rPr>
+              <w:t>72</w:t>
+            </w:r>
+          </w:p>
+        </w:tc>
+      </w:tr>
+      <w:tr>
+        <w:tc>
+          <w:tcPr>
+            <w:tcW w:type="dxa" w:w="454"/>
+            <w:vAlign w:val="center"/>
+          </w:tcPr>
+          <w:p>
+            <w:pPr>
+              <w:spacing w:before="0" w:after="20" w:line="240" w:lineRule="auto"/>
+              <w:jc w:val="center"/>
+            </w:pPr>
+            <w:r>
+              <w:rPr>
+                <w:rFonts w:ascii="Times New Roman" w:hAnsi="Times New Roman"/>
+                <w:b w:val="0"/>
+                <w:sz w:val="24"/>
+              </w:rPr>
+            </w:r>
+          </w:p>
+        </w:tc>
+        <w:tc>
+          <w:tcPr>
+            <w:tcW w:type="dxa" w:w="1814"/>
+            <w:vAlign w:val="center"/>
+          </w:tcPr>
+          <w:p>
+            <w:pPr>
+              <w:spacing w:before="0" w:after="20" w:line="240" w:lineRule="auto"/>
+              <w:jc w:val="left"/>
+            </w:pPr>
+            <w:r>
+              <w:rPr>
+                <w:rFonts w:ascii="Times New Roman" w:hAnsi="Times New Roman"/>
+                <w:b/>
+                <w:sz w:val="24"/>
+              </w:rPr>
+              <w:t>ИТОГО: общая трудоёмкость</w:t>
+            </w:r>
+          </w:p>
+        </w:tc>
+        <w:tc>
+          <w:tcPr>
+            <w:tcW w:type="dxa" w:w="1361"/>
+            <w:vAlign w:val="center"/>
+          </w:tcPr>
+          <w:p>
+            <w:pPr>
+              <w:spacing w:before="0" w:after="20" w:line="240" w:lineRule="auto"/>
+              <w:jc w:val="center"/>
+            </w:pPr>
+            <w:r>
+              <w:rPr>
+                <w:rFonts w:ascii="Times New Roman" w:hAnsi="Times New Roman"/>
+                <w:b w:val="0"/>
+                <w:sz w:val="24"/>
+              </w:rPr>
+              <w:t>з.е.</w:t>
+            </w:r>
+          </w:p>
+        </w:tc>
+        <w:tc>
+          <w:tcPr>
+            <w:tcW w:type="dxa" w:w="737"/>
+            <w:vAlign w:val="center"/>
+          </w:tcPr>
+          <w:p>
+            <w:pPr>
+              <w:spacing w:before="0" w:after="20" w:line="240" w:lineRule="auto"/>
+              <w:jc w:val="center"/>
+            </w:pPr>
+            <w:r>
+              <w:rPr>
+                <w:rFonts w:ascii="Times New Roman" w:hAnsi="Times New Roman"/>
+                <w:b/>
+                <w:sz w:val="24"/>
+              </w:rPr>
+              <w:t>2</w:t>
+            </w:r>
+          </w:p>
+        </w:tc>
+        <w:tc>
+          <w:tcPr>
+            <w:tcW w:type="dxa" w:w="1587"/>
+            <w:vAlign w:val="center"/>
+          </w:tcPr>
+          <w:p>
+            <w:pPr>
+              <w:spacing w:before="0" w:after="20" w:line="240" w:lineRule="auto"/>
+              <w:jc w:val="center"/>
+            </w:pPr>
+            <w:r>
+              <w:rPr>
+                <w:rFonts w:ascii="Times New Roman" w:hAnsi="Times New Roman"/>
+                <w:b w:val="0"/>
+                <w:sz w:val="24"/>
+              </w:rPr>
+              <w:t>—</w:t>
+            </w:r>
+          </w:p>
+        </w:tc>
+        <w:tc>
+          <w:tcPr>
+            <w:tcW w:type="dxa" w:w="3402"/>
+            <w:vAlign w:val="center"/>
+          </w:tcPr>
+          <w:p>
+            <w:pPr>
+              <w:spacing w:before="0" w:after="20" w:line="240" w:lineRule="auto"/>
+              <w:jc w:val="center"/>
+            </w:pPr>
+            <w:r>
+              <w:rPr>
+                <w:rFonts w:ascii="Times New Roman" w:hAnsi="Times New Roman"/>
+                <w:b/>
+                <w:sz w:val="24"/>
+              </w:rPr>
+              <w:t>2</w:t>
             </w:r>
           </w:p>
         </w:tc>
@@ -4485,6 +4674,7 @@
     </w:p>
     <w:p>
       <w:pPr>
+        <w:keepNext/>
         <w:widowControl/>
         <w:suppressAutoHyphens w:val="0"/>
         <w:autoSpaceDE/>
@@ -4495,13 +4685,13 @@
         </w:rPr>
       </w:pPr>
       <w:r>
-        <w:br w:type="page"/>
-      </w:r>
-      <w:r>
-        <w:rPr>
-          <w:b w:val="0"/>
-        </w:rPr>
-        <w:t>2. СОДЕРЖАНИЕ ДИСЦИПЛИНЫ</w:t>
+        <w:rPr>
+          <w:rFonts w:ascii="Times New Roman" w:hAnsi="Times New Roman"/>
+          <w:b/>
+          <w:color w:val="000000"/>
+          <w:sz w:val="28"/>
+        </w:rPr>
+        <w:t xml:space="preserve">2. СОДЕРЖАНИЕ ДИСЦИПЛИНЫ (МОДУЛЯ)</w:t>
       </w:r>
     </w:p>
     <w:p>
@@ -4510,10 +4700,12 @@
         <w:rPr>
           <w:b w:val="0"/>
         </w:rPr>
+        <w:keepNext/>
       </w:pPr>
     </w:p>
     <w:p>
       <w:pPr>
+        <w:keepNext/>
         <w:jc w:val="center"/>
         <w:rPr>
           <w:b w:val="0"/>
@@ -4521,9 +4713,12 @@
       </w:pPr>
       <w:r>
         <w:rPr>
-          <w:b w:val="0"/>
-        </w:rPr>
-        <w:t>2.1. Содержание разделов дисциплины</w:t>
+          <w:rFonts w:ascii="Times New Roman" w:hAnsi="Times New Roman"/>
+          <w:b/>
+          <w:color w:val="000000"/>
+          <w:sz w:val="28"/>
+        </w:rPr>
+        <w:t xml:space="preserve">2.1. Содержание разделов дисциплины (модуля)</w:t>
       </w:r>
     </w:p>
     <w:tbl>
@@ -4561,20 +4756,16 @@
           </w:tcPr>
           <w:p>
             <w:pPr>
-              <w:snapToGrid w:val="0"/>
-              <w:ind w:left="113" w:right="113"/>
+              <w:spacing w:before="0" w:after="20" w:line="240" w:lineRule="auto"/>
               <w:jc w:val="center"/>
-              <w:rPr>
-                <w:b w:val="0"/>
-                <w:sz w:val="20"/>
-              </w:rPr>
-            </w:pPr>
-            <w:r>
-              <w:rPr>
-                <w:b w:val="0"/>
-                <w:sz w:val="20"/>
-              </w:rPr>
-              <w:t>№ семестра</w:t>
+            </w:pPr>
+            <w:r>
+              <w:rPr>
+                <w:rFonts w:ascii="Times New Roman" w:hAnsi="Times New Roman"/>
+                <w:b/>
+                <w:sz w:val="24"/>
+              </w:rPr>
+              <w:t>№ семестра/курса</w:t>
             </w:r>
           </w:p>
         </w:tc>
@@ -6588,80 +6779,6 @@
     <w:p>
       <w:pPr>
         <w:widowControl/>
-        <w:numPr>
-          <w:ilvl w:val="1"/>
-          <w:numId w:val="8"/>
-        </w:numPr>
-        <w:suppressAutoHyphens w:val="0"/>
-        <w:autoSpaceDE/>
-        <w:autoSpaceDN w:val="0"/>
-        <w:jc w:val="both"/>
-        <w:rPr>
-          <w:b w:val="0"/>
-          <w:szCs w:val="28"/>
-          <w:lang w:eastAsia="en-US"/>
-        </w:rPr>
-      </w:pPr>
-      <w:r>
-        <w:rPr>
-          <w:b w:val="0"/>
-          <w:szCs w:val="28"/>
-          <w:lang w:eastAsia="en-US"/>
-        </w:rPr>
-        <w:t>Перечень лабораторных работ (при наличии), примерная тематика курсовых работ (при наличии)</w:t>
-      </w:r>
-    </w:p>
-    <w:p>
-      <w:pPr>
-        <w:widowControl/>
-        <w:suppressAutoHyphens w:val="0"/>
-        <w:autoSpaceDE/>
-        <w:ind w:firstLine="567"/>
-        <w:jc w:val="both"/>
-        <w:rPr>
-          <w:b w:val="0"/>
-          <w:i/>
-          <w:szCs w:val="28"/>
-          <w:lang w:eastAsia="ru-RU"/>
-        </w:rPr>
-      </w:pPr>
-      <w:r>
-        <w:rPr>
-          <w:b w:val="0"/>
-          <w:i/>
-          <w:szCs w:val="28"/>
-          <w:lang w:eastAsia="ru-RU"/>
-        </w:rPr>
-        <w:t>Лабораторные работы не предусмотрены</w:t>
-      </w:r>
-    </w:p>
-    <w:p>
-      <w:pPr>
-        <w:widowControl/>
-        <w:suppressAutoHyphens w:val="0"/>
-        <w:autoSpaceDE/>
-        <w:ind w:firstLine="567"/>
-        <w:jc w:val="both"/>
-        <w:rPr>
-          <w:b w:val="0"/>
-          <w:i/>
-          <w:szCs w:val="28"/>
-          <w:lang w:eastAsia="ru-RU"/>
-        </w:rPr>
-      </w:pPr>
-      <w:r>
-        <w:rPr>
-          <w:b w:val="0"/>
-          <w:i/>
-          <w:szCs w:val="28"/>
-          <w:lang w:eastAsia="ru-RU"/>
-        </w:rPr>
-        <w:t>Курсовые работы не предусмотрены</w:t>
-      </w:r>
-    </w:p>
-    <w:p>
-      <w:pPr>
-        <w:widowControl/>
         <w:suppressAutoHyphens w:val="0"/>
         <w:autoSpaceDE/>
         <w:spacing w:after="200" w:line="276" w:lineRule="auto"/>
@@ -6673,6 +6790,7 @@
     </w:p>
     <w:p>
       <w:pPr>
+        <w:keepNext/>
         <w:widowControl/>
         <w:suppressAutoHyphens w:val="0"/>
         <w:autoSpaceDE/>
@@ -6684,27 +6802,12 @@
       </w:pPr>
       <w:r>
         <w:rPr>
-          <w:b w:val="0"/>
-        </w:rPr>
-        <w:t>3</w:t>
-      </w:r>
-      <w:r>
-        <w:rPr>
-          <w:b w:val="0"/>
-        </w:rPr>
-        <w:t>.</w:t>
-      </w:r>
-      <w:r>
-        <w:rPr>
-          <w:b w:val="0"/>
-        </w:rPr>
-        <w:t xml:space="preserve"> </w:t>
-      </w:r>
-      <w:r>
-        <w:rPr>
-          <w:b w:val="0"/>
-        </w:rPr>
-        <w:t>САМОСТОЯТЕЛЬНАЯ РАБОТА СТУДЕНТА</w:t>
+          <w:rFonts w:ascii="Times New Roman" w:hAnsi="Times New Roman"/>
+          <w:b/>
+          <w:color w:val="000000"/>
+          <w:sz w:val="28"/>
+        </w:rPr>
+        <w:t xml:space="preserve">3. САМОСТОЯТЕЛЬНАЯ РАБОТА ОБУЧАЮЩЕГОСЯ</w:t>
       </w:r>
     </w:p>
     <w:p>
@@ -6876,201 +6979,69 @@
     </w:p>
     <w:p>
       <w:pPr>
-        <w:pStyle w:val="a3"/>
-        <w:ind w:left="450"/>
-        <w:jc w:val="center"/>
-        <w:rPr>
-          <w:b w:val="0"/>
-          <w:szCs w:val="28"/>
-        </w:rPr>
-      </w:pPr>
-      <w:r>
-        <w:rPr>
-          <w:b w:val="0"/>
-          <w:szCs w:val="28"/>
-        </w:rPr>
-        <w:t xml:space="preserve">4. </w:t>
-      </w:r>
-      <w:r>
-        <w:rPr>
-          <w:b w:val="0"/>
-          <w:szCs w:val="28"/>
-        </w:rPr>
-        <w:t>ОЦЕНОЧНЫЕ СРЕДСТВА ДЛЯ КОНТРОЛЯ УСПЕВАЕМОСТИ И РЕЗУЛЬТАТОВ ОСВОЕНИЯ</w:t>
-      </w:r>
-      <w:r>
-        <w:rPr>
-          <w:b w:val="0"/>
-          <w:szCs w:val="28"/>
-          <w:lang w:val="ru-RU"/>
-        </w:rPr>
-        <w:t xml:space="preserve"> </w:t>
-      </w:r>
-      <w:r>
-        <w:rPr>
-          <w:b w:val="0"/>
-          <w:szCs w:val="28"/>
-        </w:rPr>
-        <w:t>ДИСЦИПЛИНЫ</w:t>
+        <w:keepNext/>
+        <w:spacing w:after="160"/>
+      </w:pPr>
+      <w:r>
+        <w:rPr>
+          <w:rFonts w:ascii="Times New Roman" w:hAnsi="Times New Roman"/>
+          <w:b/>
+          <w:sz w:val="28"/>
+        </w:rPr>
+        <w:t>4. ОЦЕНОЧНЫЕ СРЕДСТВА ДЛЯ ТЕКУЩЕГО КОНТРОЛЯ УСПЕВАЕМОСТИ И ПРОМЕЖУТОЧНОЙ АТТЕСТАЦИИ</w:t>
       </w:r>
     </w:p>
     <w:p>
       <w:pPr>
-        <w:pStyle w:val="a3"/>
-        <w:ind w:left="450"/>
-        <w:jc w:val="center"/>
-        <w:rPr>
-          <w:b w:val="0"/>
-          <w:i/>
-          <w:szCs w:val="28"/>
-        </w:rPr>
-      </w:pPr>
-      <w:r>
-        <w:rPr>
-          <w:b w:val="0"/>
-          <w:i/>
-          <w:szCs w:val="28"/>
-        </w:rPr>
-        <w:t>(См.: Фонд оценочных средств)</w:t>
+        <w:spacing w:after="160"/>
+      </w:pPr>
+      <w:r>
+        <w:rPr>
+          <w:rFonts w:ascii="Times New Roman" w:hAnsi="Times New Roman"/>
+          <w:b w:val="0"/>
+          <w:sz w:val="28"/>
+        </w:rPr>
+        <w:t>4.1. Формы текущего контроля успеваемости указаны в Оценочных средствах.</w:t>
       </w:r>
     </w:p>
     <w:p>
       <w:pPr>
-        <w:pStyle w:val="a3"/>
-        <w:ind w:left="450"/>
-        <w:jc w:val="center"/>
-        <w:rPr>
-          <w:b w:val="0"/>
-          <w:i/>
-          <w:szCs w:val="28"/>
-        </w:rPr>
-      </w:pPr>
+        <w:spacing w:after="160"/>
+      </w:pPr>
+      <w:r>
+        <w:rPr>
+          <w:rFonts w:ascii="Times New Roman" w:hAnsi="Times New Roman"/>
+          <w:b w:val="0"/>
+          <w:sz w:val="28"/>
+        </w:rPr>
+        <w:t>4.2. Рейтинговая система оценки знаний обучающихся по дисциплине (модулю): нет.</w:t>
+      </w:r>
     </w:p>
     <w:p>
       <w:pPr>
-        <w:pStyle w:val="ListParagraph"/>
-        <w:widowControl w:val="0"/>
-        <w:autoSpaceDE w:val="0"/>
-        <w:autoSpaceDN w:val="0"/>
-        <w:ind w:left="0" w:right="-2" w:firstLine="450"/>
-        <w:contextualSpacing w:val="0"/>
-        <w:jc w:val="both"/>
-        <w:rPr>
+        <w:spacing w:after="160"/>
+      </w:pPr>
+      <w:r>
+        <w:rPr>
+          <w:rFonts w:ascii="Times New Roman" w:hAnsi="Times New Roman"/>
+          <w:b w:val="0"/>
           <w:sz w:val="28"/>
-          <w:szCs w:val="28"/>
-        </w:rPr>
-      </w:pPr>
-      <w:r>
-        <w:rPr>
-          <w:sz w:val="28"/>
-          <w:szCs w:val="28"/>
-        </w:rPr>
-        <w:t xml:space="preserve">4.1. </w:t>
-      </w:r>
-      <w:r>
-        <w:rPr>
-          <w:sz w:val="28"/>
-          <w:szCs w:val="28"/>
-        </w:rPr>
-        <w:t>Рейтинговая система оценки знаний обучающихся по дисциплине (модулю</w:t>
-      </w:r>
-      <w:r>
-        <w:rPr>
-          <w:i/>
-          <w:sz w:val="28"/>
-          <w:szCs w:val="28"/>
-        </w:rPr>
-        <w:t xml:space="preserve">) </w:t>
+        </w:rPr>
+        <w:t>4.3. Лабораторные работы: нет.</w:t>
       </w:r>
     </w:p>
     <w:p>
       <w:pPr>
-        <w:pStyle w:val="ListParagraph"/>
-        <w:widowControl w:val="0"/>
-        <w:autoSpaceDE w:val="0"/>
-        <w:autoSpaceDN w:val="0"/>
-        <w:ind w:left="567" w:right="-2"/>
-        <w:contextualSpacing w:val="0"/>
-        <w:jc w:val="both"/>
-        <w:rPr>
-          <w:i/>
+        <w:spacing w:after="160"/>
+      </w:pPr>
+      <w:r>
+        <w:rPr>
+          <w:rFonts w:ascii="Times New Roman" w:hAnsi="Times New Roman"/>
+          <w:b w:val="0"/>
           <w:sz w:val="28"/>
-          <w:szCs w:val="28"/>
-        </w:rPr>
-      </w:pPr>
-      <w:r>
-        <w:rPr>
-          <w:i/>
-          <w:sz w:val="28"/>
-          <w:szCs w:val="28"/>
-        </w:rPr>
-        <w:t>Рейтинговая система не используется.</w:t>
-      </w:r>
-    </w:p>
-    <w:p>
-      <w:pPr>
-        <w:pStyle w:val="ListParagraph"/>
-        <w:widowControl w:val="0"/>
-        <w:autoSpaceDE w:val="0"/>
-        <w:autoSpaceDN w:val="0"/>
-        <w:ind w:left="426" w:right="-2"/>
-        <w:contextualSpacing w:val="0"/>
-        <w:jc w:val="both"/>
-        <w:rPr>
-          <w:iCs/>
-          <w:sz w:val="28"/>
-          <w:szCs w:val="28"/>
-        </w:rPr>
-      </w:pPr>
-      <w:r>
-        <w:rPr>
-          <w:iCs/>
-          <w:sz w:val="28"/>
-          <w:szCs w:val="28"/>
-        </w:rPr>
-        <w:t xml:space="preserve">4.2. </w:t>
-      </w:r>
-      <w:bookmarkStart w:id="3" w:name="_Hlk102325634"/>
-      <w:r>
-        <w:rPr>
-          <w:sz w:val="28"/>
-        </w:rPr>
-        <w:t>Формы текущего контроля успеваемости по дисциплине</w:t>
-      </w:r>
-      <w:bookmarkEnd w:id="3"/>
-    </w:p>
-    <w:p>
-      <w:pPr>
-        <w:ind w:firstLine="708"/>
-        <w:jc w:val="both"/>
-        <w:rPr>
-          <w:b w:val="0"/>
-        </w:rPr>
-      </w:pPr>
-      <w:r>
-        <w:rPr>
-          <w:b w:val="0"/>
-          <w:lang w:val="en-US"/>
-        </w:rPr>
-        <w:t xml:space="preserve">– </w:t>
-      </w:r>
-      <w:r>
-        <w:rPr>
-          <w:b w:val="0"/>
-        </w:rPr>
-        <w:t>собеседование, практические задачи, тестирование</w:t>
-      </w:r>
-    </w:p>
-    <w:p>
-      <w:pPr>
-        <w:pStyle w:val="a3"/>
-        <w:ind w:left="450"/>
-        <w:jc w:val="center"/>
-        <w:rPr>
-          <w:i/>
-          <w:lang w:val="ru-RU"/>
-        </w:rPr>
-      </w:pPr>
+        </w:rPr>
+        <w:t>4.4. Курсовая работа/курсовой проект: нет.</w:t>
+      </w:r>
     </w:p>
     <w:p>
       <w:pPr>
@@ -7105,7 +7076,7 @@
         <w:rPr>
           <w:b w:val="0"/>
           <w:bCs/>
-          <w:color w:val="FF0000"/>
+          <w:color w:val="000000"/>
         </w:rPr>
       </w:pPr>
       <w:r>
@@ -7126,7 +7097,7 @@
         <w:rPr>
           <w:b w:val="0"/>
           <w:bCs/>
-          <w:color w:val="FF0000"/>
+          <w:color w:val="000000"/>
         </w:rPr>
         <w:t xml:space="preserve"> </w:t>
       </w:r>
@@ -7227,25 +7198,18 @@
           <w:tcPr>
             <w:tcW w:w="709" w:type="dxa"/>
             <w:shd w:val="clear" w:color="auto" w:fill="auto"/>
-          </w:tcPr>
-          <w:p>
-            <w:pPr>
-              <w:pStyle w:val="TableParagraph"/>
-              <w:ind w:left="14"/>
+            <w:vAlign w:val="center"/>
+          </w:tcPr>
+          <w:p>
+            <w:pPr>
+              <w:spacing w:before="0" w:after="20" w:line="240" w:lineRule="auto"/>
               <w:jc w:val="center"/>
-              <w:rPr>
-                <w:rFonts w:eastAsia="Calibri"/>
-                <w:sz w:val="24"/>
-                <w:szCs w:val="24"/>
-                <w:lang w:val="ru-RU"/>
-              </w:rPr>
-            </w:pPr>
-            <w:r>
-              <w:rPr>
-                <w:rFonts w:eastAsia="Calibri"/>
-                <w:sz w:val="24"/>
-                <w:szCs w:val="24"/>
-                <w:lang w:val="ru-RU"/>
+            </w:pPr>
+            <w:r>
+              <w:rPr>
+                <w:rFonts w:ascii="Times New Roman" w:hAnsi="Times New Roman"/>
+                <w:b w:val="0"/>
+                <w:sz w:val="24"/>
               </w:rPr>
               <w:t>1</w:t>
             </w:r>
@@ -7288,26 +7252,20 @@
           <w:tcPr>
             <w:tcW w:w="709" w:type="dxa"/>
             <w:shd w:val="clear" w:color="auto" w:fill="auto"/>
-          </w:tcPr>
-          <w:p>
-            <w:pPr>
-              <w:pStyle w:val="TableParagraph"/>
-              <w:ind w:left="113"/>
-              <w:rPr>
-                <w:rFonts w:eastAsia="Calibri"/>
-                <w:sz w:val="24"/>
-                <w:szCs w:val="24"/>
-                <w:lang w:val="ru-RU"/>
-              </w:rPr>
-            </w:pPr>
-            <w:r>
-              <w:rPr>
-                <w:rFonts w:eastAsia="Calibri"/>
-                <w:sz w:val="24"/>
-                <w:szCs w:val="24"/>
-                <w:lang w:val="ru-RU"/>
-              </w:rPr>
-              <w:t>1</w:t>
+            <w:vAlign w:val="center"/>
+          </w:tcPr>
+          <w:p>
+            <w:pPr>
+              <w:spacing w:before="0" w:after="20" w:line="240" w:lineRule="auto"/>
+              <w:jc w:val="center"/>
+            </w:pPr>
+            <w:r>
+              <w:rPr>
+                <w:rFonts w:ascii="Times New Roman" w:hAnsi="Times New Roman"/>
+                <w:b w:val="0"/>
+                <w:sz w:val="24"/>
+              </w:rPr>
+              <w:t>2</w:t>
             </w:r>
           </w:p>
         </w:tc>
@@ -7359,26 +7317,20 @@
           <w:tcPr>
             <w:tcW w:w="709" w:type="dxa"/>
             <w:shd w:val="clear" w:color="auto" w:fill="auto"/>
-          </w:tcPr>
-          <w:p>
-            <w:pPr>
-              <w:pStyle w:val="TableParagraph"/>
-              <w:ind w:left="113"/>
-              <w:rPr>
-                <w:rFonts w:eastAsia="Calibri"/>
-                <w:sz w:val="24"/>
-                <w:szCs w:val="24"/>
-                <w:lang w:val="ru-RU"/>
-              </w:rPr>
-            </w:pPr>
-            <w:r>
-              <w:rPr>
-                <w:rFonts w:eastAsia="Calibri"/>
-                <w:sz w:val="24"/>
-                <w:szCs w:val="24"/>
-                <w:lang w:val="ru-RU"/>
-              </w:rPr>
-              <w:t>2</w:t>
+            <w:vAlign w:val="center"/>
+          </w:tcPr>
+          <w:p>
+            <w:pPr>
+              <w:spacing w:before="0" w:after="20" w:line="240" w:lineRule="auto"/>
+              <w:jc w:val="center"/>
+            </w:pPr>
+            <w:r>
+              <w:rPr>
+                <w:rFonts w:ascii="Times New Roman" w:hAnsi="Times New Roman"/>
+                <w:b w:val="0"/>
+                <w:sz w:val="24"/>
+              </w:rPr>
+              <w:t>3</w:t>
             </w:r>
           </w:p>
         </w:tc>
@@ -7594,25 +7546,18 @@
               <w:bottom w:val="single" w:sz="4" w:space="0" w:color="000000"/>
               <w:right w:val="single" w:sz="4" w:space="0" w:color="000000"/>
             </w:tcBorders>
-          </w:tcPr>
-          <w:p>
-            <w:pPr>
-              <w:pStyle w:val="TableParagraph"/>
-              <w:ind w:left="14"/>
+            <w:vAlign w:val="center"/>
+          </w:tcPr>
+          <w:p>
+            <w:pPr>
+              <w:spacing w:before="0" w:after="20" w:line="240" w:lineRule="auto"/>
               <w:jc w:val="center"/>
-              <w:rPr>
-                <w:rFonts w:eastAsia="Calibri"/>
-                <w:sz w:val="24"/>
-                <w:szCs w:val="24"/>
-                <w:lang w:val="ru-RU"/>
-              </w:rPr>
-            </w:pPr>
-            <w:r>
-              <w:rPr>
-                <w:rFonts w:eastAsia="Calibri"/>
-                <w:sz w:val="24"/>
-                <w:szCs w:val="24"/>
-                <w:lang w:val="ru-RU"/>
+            </w:pPr>
+            <w:r>
+              <w:rPr>
+                <w:rFonts w:ascii="Times New Roman" w:hAnsi="Times New Roman"/>
+                <w:b w:val="0"/>
+                <w:sz w:val="24"/>
               </w:rPr>
               <w:t>1</w:t>
             </w:r>
@@ -7654,7 +7599,7 @@
       </w:tr>
       <w:tr>
         <w:trPr>
-          <w:trHeight w:val="104"/>
+          <w:trHeight w:val="78"/>
         </w:trPr>
         <w:tc>
           <w:tcPr>
@@ -7669,21 +7614,127 @@
           </w:tcPr>
           <w:p>
             <w:pPr>
+              <w:spacing w:before="0" w:after="20" w:line="240" w:lineRule="auto"/>
+              <w:jc w:val="center"/>
+            </w:pPr>
+            <w:r>
+              <w:rPr>
+                <w:rFonts w:ascii="Times New Roman" w:hAnsi="Times New Roman"/>
+                <w:b w:val="0"/>
+                <w:sz w:val="24"/>
+              </w:rPr>
+              <w:t>2</w:t>
+            </w:r>
+          </w:p>
+        </w:tc>
+        <w:tc>
+          <w:tcPr>
+            <w:tcW w:w="8795" w:type="dxa"/>
+            <w:tcBorders>
+              <w:top w:val="single" w:sz="4" w:space="0" w:color="000000"/>
+              <w:left w:val="single" w:sz="4" w:space="0" w:color="000000"/>
+              <w:bottom w:val="single" w:sz="4" w:space="0" w:color="000000"/>
+              <w:right w:val="single" w:sz="4" w:space="0" w:color="000000"/>
+            </w:tcBorders>
+            <w:vAlign w:val="center"/>
+          </w:tcPr>
+          <w:p>
+            <w:pPr>
               <w:spacing w:before="100" w:beforeAutospacing="1" w:after="100" w:afterAutospacing="1"/>
+              <w:ind w:left="168" w:right="126"/>
+              <w:jc w:val="both"/>
+              <w:rPr>
+                <w:b w:val="0"/>
+                <w:bCs/>
+                <w:sz w:val="24"/>
+                <w:szCs w:val="24"/>
+                <w:shd w:val="clear" w:color="auto" w:fill="FFFFFF"/>
+              </w:rPr>
+            </w:pPr>
+            <w:r>
+              <w:rPr>
+                <w:b w:val="0"/>
+                <w:bCs/>
+                <w:sz w:val="24"/>
+                <w:szCs w:val="24"/>
+                <w:shd w:val="clear" w:color="auto" w:fill="FFFFFF"/>
+              </w:rPr>
+              <w:t xml:space="preserve">Кафтан, В. В.  Противодействие терроризму : учебное пособие для вузов / В. В. Кафтан. — 2-е изд., </w:t>
+            </w:r>
+            <w:proofErr w:type="spellStart"/>
+            <w:r>
+              <w:rPr>
+                <w:b w:val="0"/>
+                <w:bCs/>
+                <w:sz w:val="24"/>
+                <w:szCs w:val="24"/>
+                <w:shd w:val="clear" w:color="auto" w:fill="FFFFFF"/>
+              </w:rPr>
+              <w:t>испр</w:t>
+            </w:r>
+            <w:proofErr w:type="spellEnd"/>
+            <w:r>
+              <w:rPr>
+                <w:b w:val="0"/>
+                <w:bCs/>
+                <w:sz w:val="24"/>
+                <w:szCs w:val="24"/>
+                <w:shd w:val="clear" w:color="auto" w:fill="FFFFFF"/>
+              </w:rPr>
+              <w:t>. и доп. — Москва : Издательство Юрайт, 2023. — 261 с. — (Высшее образование). — ISBN 978-5-534-00322-2. — Текст : электронный // Образовательная платформа Юрайт [сайт]. — URL: </w:t>
+            </w:r>
+            <w:hyperlink r:id="rId9" w:tgtFrame="_blank" w:history="1">
+              <w:r>
+                <w:rPr>
+                  <w:b w:val="0"/>
+                  <w:bCs/>
+                  <w:sz w:val="24"/>
+                  <w:szCs w:val="24"/>
+                  <w:shd w:val="clear" w:color="auto" w:fill="FFFFFF"/>
+                </w:rPr>
+                <w:t>https://urait.ru/bcode/511349</w:t>
+              </w:r>
+            </w:hyperlink>
+            <w:r>
+              <w:rPr>
+                <w:b w:val="0"/>
+                <w:bCs/>
+                <w:sz w:val="24"/>
+                <w:szCs w:val="24"/>
+                <w:shd w:val="clear" w:color="auto" w:fill="FFFFFF"/>
+              </w:rPr>
+              <w:t> (дата обращения: 20.03.2023).</w:t>
+            </w:r>
+          </w:p>
+        </w:tc>
+      </w:tr>
+      <w:tr>
+        <w:trPr>
+          <w:trHeight w:val="104"/>
+        </w:trPr>
+        <w:tc>
+          <w:tcPr>
+            <w:tcW w:w="709" w:type="dxa"/>
+            <w:tcBorders>
+              <w:top w:val="single" w:sz="4" w:space="0" w:color="000000"/>
+              <w:left w:val="single" w:sz="4" w:space="0" w:color="000000"/>
+              <w:bottom w:val="single" w:sz="4" w:space="0" w:color="000000"/>
+              <w:right w:val="single" w:sz="4" w:space="0" w:color="000000"/>
+            </w:tcBorders>
+            <w:vAlign w:val="center"/>
+          </w:tcPr>
+          <w:p>
+            <w:pPr>
+              <w:spacing w:before="0" w:after="20" w:line="240" w:lineRule="auto"/>
               <w:jc w:val="center"/>
-              <w:rPr>
-                <w:b w:val="0"/>
-                <w:sz w:val="24"/>
-                <w:szCs w:val="24"/>
-              </w:rPr>
-            </w:pPr>
-            <w:r>
-              <w:rPr>
-                <w:b w:val="0"/>
-                <w:sz w:val="24"/>
-                <w:szCs w:val="24"/>
-              </w:rPr>
-              <w:t>1</w:t>
+            </w:pPr>
+            <w:r>
+              <w:rPr>
+                <w:rFonts w:ascii="Times New Roman" w:hAnsi="Times New Roman"/>
+                <w:b w:val="0"/>
+                <w:sz w:val="24"/>
+              </w:rPr>
+              <w:t>3</w:t>
             </w:r>
           </w:p>
         </w:tc>
@@ -7805,21 +7856,16 @@
           </w:tcPr>
           <w:p>
             <w:pPr>
-              <w:spacing w:before="100" w:beforeAutospacing="1" w:after="100" w:afterAutospacing="1"/>
+              <w:spacing w:before="0" w:after="20" w:line="240" w:lineRule="auto"/>
               <w:jc w:val="center"/>
-              <w:rPr>
-                <w:b w:val="0"/>
-                <w:sz w:val="24"/>
-                <w:szCs w:val="24"/>
-              </w:rPr>
-            </w:pPr>
-            <w:r>
-              <w:rPr>
-                <w:b w:val="0"/>
-                <w:sz w:val="24"/>
-                <w:szCs w:val="24"/>
-              </w:rPr>
-              <w:t>2</w:t>
+            </w:pPr>
+            <w:r>
+              <w:rPr>
+                <w:rFonts w:ascii="Times New Roman" w:hAnsi="Times New Roman"/>
+                <w:b w:val="0"/>
+                <w:sz w:val="24"/>
+              </w:rPr>
+              <w:t>4</w:t>
             </w:r>
           </w:p>
         </w:tc>
@@ -7963,21 +8009,16 @@
           </w:tcPr>
           <w:p>
             <w:pPr>
-              <w:spacing w:before="100" w:beforeAutospacing="1" w:after="100" w:afterAutospacing="1"/>
+              <w:spacing w:before="0" w:after="20" w:line="240" w:lineRule="auto"/>
               <w:jc w:val="center"/>
-              <w:rPr>
-                <w:b w:val="0"/>
-                <w:sz w:val="24"/>
-                <w:szCs w:val="24"/>
-              </w:rPr>
-            </w:pPr>
-            <w:r>
-              <w:rPr>
-                <w:b w:val="0"/>
-                <w:sz w:val="24"/>
-                <w:szCs w:val="24"/>
-              </w:rPr>
-              <w:t>3</w:t>
+            </w:pPr>
+            <w:r>
+              <w:rPr>
+                <w:rFonts w:ascii="Times New Roman" w:hAnsi="Times New Roman"/>
+                <w:b w:val="0"/>
+                <w:sz w:val="24"/>
+              </w:rPr>
+              <w:t>5</w:t>
             </w:r>
           </w:p>
         </w:tc>
@@ -8079,137 +8120,16 @@
           </w:tcPr>
           <w:p>
             <w:pPr>
-              <w:spacing w:before="100" w:beforeAutospacing="1" w:after="100" w:afterAutospacing="1"/>
+              <w:spacing w:before="0" w:after="20" w:line="240" w:lineRule="auto"/>
               <w:jc w:val="center"/>
-              <w:rPr>
-                <w:b w:val="0"/>
-                <w:sz w:val="24"/>
-                <w:szCs w:val="24"/>
-              </w:rPr>
-            </w:pPr>
-            <w:r>
-              <w:rPr>
-                <w:b w:val="0"/>
-                <w:sz w:val="24"/>
-                <w:szCs w:val="24"/>
-              </w:rPr>
-              <w:t>4</w:t>
-            </w:r>
-          </w:p>
-        </w:tc>
-        <w:tc>
-          <w:tcPr>
-            <w:tcW w:w="8795" w:type="dxa"/>
-            <w:tcBorders>
-              <w:top w:val="single" w:sz="4" w:space="0" w:color="000000"/>
-              <w:left w:val="single" w:sz="4" w:space="0" w:color="000000"/>
-              <w:bottom w:val="single" w:sz="4" w:space="0" w:color="000000"/>
-              <w:right w:val="single" w:sz="4" w:space="0" w:color="000000"/>
-            </w:tcBorders>
-            <w:vAlign w:val="center"/>
-          </w:tcPr>
-          <w:p>
-            <w:pPr>
-              <w:spacing w:before="100" w:beforeAutospacing="1" w:after="100" w:afterAutospacing="1"/>
-              <w:ind w:left="168" w:right="126"/>
-              <w:jc w:val="both"/>
-              <w:rPr>
-                <w:b w:val="0"/>
-                <w:bCs/>
-                <w:sz w:val="24"/>
-                <w:szCs w:val="24"/>
-                <w:shd w:val="clear" w:color="auto" w:fill="FFFFFF"/>
-              </w:rPr>
-            </w:pPr>
-            <w:r>
-              <w:rPr>
-                <w:b w:val="0"/>
-                <w:bCs/>
-                <w:sz w:val="24"/>
-                <w:szCs w:val="24"/>
-                <w:shd w:val="clear" w:color="auto" w:fill="FFFFFF"/>
-              </w:rPr>
-              <w:t xml:space="preserve">Кафтан, В. В.  Противодействие терроризму : учебное пособие для вузов / В. В. Кафтан. — 2-е изд., </w:t>
-            </w:r>
-            <w:proofErr w:type="spellStart"/>
-            <w:r>
-              <w:rPr>
-                <w:b w:val="0"/>
-                <w:bCs/>
-                <w:sz w:val="24"/>
-                <w:szCs w:val="24"/>
-                <w:shd w:val="clear" w:color="auto" w:fill="FFFFFF"/>
-              </w:rPr>
-              <w:t>испр</w:t>
-            </w:r>
-            <w:proofErr w:type="spellEnd"/>
-            <w:r>
-              <w:rPr>
-                <w:b w:val="0"/>
-                <w:bCs/>
-                <w:sz w:val="24"/>
-                <w:szCs w:val="24"/>
-                <w:shd w:val="clear" w:color="auto" w:fill="FFFFFF"/>
-              </w:rPr>
-              <w:t>. и доп. — Москва : Издательство Юрайт, 2023. — 261 с. — (Высшее образование). — ISBN 978-5-534-00322-2. — Текст : электронный // Образовательная платформа Юрайт [сайт]. — URL: </w:t>
-            </w:r>
-            <w:hyperlink r:id="rId9" w:tgtFrame="_blank" w:history="1">
-              <w:r>
-                <w:rPr>
-                  <w:b w:val="0"/>
-                  <w:bCs/>
-                  <w:sz w:val="24"/>
-                  <w:szCs w:val="24"/>
-                  <w:shd w:val="clear" w:color="auto" w:fill="FFFFFF"/>
-                </w:rPr>
-                <w:t>https://urait.ru/bcode/511349</w:t>
-              </w:r>
-            </w:hyperlink>
-            <w:r>
-              <w:rPr>
-                <w:b w:val="0"/>
-                <w:bCs/>
-                <w:sz w:val="24"/>
-                <w:szCs w:val="24"/>
-                <w:shd w:val="clear" w:color="auto" w:fill="FFFFFF"/>
-              </w:rPr>
-              <w:t> (дата обращения: 20.03.2023).</w:t>
-            </w:r>
-          </w:p>
-        </w:tc>
-      </w:tr>
-      <w:tr>
-        <w:trPr>
-          <w:trHeight w:val="78"/>
-        </w:trPr>
-        <w:tc>
-          <w:tcPr>
-            <w:tcW w:w="709" w:type="dxa"/>
-            <w:tcBorders>
-              <w:top w:val="single" w:sz="4" w:space="0" w:color="000000"/>
-              <w:left w:val="single" w:sz="4" w:space="0" w:color="000000"/>
-              <w:bottom w:val="single" w:sz="4" w:space="0" w:color="000000"/>
-              <w:right w:val="single" w:sz="4" w:space="0" w:color="000000"/>
-            </w:tcBorders>
-            <w:vAlign w:val="center"/>
-          </w:tcPr>
-          <w:p>
-            <w:pPr>
-              <w:spacing w:before="100" w:beforeAutospacing="1" w:after="100" w:afterAutospacing="1"/>
-              <w:jc w:val="center"/>
-              <w:rPr>
-                <w:b w:val="0"/>
-                <w:sz w:val="24"/>
-                <w:szCs w:val="24"/>
-              </w:rPr>
-            </w:pPr>
-            <w:r>
-              <w:rPr>
-                <w:b w:val="0"/>
-                <w:sz w:val="24"/>
-                <w:szCs w:val="24"/>
-              </w:rPr>
-              <w:t>5</w:t>
+            </w:pPr>
+            <w:r>
+              <w:rPr>
+                <w:rFonts w:ascii="Times New Roman" w:hAnsi="Times New Roman"/>
+                <w:b w:val="0"/>
+                <w:sz w:val="24"/>
+              </w:rPr>
+              <w:t>6</w:t>
             </w:r>
           </w:p>
         </w:tc>
@@ -9633,35 +9553,9 @@
       <w:r>
         <w:rPr>
           <w:b w:val="0"/>
-        </w:rPr>
-        <w:t xml:space="preserve">Труды преподавателей [Электронный ресурс] : коллекция // Электронная библиотека Научной библиотеки РГУ имени С.А. Есенина. – Доступ к полным текстам по паролю. Режим доступа: </w:t>
-      </w:r>
-      <w:hyperlink r:id="rId23" w:history="1">
-        <w:r>
-          <w:rPr>
-            <w:rStyle w:val="a9"/>
-            <w:b w:val="0"/>
-          </w:rPr>
-          <w:t>http://library.rsu.edu.ru/marc/</w:t>
-        </w:r>
-      </w:hyperlink>
-      <w:r>
-        <w:rPr>
-          <w:b w:val="0"/>
-        </w:rPr>
-        <w:t xml:space="preserve"> (дата обращения:   </w:t>
-      </w:r>
-      <w:r>
-        <w:rPr>
-          <w:b w:val="0"/>
-        </w:rPr>
-        <w:t>21.02.2024</w:t>
-      </w:r>
-      <w:r>
-        <w:rPr>
-          <w:b w:val="0"/>
-        </w:rPr>
-        <w:t>).</w:t>
+          <w:color w:val="000000"/>
+        </w:rPr>
+        <w:t xml:space="preserve">Труды преподавателей [Электронный ресурс] : коллекция // Электронная библиотека Научной библиотеки РГУ имени С.А. Есенина. – Доступ к полным текстам по паролю. Режим доступа: https://library.rsu-rzn.ru/marc/Default.aspmarc/ (дата обращения:   21.02.2024).</w:t>
       </w:r>
     </w:p>
     <w:p>
@@ -12007,6 +11901,51 @@
         <w:gridCol w:w="4394"/>
       </w:tblGrid>
       <w:tr>
+        <w:trPr>
+          <w:tblHeader/>
+        </w:trPr>
+        <w:tc>
+          <w:tcPr>
+            <w:tcW w:type="dxa" w:w="4957"/>
+            <w:vAlign w:val="center"/>
+          </w:tcPr>
+          <w:p>
+            <w:pPr>
+              <w:spacing w:before="0" w:after="20" w:line="240" w:lineRule="auto"/>
+              <w:jc w:val="center"/>
+            </w:pPr>
+            <w:r>
+              <w:rPr>
+                <w:rFonts w:ascii="Times New Roman" w:hAnsi="Times New Roman"/>
+                <w:b/>
+                <w:sz w:val="24"/>
+              </w:rPr>
+              <w:t>Название ПО</w:t>
+            </w:r>
+          </w:p>
+        </w:tc>
+        <w:tc>
+          <w:tcPr>
+            <w:tcW w:type="dxa" w:w="4394"/>
+            <w:vAlign w:val="center"/>
+          </w:tcPr>
+          <w:p>
+            <w:pPr>
+              <w:spacing w:before="0" w:after="20" w:line="240" w:lineRule="auto"/>
+              <w:jc w:val="center"/>
+            </w:pPr>
+            <w:r>
+              <w:rPr>
+                <w:rFonts w:ascii="Times New Roman" w:hAnsi="Times New Roman"/>
+                <w:b/>
+                <w:sz w:val="24"/>
+              </w:rPr>
+              <w:t>Основание</w:t>
+            </w:r>
+          </w:p>
+        </w:tc>
+      </w:tr>
+      <w:tr>
         <w:tc>
           <w:tcPr>
             <w:tcW w:w="4957" w:type="dxa"/>
@@ -12886,79 +12825,9 @@
         </w:rPr>
       </w:pPr>
     </w:p>
-    <w:p>
-      <w:pPr>
-        <w:pStyle w:val="a3"/>
-        <w:suppressAutoHyphens w:val="0"/>
-        <w:autoSpaceDN w:val="0"/>
-        <w:spacing w:after="240"/>
-        <w:ind w:left="360"/>
-        <w:contextualSpacing w:val="0"/>
-        <w:rPr>
-          <w:b w:val="0"/>
-        </w:rPr>
-      </w:pPr>
-      <w:r>
-        <w:rPr>
-          <w:b w:val="0"/>
-          <w:lang w:val="ru-RU"/>
-        </w:rPr>
-        <w:t xml:space="preserve">9. </w:t>
-      </w:r>
-      <w:r>
-        <w:rPr>
-          <w:b w:val="0"/>
-        </w:rPr>
-        <w:t>ИНЫЕ СВЕДЕНИЯ</w:t>
-      </w:r>
-    </w:p>
-    <w:p>
-      <w:pPr>
-        <w:widowControl/>
-        <w:suppressAutoHyphens w:val="0"/>
-        <w:autoSpaceDE/>
-        <w:spacing w:line="0" w:lineRule="atLeast"/>
-        <w:ind w:right="280"/>
-        <w:rPr>
-          <w:rFonts w:cs="Arial"/>
-          <w:b w:val="0"/>
-          <w:szCs w:val="28"/>
-          <w:lang w:eastAsia="ru-RU"/>
-        </w:rPr>
-      </w:pPr>
-      <w:r>
-        <w:rPr>
-          <w:rFonts w:cs="Arial"/>
-          <w:b w:val="0"/>
-          <w:sz w:val="24"/>
-          <w:lang w:eastAsia="ru-RU"/>
-        </w:rPr>
-        <w:t xml:space="preserve"> </w:t>
-      </w:r>
-      <w:r>
-        <w:rPr>
-          <w:rFonts w:cs="Arial"/>
-          <w:b w:val="0"/>
-          <w:szCs w:val="28"/>
-          <w:lang w:eastAsia="ru-RU"/>
-        </w:rPr>
-        <w:t>Не  имеется.</w:t>
-      </w:r>
-    </w:p>
-    <w:p>
-      <w:pPr>
-        <w:pStyle w:val="af3"/>
-        <w:ind w:firstLine="709"/>
-        <w:jc w:val="both"/>
-        <w:rPr>
-          <w:b w:val="0"/>
-          <w:szCs w:val="28"/>
-        </w:rPr>
-      </w:pPr>
-    </w:p>
     <w:sectPr>
       <w:pgSz w:w="11906" w:h="16838"/>
-      <w:pgMar w:top="1134" w:right="850" w:bottom="1134" w:left="1701" w:header="708" w:footer="708" w:gutter="0"/>
+      <w:pgMar w:top="1134" w:right="851" w:bottom="1134" w:left="1701" w:header="709" w:footer="709" w:gutter="0"/>
       <w:cols w:space="708"/>
       <w:docGrid w:linePitch="360"/>
     </w:sectPr>

--- a/МатМодиИИ/rpd__doc_docx/Б1.О.01.05_Правоведение.docx
+++ b/МатМодиИИ/rpd__doc_docx/Б1.О.01.05_Правоведение.docx
@@ -3725,6 +3725,7 @@
           <w:tcPr>
             <w:tcW w:type="dxa" w:w="454"/>
             <w:vAlign w:val="center"/>
+            <w:vMerge w:val="restart"/>
           </w:tcPr>
           <w:p>
             <w:pPr>
@@ -3745,6 +3746,7 @@
           <w:tcPr>
             <w:tcW w:type="dxa" w:w="1814"/>
             <w:vAlign w:val="center"/>
+            <w:vMerge w:val="restart"/>
           </w:tcPr>
           <w:p>
             <w:pPr>
@@ -3847,6 +3849,22 @@
           <w:tcPr>
             <w:tcW w:type="dxa" w:w="454"/>
             <w:vAlign w:val="center"/>
+            <w:vMerge w:val="continue"/>
+          </w:tcPr>
+          <w:p/>
+        </w:tc>
+        <w:tc>
+          <w:tcPr>
+            <w:tcW w:type="dxa" w:w="1814"/>
+            <w:vAlign w:val="center"/>
+            <w:vMerge w:val="continue"/>
+          </w:tcPr>
+          <w:p/>
+        </w:tc>
+        <w:tc>
+          <w:tcPr>
+            <w:tcW w:type="dxa" w:w="1361"/>
+            <w:vAlign w:val="center"/>
           </w:tcPr>
           <w:p>
             <w:pPr>
@@ -3859,7 +3877,90 @@
                 <w:b w:val="0"/>
                 <w:sz w:val="24"/>
               </w:rPr>
-              <w:t>2.1</w:t>
+              <w:t>КП</w:t>
+            </w:r>
+          </w:p>
+        </w:tc>
+        <w:tc>
+          <w:tcPr>
+            <w:tcW w:type="dxa" w:w="737"/>
+            <w:vAlign w:val="center"/>
+          </w:tcPr>
+          <w:p>
+            <w:pPr>
+              <w:spacing w:before="0" w:after="20" w:line="240" w:lineRule="auto"/>
+              <w:jc w:val="center"/>
+            </w:pPr>
+            <w:r>
+              <w:rPr>
+                <w:rFonts w:ascii="Times New Roman" w:hAnsi="Times New Roman"/>
+                <w:b w:val="0"/>
+                <w:sz w:val="24"/>
+              </w:rPr>
+              <w:t>—</w:t>
+            </w:r>
+          </w:p>
+        </w:tc>
+        <w:tc>
+          <w:tcPr>
+            <w:tcW w:type="dxa" w:w="1587"/>
+            <w:vAlign w:val="center"/>
+          </w:tcPr>
+          <w:p>
+            <w:pPr>
+              <w:spacing w:before="0" w:after="20" w:line="240" w:lineRule="auto"/>
+              <w:jc w:val="center"/>
+            </w:pPr>
+            <w:r>
+              <w:rPr>
+                <w:rFonts w:ascii="Times New Roman" w:hAnsi="Times New Roman"/>
+                <w:b w:val="0"/>
+                <w:sz w:val="24"/>
+              </w:rPr>
+              <w:t>—</w:t>
+            </w:r>
+          </w:p>
+        </w:tc>
+        <w:tc>
+          <w:tcPr>
+            <w:tcW w:type="dxa" w:w="3402"/>
+            <w:vAlign w:val="center"/>
+          </w:tcPr>
+          <w:p>
+            <w:pPr>
+              <w:spacing w:before="0" w:after="20" w:line="240" w:lineRule="auto"/>
+              <w:jc w:val="center"/>
+            </w:pPr>
+            <w:r>
+              <w:rPr>
+                <w:rFonts w:ascii="Times New Roman" w:hAnsi="Times New Roman"/>
+                <w:b w:val="0"/>
+                <w:sz w:val="24"/>
+              </w:rPr>
+              <w:t>—</w:t>
+            </w:r>
+          </w:p>
+        </w:tc>
+      </w:tr>
+      <w:tr>
+        <w:tc>
+          <w:tcPr>
+            <w:tcW w:type="dxa" w:w="454"/>
+            <w:vAlign w:val="center"/>
+            <w:vMerge w:val="restart"/>
+          </w:tcPr>
+          <w:p>
+            <w:pPr>
+              <w:spacing w:before="0" w:after="20" w:line="240" w:lineRule="auto"/>
+              <w:jc w:val="center"/>
+            </w:pPr>
+            <w:r>
+              <w:rPr>
+                <w:rFonts w:ascii="Times New Roman" w:hAnsi="Times New Roman"/>
+                <w:b w:val="0"/>
+                <w:sz w:val="24"/>
+              </w:rPr>
+              <w:t>3</w:t>
             </w:r>
           </w:p>
         </w:tc>
@@ -3867,6 +3968,7 @@
           <w:tcPr>
             <w:tcW w:type="dxa" w:w="1814"/>
             <w:vAlign w:val="center"/>
+            <w:vMerge w:val="restart"/>
           </w:tcPr>
           <w:p>
             <w:pPr>
@@ -3879,7 +3981,7 @@
                 <w:b w:val="0"/>
                 <w:sz w:val="24"/>
               </w:rPr>
-              <w:t>Курсовая работа/проект (при наличии)</w:t>
+              <w:t>Промежуточная аттестация</w:t>
             </w:r>
           </w:p>
         </w:tc>
@@ -3899,7 +4001,7 @@
                 <w:b w:val="0"/>
                 <w:sz w:val="24"/>
               </w:rPr>
-              <w:t>КП</w:t>
+              <w:t>зачёт (З)</w:t>
             </w:r>
           </w:p>
         </w:tc>
@@ -3919,7 +4021,7 @@
                 <w:b w:val="0"/>
                 <w:sz w:val="24"/>
               </w:rPr>
-              <w:t>—</w:t>
+              <w:t>0</w:t>
             </w:r>
           </w:p>
         </w:tc>
@@ -3939,7 +4041,7 @@
                 <w:b w:val="0"/>
                 <w:sz w:val="24"/>
               </w:rPr>
-              <w:t>—</w:t>
+              <w:t>0</w:t>
             </w:r>
           </w:p>
         </w:tc>
@@ -3959,7 +4061,7 @@
                 <w:b w:val="0"/>
                 <w:sz w:val="24"/>
               </w:rPr>
-              <w:t>—</w:t>
+              <w:t>0</w:t>
             </w:r>
           </w:p>
         </w:tc>
@@ -3969,6 +4071,22 @@
           <w:tcPr>
             <w:tcW w:type="dxa" w:w="454"/>
             <w:vAlign w:val="center"/>
+            <w:vMerge w:val="continue"/>
+          </w:tcPr>
+          <w:p/>
+        </w:tc>
+        <w:tc>
+          <w:tcPr>
+            <w:tcW w:type="dxa" w:w="1814"/>
+            <w:vAlign w:val="center"/>
+            <w:vMerge w:val="continue"/>
+          </w:tcPr>
+          <w:p/>
+        </w:tc>
+        <w:tc>
+          <w:tcPr>
+            <w:tcW w:type="dxa" w:w="1361"/>
+            <w:vAlign w:val="center"/>
           </w:tcPr>
           <w:p>
             <w:pPr>
@@ -3981,273 +4099,87 @@
                 <w:b w:val="0"/>
                 <w:sz w:val="24"/>
               </w:rPr>
-              <w:t>3</w:t>
-            </w:r>
-          </w:p>
+              <w:t>зачёт с оценкой (ЗаО)</w:t>
+            </w:r>
+          </w:p>
+        </w:tc>
+        <w:tc>
+          <w:tcPr>
+            <w:tcW w:type="dxa" w:w="737"/>
+            <w:vAlign w:val="center"/>
+          </w:tcPr>
+          <w:p>
+            <w:pPr>
+              <w:spacing w:before="0" w:after="20" w:line="240" w:lineRule="auto"/>
+              <w:jc w:val="center"/>
+            </w:pPr>
+            <w:r>
+              <w:rPr>
+                <w:rFonts w:ascii="Times New Roman" w:hAnsi="Times New Roman"/>
+                <w:b w:val="0"/>
+                <w:sz w:val="24"/>
+              </w:rPr>
+              <w:t>—</w:t>
+            </w:r>
+          </w:p>
+        </w:tc>
+        <w:tc>
+          <w:tcPr>
+            <w:tcW w:type="dxa" w:w="1587"/>
+            <w:vAlign w:val="center"/>
+          </w:tcPr>
+          <w:p>
+            <w:pPr>
+              <w:spacing w:before="0" w:after="20" w:line="240" w:lineRule="auto"/>
+              <w:jc w:val="center"/>
+            </w:pPr>
+            <w:r>
+              <w:rPr>
+                <w:rFonts w:ascii="Times New Roman" w:hAnsi="Times New Roman"/>
+                <w:b w:val="0"/>
+                <w:sz w:val="24"/>
+              </w:rPr>
+              <w:t>—</w:t>
+            </w:r>
+          </w:p>
+        </w:tc>
+        <w:tc>
+          <w:tcPr>
+            <w:tcW w:type="dxa" w:w="3402"/>
+            <w:vAlign w:val="center"/>
+          </w:tcPr>
+          <w:p>
+            <w:pPr>
+              <w:spacing w:before="0" w:after="20" w:line="240" w:lineRule="auto"/>
+              <w:jc w:val="center"/>
+            </w:pPr>
+            <w:r>
+              <w:rPr>
+                <w:rFonts w:ascii="Times New Roman" w:hAnsi="Times New Roman"/>
+                <w:b w:val="0"/>
+                <w:sz w:val="24"/>
+              </w:rPr>
+              <w:t>—</w:t>
+            </w:r>
+          </w:p>
+        </w:tc>
+      </w:tr>
+      <w:tr>
+        <w:tc>
+          <w:tcPr>
+            <w:tcW w:type="dxa" w:w="454"/>
+            <w:vAlign w:val="center"/>
+            <w:vMerge w:val="continue"/>
+          </w:tcPr>
+          <w:p/>
         </w:tc>
         <w:tc>
           <w:tcPr>
             <w:tcW w:type="dxa" w:w="1814"/>
             <w:vAlign w:val="center"/>
-          </w:tcPr>
-          <w:p>
-            <w:pPr>
-              <w:spacing w:before="0" w:after="20" w:line="240" w:lineRule="auto"/>
-              <w:jc w:val="left"/>
-            </w:pPr>
-            <w:r>
-              <w:rPr>
-                <w:rFonts w:ascii="Times New Roman" w:hAnsi="Times New Roman"/>
-                <w:b w:val="0"/>
-                <w:sz w:val="24"/>
-              </w:rPr>
-              <w:t>Промежуточная аттестация</w:t>
-            </w:r>
-          </w:p>
-        </w:tc>
-        <w:tc>
-          <w:tcPr>
-            <w:tcW w:type="dxa" w:w="1361"/>
-            <w:vAlign w:val="center"/>
-          </w:tcPr>
-          <w:p>
-            <w:pPr>
-              <w:spacing w:before="0" w:after="20" w:line="240" w:lineRule="auto"/>
-              <w:jc w:val="center"/>
-            </w:pPr>
-            <w:r>
-              <w:rPr>
-                <w:rFonts w:ascii="Times New Roman" w:hAnsi="Times New Roman"/>
-                <w:b w:val="0"/>
-                <w:sz w:val="24"/>
-              </w:rPr>
-              <w:t>зачёт (З)</w:t>
-            </w:r>
-          </w:p>
-        </w:tc>
-        <w:tc>
-          <w:tcPr>
-            <w:tcW w:type="dxa" w:w="737"/>
-            <w:vAlign w:val="center"/>
-          </w:tcPr>
-          <w:p>
-            <w:pPr>
-              <w:spacing w:before="0" w:after="20" w:line="240" w:lineRule="auto"/>
-              <w:jc w:val="center"/>
-            </w:pPr>
-            <w:r>
-              <w:rPr>
-                <w:rFonts w:ascii="Times New Roman" w:hAnsi="Times New Roman"/>
-                <w:b w:val="0"/>
-                <w:sz w:val="24"/>
-              </w:rPr>
-              <w:t>0</w:t>
-            </w:r>
-          </w:p>
-        </w:tc>
-        <w:tc>
-          <w:tcPr>
-            <w:tcW w:type="dxa" w:w="1587"/>
-            <w:vAlign w:val="center"/>
-          </w:tcPr>
-          <w:p>
-            <w:pPr>
-              <w:spacing w:before="0" w:after="20" w:line="240" w:lineRule="auto"/>
-              <w:jc w:val="center"/>
-            </w:pPr>
-            <w:r>
-              <w:rPr>
-                <w:rFonts w:ascii="Times New Roman" w:hAnsi="Times New Roman"/>
-                <w:b w:val="0"/>
-                <w:sz w:val="24"/>
-              </w:rPr>
-              <w:t>0</w:t>
-            </w:r>
-          </w:p>
-        </w:tc>
-        <w:tc>
-          <w:tcPr>
-            <w:tcW w:type="dxa" w:w="3402"/>
-            <w:vAlign w:val="center"/>
-          </w:tcPr>
-          <w:p>
-            <w:pPr>
-              <w:spacing w:before="0" w:after="20" w:line="240" w:lineRule="auto"/>
-              <w:jc w:val="center"/>
-            </w:pPr>
-            <w:r>
-              <w:rPr>
-                <w:rFonts w:ascii="Times New Roman" w:hAnsi="Times New Roman"/>
-                <w:b w:val="0"/>
-                <w:sz w:val="24"/>
-              </w:rPr>
-              <w:t>0</w:t>
-            </w:r>
-          </w:p>
-        </w:tc>
-      </w:tr>
-      <w:tr>
-        <w:tc>
-          <w:tcPr>
-            <w:tcW w:type="dxa" w:w="454"/>
-            <w:vAlign w:val="center"/>
-          </w:tcPr>
-          <w:p>
-            <w:pPr>
-              <w:spacing w:before="0" w:after="20" w:line="240" w:lineRule="auto"/>
-              <w:jc w:val="center"/>
-            </w:pPr>
-            <w:r>
-              <w:rPr>
-                <w:rFonts w:ascii="Times New Roman" w:hAnsi="Times New Roman"/>
-                <w:b w:val="0"/>
-                <w:sz w:val="24"/>
-              </w:rPr>
-              <w:t>3</w:t>
-            </w:r>
-          </w:p>
-        </w:tc>
-        <w:tc>
-          <w:tcPr>
-            <w:tcW w:type="dxa" w:w="1814"/>
-            <w:vAlign w:val="center"/>
-          </w:tcPr>
-          <w:p>
-            <w:pPr>
-              <w:spacing w:before="0" w:after="20" w:line="240" w:lineRule="auto"/>
-              <w:jc w:val="left"/>
-            </w:pPr>
-            <w:r>
-              <w:rPr>
-                <w:rFonts w:ascii="Times New Roman" w:hAnsi="Times New Roman"/>
-                <w:b w:val="0"/>
-                <w:sz w:val="24"/>
-              </w:rPr>
-              <w:t>Промежуточная аттестация</w:t>
-            </w:r>
-          </w:p>
-        </w:tc>
-        <w:tc>
-          <w:tcPr>
-            <w:tcW w:type="dxa" w:w="1361"/>
-            <w:vAlign w:val="center"/>
-          </w:tcPr>
-          <w:p>
-            <w:pPr>
-              <w:spacing w:before="0" w:after="20" w:line="240" w:lineRule="auto"/>
-              <w:jc w:val="center"/>
-            </w:pPr>
-            <w:r>
-              <w:rPr>
-                <w:rFonts w:ascii="Times New Roman" w:hAnsi="Times New Roman"/>
-                <w:b w:val="0"/>
-                <w:sz w:val="24"/>
-              </w:rPr>
-              <w:t>зачёт с оценкой (ЗаО)</w:t>
-            </w:r>
-          </w:p>
-        </w:tc>
-        <w:tc>
-          <w:tcPr>
-            <w:tcW w:type="dxa" w:w="737"/>
-            <w:vAlign w:val="center"/>
-          </w:tcPr>
-          <w:p>
-            <w:pPr>
-              <w:spacing w:before="0" w:after="20" w:line="240" w:lineRule="auto"/>
-              <w:jc w:val="center"/>
-            </w:pPr>
-            <w:r>
-              <w:rPr>
-                <w:rFonts w:ascii="Times New Roman" w:hAnsi="Times New Roman"/>
-                <w:b w:val="0"/>
-                <w:sz w:val="24"/>
-              </w:rPr>
-              <w:t>—</w:t>
-            </w:r>
-          </w:p>
-        </w:tc>
-        <w:tc>
-          <w:tcPr>
-            <w:tcW w:type="dxa" w:w="1587"/>
-            <w:vAlign w:val="center"/>
-          </w:tcPr>
-          <w:p>
-            <w:pPr>
-              <w:spacing w:before="0" w:after="20" w:line="240" w:lineRule="auto"/>
-              <w:jc w:val="center"/>
-            </w:pPr>
-            <w:r>
-              <w:rPr>
-                <w:rFonts w:ascii="Times New Roman" w:hAnsi="Times New Roman"/>
-                <w:b w:val="0"/>
-                <w:sz w:val="24"/>
-              </w:rPr>
-              <w:t>—</w:t>
-            </w:r>
-          </w:p>
-        </w:tc>
-        <w:tc>
-          <w:tcPr>
-            <w:tcW w:type="dxa" w:w="3402"/>
-            <w:vAlign w:val="center"/>
-          </w:tcPr>
-          <w:p>
-            <w:pPr>
-              <w:spacing w:before="0" w:after="20" w:line="240" w:lineRule="auto"/>
-              <w:jc w:val="center"/>
-            </w:pPr>
-            <w:r>
-              <w:rPr>
-                <w:rFonts w:ascii="Times New Roman" w:hAnsi="Times New Roman"/>
-                <w:b w:val="0"/>
-                <w:sz w:val="24"/>
-              </w:rPr>
-              <w:t>—</w:t>
-            </w:r>
-          </w:p>
-        </w:tc>
-      </w:tr>
-      <w:tr>
-        <w:tc>
-          <w:tcPr>
-            <w:tcW w:type="dxa" w:w="454"/>
-            <w:vAlign w:val="center"/>
-          </w:tcPr>
-          <w:p>
-            <w:pPr>
-              <w:spacing w:before="0" w:after="20" w:line="240" w:lineRule="auto"/>
-              <w:jc w:val="center"/>
-            </w:pPr>
-            <w:r>
-              <w:rPr>
-                <w:rFonts w:ascii="Times New Roman" w:hAnsi="Times New Roman"/>
-                <w:b w:val="0"/>
-                <w:sz w:val="24"/>
-              </w:rPr>
-              <w:t>3</w:t>
-            </w:r>
-          </w:p>
-        </w:tc>
-        <w:tc>
-          <w:tcPr>
-            <w:tcW w:type="dxa" w:w="1814"/>
-            <w:vAlign w:val="center"/>
-          </w:tcPr>
-          <w:p>
-            <w:pPr>
-              <w:spacing w:before="0" w:after="20" w:line="240" w:lineRule="auto"/>
-              <w:jc w:val="left"/>
-            </w:pPr>
-            <w:r>
-              <w:rPr>
-                <w:rFonts w:ascii="Times New Roman" w:hAnsi="Times New Roman"/>
-                <w:b w:val="0"/>
-                <w:sz w:val="24"/>
-              </w:rPr>
-              <w:t>Промежуточная аттестация</w:t>
-            </w:r>
-          </w:p>
+            <w:vMerge w:val="continue"/>
+          </w:tcPr>
+          <w:p/>
         </w:tc>
         <w:tc>
           <w:tcPr>

--- a/МатМодиИИ/rpd__doc_docx/Б1.О.01.05_Правоведение.docx
+++ b/МатМодиИИ/rpd__doc_docx/Б1.О.01.05_Правоведение.docx
@@ -9484,10 +9484,29 @@
       </w:pPr>
       <w:r>
         <w:rPr>
-          <w:b w:val="0"/>
+          <w:rFonts w:ascii="Times New Roman" w:hAnsi="Times New Roman"/>
+          <w:sz w:val="24"/>
           <w:color w:val="000000"/>
         </w:rPr>
-        <w:t xml:space="preserve">Труды преподавателей [Электронный ресурс] : коллекция // Электронная библиотека Научной библиотеки РГУ имени С.А. Есенина. – Доступ к полным текстам по паролю. Режим доступа: https://library.rsu-rzn.ru/marc/Default.aspmarc/ (дата обращения:   21.02.2024).</w:t>
+        <w:t xml:space="preserve">Труды преподавателей [Электронный ресурс] : коллекция // Электронная библиотека Научной библиотеки РГУ имени С.А. Есенина. – Доступ к полным текстам по паролю. Режим доступа: </w:t>
+      </w:r>
+      <w:hyperlink r:id="rIdResource1">
+        <w:r>
+          <w:rPr>
+            <w:rFonts w:ascii="Times New Roman" w:hAnsi="Times New Roman"/>
+            <w:sz w:val="24"/>
+            <w:color w:val="000000"/>
+          </w:rPr>
+          <w:t xml:space="preserve">https://library.rsu-rzn.ru/marc/Default.asp</w:t>
+        </w:r>
+      </w:hyperlink>
+      <w:r>
+        <w:rPr>
+          <w:rFonts w:ascii="Times New Roman" w:hAnsi="Times New Roman"/>
+          <w:sz w:val="24"/>
+          <w:color w:val="000000"/>
+        </w:rPr>
+        <w:t xml:space="preserve"> (дата обращения: 27.10.2026).</w:t>
       </w:r>
     </w:p>
     <w:p>
@@ -11786,16 +11805,13 @@
         <w:t xml:space="preserve">ТРЕБОВАНИЯ К ПРОГРАММНОМУ ОБЕСПЕЧЕНИЮ </w:t>
       </w:r>
     </w:p>
-    <w:p>
-      <w:pPr>
-        <w:jc w:val="both"/>
-        <w:rPr>
-          <w:bCs/>
-          <w:szCs w:val="28"/>
-        </w:rPr>
-      </w:pPr>
-    </w:p>
-    <w:p>
+    <w:bookmarkStart xmlns:w="http://schemas.openxmlformats.org/wordprocessingml/2006/main" xmlns:wpc="http://schemas.microsoft.com/office/word/2010/wordprocessingCanvas" xmlns:cx="http://schemas.microsoft.com/office/drawing/2014/chartex" xmlns:cx1="http://schemas.microsoft.com/office/drawing/2015/9/8/chartex" xmlns:cx2="http://schemas.microsoft.com/office/drawing/2015/10/21/chartex" xmlns:cx3="http://schemas.microsoft.com/office/drawing/2016/5/9/chartex" xmlns:cx4="http://schemas.microsoft.com/office/drawing/2016/5/10/chartex" xmlns:cx5="http://schemas.microsoft.com/office/drawing/2016/5/11/chartex" xmlns:cx6="http://schemas.microsoft.com/office/drawing/2016/5/12/chartex" xmlns:cx7="http://schemas.microsoft.com/office/drawing/2016/5/13/chartex" xmlns:cx8="http://schemas.microsoft.com/office/drawing/2016/5/14/chartex" xmlns:mc="http://schemas.openxmlformats.org/markup-compatibility/2006" xmlns:aink="http://schemas.microsoft.com/office/drawing/2016/ink" xmlns:am3d="http://schemas.microsoft.com/office/drawing/2017/model3d" xmlns:o="urn:schemas-microsoft-com:office:office" xmlns:oel="http://schemas.microsoft.com/office/2019/extlst" xmlns:r="http://schemas.openxmlformats.org/officeDocument/2006/relationships" xmlns:m="http://schemas.openxmlformats.org/officeDocument/2006/math" xmlns:v="urn:schemas-microsoft-com:vml" xmlns:wp14="http://schemas.microsoft.com/office/word/2010/wordprocessingDrawing" xmlns:wp="http://schemas.openxmlformats.org/drawingml/2006/wordprocessingDrawing" xmlns:w10="urn:schemas-microsoft-com:office:word" xmlns:w14="http://schemas.microsoft.com/office/word/2010/wordml" xmlns:w15="http://schemas.microsoft.com/office/word/2012/wordml" xmlns:w16cex="http://schemas.microsoft.com/office/word/2018/wordml/cex" xmlns:w16cid="http://schemas.microsoft.com/office/word/2016/wordml/cid" xmlns:w16="http://schemas.microsoft.com/office/word/2018/wordml" xmlns:w16sdtdh="http://schemas.microsoft.com/office/word/2020/wordml/sdtdatahash" xmlns:w16se="http://schemas.microsoft.com/office/word/2015/wordml/symex" xmlns:wpg="http://schemas.microsoft.com/office/word/2010/wordprocessingGroup" xmlns:wpi="http://schemas.microsoft.com/office/word/2010/wordprocessingInk" xmlns:wne="http://schemas.microsoft.com/office/word/2006/wordml" xmlns:wps="http://schemas.microsoft.com/office/word/2010/wordprocessingShape" w:id="4" w:name="_Hlk171681250"/>
+    <w:bookmarkStart xmlns:w="http://schemas.openxmlformats.org/wordprocessingml/2006/main" xmlns:wpc="http://schemas.microsoft.com/office/word/2010/wordprocessingCanvas" xmlns:cx="http://schemas.microsoft.com/office/drawing/2014/chartex" xmlns:cx1="http://schemas.microsoft.com/office/drawing/2015/9/8/chartex" xmlns:cx2="http://schemas.microsoft.com/office/drawing/2015/10/21/chartex" xmlns:cx3="http://schemas.microsoft.com/office/drawing/2016/5/9/chartex" xmlns:cx4="http://schemas.microsoft.com/office/drawing/2016/5/10/chartex" xmlns:cx5="http://schemas.microsoft.com/office/drawing/2016/5/11/chartex" xmlns:cx6="http://schemas.microsoft.com/office/drawing/2016/5/12/chartex" xmlns:cx7="http://schemas.microsoft.com/office/drawing/2016/5/13/chartex" xmlns:cx8="http://schemas.microsoft.com/office/drawing/2016/5/14/chartex" xmlns:mc="http://schemas.openxmlformats.org/markup-compatibility/2006" xmlns:aink="http://schemas.microsoft.com/office/drawing/2016/ink" xmlns:am3d="http://schemas.microsoft.com/office/drawing/2017/model3d" xmlns:o="urn:schemas-microsoft-com:office:office" xmlns:oel="http://schemas.microsoft.com/office/2019/extlst" xmlns:r="http://schemas.openxmlformats.org/officeDocument/2006/relationships" xmlns:m="http://schemas.openxmlformats.org/officeDocument/2006/math" xmlns:v="urn:schemas-microsoft-com:vml" xmlns:wp14="http://schemas.microsoft.com/office/word/2010/wordprocessingDrawing" xmlns:wp="http://schemas.openxmlformats.org/drawingml/2006/wordprocessingDrawing" xmlns:w10="urn:schemas-microsoft-com:office:word" xmlns:w14="http://schemas.microsoft.com/office/word/2010/wordml" xmlns:w15="http://schemas.microsoft.com/office/word/2012/wordml" xmlns:w16cex="http://schemas.microsoft.com/office/word/2018/wordml/cex" xmlns:w16cid="http://schemas.microsoft.com/office/word/2016/wordml/cid" xmlns:w16="http://schemas.microsoft.com/office/word/2018/wordml" xmlns:w16sdtdh="http://schemas.microsoft.com/office/word/2020/wordml/sdtdatahash" xmlns:w16se="http://schemas.microsoft.com/office/word/2015/wordml/symex" xmlns:wpg="http://schemas.microsoft.com/office/word/2010/wordprocessingGroup" xmlns:wpi="http://schemas.microsoft.com/office/word/2010/wordprocessingInk" xmlns:wne="http://schemas.microsoft.com/office/word/2006/wordml" xmlns:wps="http://schemas.microsoft.com/office/word/2010/wordprocessingShape" w:id="5" w:name="_Hlk163485998"/>
+    <w:bookmarkStart xmlns:w="http://schemas.openxmlformats.org/wordprocessingml/2006/main" xmlns:wpc="http://schemas.microsoft.com/office/word/2010/wordprocessingCanvas" xmlns:cx="http://schemas.microsoft.com/office/drawing/2014/chartex" xmlns:cx1="http://schemas.microsoft.com/office/drawing/2015/9/8/chartex" xmlns:cx2="http://schemas.microsoft.com/office/drawing/2015/10/21/chartex" xmlns:cx3="http://schemas.microsoft.com/office/drawing/2016/5/9/chartex" xmlns:cx4="http://schemas.microsoft.com/office/drawing/2016/5/10/chartex" xmlns:cx5="http://schemas.microsoft.com/office/drawing/2016/5/11/chartex" xmlns:cx6="http://schemas.microsoft.com/office/drawing/2016/5/12/chartex" xmlns:cx7="http://schemas.microsoft.com/office/drawing/2016/5/13/chartex" xmlns:cx8="http://schemas.microsoft.com/office/drawing/2016/5/14/chartex" xmlns:mc="http://schemas.openxmlformats.org/markup-compatibility/2006" xmlns:aink="http://schemas.microsoft.com/office/drawing/2016/ink" xmlns:am3d="http://schemas.microsoft.com/office/drawing/2017/model3d" xmlns:o="urn:schemas-microsoft-com:office:office" xmlns:oel="http://schemas.microsoft.com/office/2019/extlst" xmlns:r="http://schemas.openxmlformats.org/officeDocument/2006/relationships" xmlns:m="http://schemas.openxmlformats.org/officeDocument/2006/math" xmlns:v="urn:schemas-microsoft-com:vml" xmlns:wp14="http://schemas.microsoft.com/office/word/2010/wordprocessingDrawing" xmlns:wp="http://schemas.openxmlformats.org/drawingml/2006/wordprocessingDrawing" xmlns:w10="urn:schemas-microsoft-com:office:word" xmlns:w14="http://schemas.microsoft.com/office/word/2010/wordml" xmlns:w15="http://schemas.microsoft.com/office/word/2012/wordml" xmlns:w16cex="http://schemas.microsoft.com/office/word/2018/wordml/cex" xmlns:w16cid="http://schemas.microsoft.com/office/word/2016/wordml/cid" xmlns:w16="http://schemas.microsoft.com/office/word/2018/wordml" xmlns:w16sdtdh="http://schemas.microsoft.com/office/word/2020/wordml/sdtdatahash" xmlns:w16se="http://schemas.microsoft.com/office/word/2015/wordml/symex" xmlns:wpg="http://schemas.microsoft.com/office/word/2010/wordprocessingGroup" xmlns:wpi="http://schemas.microsoft.com/office/word/2010/wordprocessingInk" xmlns:wne="http://schemas.microsoft.com/office/word/2006/wordml" xmlns:wps="http://schemas.microsoft.com/office/word/2010/wordprocessingShape" w:id="6" w:name="_Hlk163504692"/>
+    <w:bookmarkEnd xmlns:w="http://schemas.openxmlformats.org/wordprocessingml/2006/main" xmlns:wpc="http://schemas.microsoft.com/office/word/2010/wordprocessingCanvas" xmlns:cx="http://schemas.microsoft.com/office/drawing/2014/chartex" xmlns:cx1="http://schemas.microsoft.com/office/drawing/2015/9/8/chartex" xmlns:cx2="http://schemas.microsoft.com/office/drawing/2015/10/21/chartex" xmlns:cx3="http://schemas.microsoft.com/office/drawing/2016/5/9/chartex" xmlns:cx4="http://schemas.microsoft.com/office/drawing/2016/5/10/chartex" xmlns:cx5="http://schemas.microsoft.com/office/drawing/2016/5/11/chartex" xmlns:cx6="http://schemas.microsoft.com/office/drawing/2016/5/12/chartex" xmlns:cx7="http://schemas.microsoft.com/office/drawing/2016/5/13/chartex" xmlns:cx8="http://schemas.microsoft.com/office/drawing/2016/5/14/chartex" xmlns:mc="http://schemas.openxmlformats.org/markup-compatibility/2006" xmlns:aink="http://schemas.microsoft.com/office/drawing/2016/ink" xmlns:am3d="http://schemas.microsoft.com/office/drawing/2017/model3d" xmlns:o="urn:schemas-microsoft-com:office:office" xmlns:oel="http://schemas.microsoft.com/office/2019/extlst" xmlns:r="http://schemas.openxmlformats.org/officeDocument/2006/relationships" xmlns:m="http://schemas.openxmlformats.org/officeDocument/2006/math" xmlns:v="urn:schemas-microsoft-com:vml" xmlns:wp14="http://schemas.microsoft.com/office/word/2010/wordprocessingDrawing" xmlns:wp="http://schemas.openxmlformats.org/drawingml/2006/wordprocessingDrawing" xmlns:w10="urn:schemas-microsoft-com:office:word" xmlns:w14="http://schemas.microsoft.com/office/word/2010/wordml" xmlns:w15="http://schemas.microsoft.com/office/word/2012/wordml" xmlns:w16cex="http://schemas.microsoft.com/office/word/2018/wordml/cex" xmlns:w16cid="http://schemas.microsoft.com/office/word/2016/wordml/cid" xmlns:w16="http://schemas.microsoft.com/office/word/2018/wordml" xmlns:w16sdtdh="http://schemas.microsoft.com/office/word/2020/wordml/sdtdatahash" xmlns:w16se="http://schemas.microsoft.com/office/word/2015/wordml/symex" xmlns:wpg="http://schemas.microsoft.com/office/word/2010/wordprocessingGroup" xmlns:wpi="http://schemas.microsoft.com/office/word/2010/wordprocessingInk" xmlns:wne="http://schemas.microsoft.com/office/word/2006/wordml" xmlns:wps="http://schemas.microsoft.com/office/word/2010/wordprocessingShape" w:id="4"/>
+    <w:bookmarkEnd xmlns:w="http://schemas.openxmlformats.org/wordprocessingml/2006/main" xmlns:wpc="http://schemas.microsoft.com/office/word/2010/wordprocessingCanvas" xmlns:cx="http://schemas.microsoft.com/office/drawing/2014/chartex" xmlns:cx1="http://schemas.microsoft.com/office/drawing/2015/9/8/chartex" xmlns:cx2="http://schemas.microsoft.com/office/drawing/2015/10/21/chartex" xmlns:cx3="http://schemas.microsoft.com/office/drawing/2016/5/9/chartex" xmlns:cx4="http://schemas.microsoft.com/office/drawing/2016/5/10/chartex" xmlns:cx5="http://schemas.microsoft.com/office/drawing/2016/5/11/chartex" xmlns:cx6="http://schemas.microsoft.com/office/drawing/2016/5/12/chartex" xmlns:cx7="http://schemas.microsoft.com/office/drawing/2016/5/13/chartex" xmlns:cx8="http://schemas.microsoft.com/office/drawing/2016/5/14/chartex" xmlns:mc="http://schemas.openxmlformats.org/markup-compatibility/2006" xmlns:aink="http://schemas.microsoft.com/office/drawing/2016/ink" xmlns:am3d="http://schemas.microsoft.com/office/drawing/2017/model3d" xmlns:o="urn:schemas-microsoft-com:office:office" xmlns:oel="http://schemas.microsoft.com/office/2019/extlst" xmlns:r="http://schemas.openxmlformats.org/officeDocument/2006/relationships" xmlns:m="http://schemas.openxmlformats.org/officeDocument/2006/math" xmlns:v="urn:schemas-microsoft-com:vml" xmlns:wp14="http://schemas.microsoft.com/office/word/2010/wordprocessingDrawing" xmlns:wp="http://schemas.openxmlformats.org/drawingml/2006/wordprocessingDrawing" xmlns:w10="urn:schemas-microsoft-com:office:word" xmlns:w14="http://schemas.microsoft.com/office/word/2010/wordml" xmlns:w15="http://schemas.microsoft.com/office/word/2012/wordml" xmlns:w16cex="http://schemas.microsoft.com/office/word/2018/wordml/cex" xmlns:w16cid="http://schemas.microsoft.com/office/word/2016/wordml/cid" xmlns:w16="http://schemas.microsoft.com/office/word/2018/wordml" xmlns:w16sdtdh="http://schemas.microsoft.com/office/word/2020/wordml/sdtdatahash" xmlns:w16se="http://schemas.microsoft.com/office/word/2015/wordml/symex" xmlns:wpg="http://schemas.microsoft.com/office/word/2010/wordprocessingGroup" xmlns:wpi="http://schemas.microsoft.com/office/word/2010/wordprocessingInk" xmlns:wne="http://schemas.microsoft.com/office/word/2006/wordml" xmlns:wps="http://schemas.microsoft.com/office/word/2010/wordprocessingShape" w:id="5"/>
+    <w:bookmarkEnd xmlns:w="http://schemas.openxmlformats.org/wordprocessingml/2006/main" xmlns:wpc="http://schemas.microsoft.com/office/word/2010/wordprocessingCanvas" xmlns:cx="http://schemas.microsoft.com/office/drawing/2014/chartex" xmlns:cx1="http://schemas.microsoft.com/office/drawing/2015/9/8/chartex" xmlns:cx2="http://schemas.microsoft.com/office/drawing/2015/10/21/chartex" xmlns:cx3="http://schemas.microsoft.com/office/drawing/2016/5/9/chartex" xmlns:cx4="http://schemas.microsoft.com/office/drawing/2016/5/10/chartex" xmlns:cx5="http://schemas.microsoft.com/office/drawing/2016/5/11/chartex" xmlns:cx6="http://schemas.microsoft.com/office/drawing/2016/5/12/chartex" xmlns:cx7="http://schemas.microsoft.com/office/drawing/2016/5/13/chartex" xmlns:cx8="http://schemas.microsoft.com/office/drawing/2016/5/14/chartex" xmlns:mc="http://schemas.openxmlformats.org/markup-compatibility/2006" xmlns:aink="http://schemas.microsoft.com/office/drawing/2016/ink" xmlns:am3d="http://schemas.microsoft.com/office/drawing/2017/model3d" xmlns:o="urn:schemas-microsoft-com:office:office" xmlns:oel="http://schemas.microsoft.com/office/2019/extlst" xmlns:r="http://schemas.openxmlformats.org/officeDocument/2006/relationships" xmlns:m="http://schemas.openxmlformats.org/officeDocument/2006/math" xmlns:v="urn:schemas-microsoft-com:vml" xmlns:wp14="http://schemas.microsoft.com/office/word/2010/wordprocessingDrawing" xmlns:wp="http://schemas.openxmlformats.org/drawingml/2006/wordprocessingDrawing" xmlns:w10="urn:schemas-microsoft-com:office:word" xmlns:w14="http://schemas.microsoft.com/office/word/2010/wordml" xmlns:w15="http://schemas.microsoft.com/office/word/2012/wordml" xmlns:w16cex="http://schemas.microsoft.com/office/word/2018/wordml/cex" xmlns:w16cid="http://schemas.microsoft.com/office/word/2016/wordml/cid" xmlns:w16="http://schemas.microsoft.com/office/word/2018/wordml" xmlns:w16sdtdh="http://schemas.microsoft.com/office/word/2020/wordml/sdtdatahash" xmlns:w16se="http://schemas.microsoft.com/office/word/2015/wordml/symex" xmlns:wpg="http://schemas.microsoft.com/office/word/2010/wordprocessingGroup" xmlns:wpi="http://schemas.microsoft.com/office/word/2010/wordprocessingInk" xmlns:wne="http://schemas.microsoft.com/office/word/2006/wordml" xmlns:wps="http://schemas.microsoft.com/office/word/2010/wordprocessingShape" w:id="6"/>
+    <w:p xmlns:w="http://schemas.openxmlformats.org/wordprocessingml/2006/main" xmlns:w14="http://schemas.microsoft.com/office/word/2010/wordml">
       <w:pPr>
         <w:ind w:firstLine="567"/>
         <w:jc w:val="both"/>
@@ -11804,17 +11820,14 @@
           <w:szCs w:val="28"/>
         </w:rPr>
       </w:pPr>
-      <w:bookmarkStart w:id="4" w:name="_Hlk171681250"/>
-      <w:bookmarkStart w:id="5" w:name="_Hlk163485998"/>
-      <w:bookmarkStart w:id="6" w:name="_Hlk163504692"/>
       <w:r>
         <w:rPr>
           <w:szCs w:val="28"/>
         </w:rPr>
-        <w:t>Стандартный набор ПО:</w:t>
+        <w:t xml:space="preserve">Стандартный набор ПО:</w:t>
       </w:r>
     </w:p>
-    <w:tbl>
+    <w:tbl xmlns:w="http://schemas.openxmlformats.org/wordprocessingml/2006/main" xmlns:w14="http://schemas.microsoft.com/office/word/2010/wordml">
       <w:tblPr>
         <w:tblW w:w="9351" w:type="dxa"/>
         <w:tblBorders>
@@ -11852,7 +11865,7 @@
                 <w:b/>
                 <w:sz w:val="24"/>
               </w:rPr>
-              <w:t>Название ПО</w:t>
+              <w:t xml:space="preserve">Название ПО</w:t>
             </w:r>
           </w:p>
         </w:tc>
@@ -11872,7 +11885,7 @@
                 <w:b/>
                 <w:sz w:val="24"/>
               </w:rPr>
-              <w:t>Основание</w:t>
+              <w:t xml:space="preserve">Основание</w:t>
             </w:r>
           </w:p>
         </w:tc>
@@ -11900,16 +11913,8 @@
                 <w:szCs w:val="24"/>
               </w:rPr>
               <w:t xml:space="preserve">Операционная система </w:t>
-            </w:r>
-            <w:r>
-              <w:rPr>
-                <w:b w:val="0"/>
-                <w:bCs/>
-                <w:sz w:val="24"/>
-                <w:szCs w:val="24"/>
-              </w:rPr>
               <w:br/>
-              <w:t>РЕД ОС 7.3 «Рабочая станция»</w:t>
+              <w:t xml:space="preserve">РЕД ОС 8.0 «Рабочая станция»</w:t>
             </w:r>
           </w:p>
         </w:tc>
@@ -11934,7 +11939,7 @@
                 <w:sz w:val="24"/>
                 <w:szCs w:val="24"/>
               </w:rPr>
-              <w:t>Соглашение №93/03-22У от  11.03.2022</w:t>
+              <w:t xml:space="preserve">Соглашение №93/03-22У от 11.03.2022</w:t>
             </w:r>
           </w:p>
         </w:tc>
@@ -11961,73 +11966,7 @@
                 <w:sz w:val="24"/>
                 <w:szCs w:val="24"/>
               </w:rPr>
-              <w:t xml:space="preserve">Архиватор </w:t>
-            </w:r>
-            <w:r>
-              <w:rPr>
-                <w:b w:val="0"/>
-                <w:bCs/>
-                <w:sz w:val="24"/>
-                <w:szCs w:val="24"/>
-              </w:rPr>
-              <w:br/>
-            </w:r>
-            <w:r>
-              <w:rPr>
-                <w:b w:val="0"/>
-                <w:bCs/>
-                <w:sz w:val="24"/>
-                <w:szCs w:val="24"/>
-                <w:lang w:val="en-US"/>
-              </w:rPr>
-              <w:t>Engrampa</w:t>
-            </w:r>
-            <w:r>
-              <w:rPr>
-                <w:b w:val="0"/>
-                <w:bCs/>
-                <w:sz w:val="24"/>
-                <w:szCs w:val="24"/>
-              </w:rPr>
-              <w:t xml:space="preserve"> – </w:t>
-            </w:r>
-            <w:r>
-              <w:rPr>
-                <w:b w:val="0"/>
-                <w:bCs/>
-                <w:sz w:val="24"/>
-                <w:szCs w:val="24"/>
-                <w:lang w:val="en-US"/>
-              </w:rPr>
-              <w:t>Archive</w:t>
-            </w:r>
-            <w:r>
-              <w:rPr>
-                <w:b w:val="0"/>
-                <w:bCs/>
-                <w:sz w:val="24"/>
-                <w:szCs w:val="24"/>
-              </w:rPr>
-              <w:t xml:space="preserve"> </w:t>
-            </w:r>
-            <w:r>
-              <w:rPr>
-                <w:b w:val="0"/>
-                <w:bCs/>
-                <w:sz w:val="24"/>
-                <w:szCs w:val="24"/>
-                <w:lang w:val="en-US"/>
-              </w:rPr>
-              <w:t>Manager</w:t>
-            </w:r>
-            <w:r>
-              <w:rPr>
-                <w:b w:val="0"/>
-                <w:bCs/>
-                <w:sz w:val="24"/>
-                <w:szCs w:val="24"/>
-              </w:rPr>
-              <w:t xml:space="preserve"> </w:t>
+              <w:t xml:space="preserve">Офисный пакет Р7-Офис</w:t>
             </w:r>
           </w:p>
         </w:tc>
@@ -12052,7 +11991,7 @@
                 <w:sz w:val="24"/>
                 <w:szCs w:val="24"/>
               </w:rPr>
-              <w:t>Свободно распространяемое ПО</w:t>
+              <w:t xml:space="preserve">Соглашение б/н от 19.01.2026</w:t>
             </w:r>
           </w:p>
         </w:tc>
@@ -12070,7 +12009,6 @@
                 <w:bCs/>
                 <w:sz w:val="24"/>
                 <w:szCs w:val="24"/>
-                <w:lang w:val="en-US"/>
               </w:rPr>
             </w:pPr>
             <w:r>
@@ -12080,78 +12018,7 @@
                 <w:sz w:val="24"/>
                 <w:szCs w:val="24"/>
               </w:rPr>
-              <w:t>Файловые</w:t>
-            </w:r>
-            <w:r>
-              <w:rPr>
-                <w:b w:val="0"/>
-                <w:bCs/>
-                <w:sz w:val="24"/>
-                <w:szCs w:val="24"/>
-                <w:lang w:val="en-US"/>
-              </w:rPr>
-              <w:t xml:space="preserve"> </w:t>
-            </w:r>
-            <w:r>
-              <w:rPr>
-                <w:b w:val="0"/>
-                <w:bCs/>
-                <w:sz w:val="24"/>
-                <w:szCs w:val="24"/>
-              </w:rPr>
-              <w:t>менеджеры</w:t>
-            </w:r>
-            <w:r>
-              <w:rPr>
-                <w:b w:val="0"/>
-                <w:bCs/>
-                <w:sz w:val="24"/>
-                <w:szCs w:val="24"/>
-                <w:lang w:val="en-US"/>
-              </w:rPr>
-              <w:t>:</w:t>
-            </w:r>
-          </w:p>
-          <w:p>
-            <w:pPr>
-              <w:rPr>
-                <w:b w:val="0"/>
-                <w:bCs/>
-                <w:sz w:val="24"/>
-                <w:szCs w:val="24"/>
-                <w:lang w:val="en-US"/>
-              </w:rPr>
-            </w:pPr>
-            <w:r>
-              <w:rPr>
-                <w:b w:val="0"/>
-                <w:bCs/>
-                <w:sz w:val="24"/>
-                <w:szCs w:val="24"/>
-                <w:lang w:val="en-US"/>
-              </w:rPr>
-              <w:t>Midnight Commander</w:t>
-            </w:r>
-          </w:p>
-          <w:p>
-            <w:pPr>
-              <w:rPr>
-                <w:b w:val="0"/>
-                <w:bCs/>
-                <w:sz w:val="24"/>
-                <w:szCs w:val="24"/>
-                <w:lang w:val="en-US"/>
-              </w:rPr>
-            </w:pPr>
-            <w:r>
-              <w:rPr>
-                <w:b w:val="0"/>
-                <w:bCs/>
-                <w:sz w:val="24"/>
-                <w:szCs w:val="24"/>
-                <w:lang w:val="en-US"/>
-              </w:rPr>
-              <w:t>Double Commander</w:t>
+              <w:t xml:space="preserve">Офисный пакет Libre Office </w:t>
             </w:r>
           </w:p>
         </w:tc>
@@ -12176,7 +12043,7 @@
                 <w:sz w:val="24"/>
                 <w:szCs w:val="24"/>
               </w:rPr>
-              <w:t>Свободно распространяемое ПО</w:t>
+              <w:t xml:space="preserve">Свободно распространяемое ПО</w:t>
             </w:r>
           </w:p>
         </w:tc>
@@ -12203,46 +12070,9 @@
                 <w:sz w:val="24"/>
                 <w:szCs w:val="24"/>
               </w:rPr>
-              <w:t>Интернет-браузеры:</w:t>
-            </w:r>
-            <w:r>
-              <w:rPr>
-                <w:b w:val="0"/>
-                <w:bCs/>
-                <w:sz w:val="24"/>
-                <w:szCs w:val="24"/>
-              </w:rPr>
+              <w:t xml:space="preserve">Архиватор: </w:t>
               <w:br/>
-            </w:r>
-            <w:r>
-              <w:rPr>
-                <w:b w:val="0"/>
-                <w:bCs/>
-                <w:sz w:val="24"/>
-                <w:szCs w:val="24"/>
-                <w:lang w:val="en-US"/>
-              </w:rPr>
-              <w:t>Chromium</w:t>
-            </w:r>
-          </w:p>
-          <w:p>
-            <w:pPr>
-              <w:rPr>
-                <w:b w:val="0"/>
-                <w:bCs/>
-                <w:sz w:val="24"/>
-                <w:szCs w:val="24"/>
-              </w:rPr>
-            </w:pPr>
-            <w:r>
-              <w:rPr>
-                <w:b w:val="0"/>
-                <w:bCs/>
-                <w:sz w:val="24"/>
-                <w:szCs w:val="24"/>
-                <w:lang w:val="en-US"/>
-              </w:rPr>
-              <w:t>Firefox</w:t>
+              <w:t xml:space="preserve">Engrampa – Archive Manager </w:t>
             </w:r>
           </w:p>
         </w:tc>
@@ -12267,15 +12097,12 @@
                 <w:sz w:val="24"/>
                 <w:szCs w:val="24"/>
               </w:rPr>
-              <w:t>Свободно распространяемое ПО</w:t>
+              <w:t xml:space="preserve">Свободно распространяемое ПО</w:t>
             </w:r>
           </w:p>
         </w:tc>
       </w:tr>
       <w:tr>
-        <w:trPr>
-          <w:trHeight w:val="599"/>
-        </w:trPr>
         <w:tc>
           <w:tcPr>
             <w:tcW w:w="4957" w:type="dxa"/>
@@ -12297,17 +12124,9 @@
                 <w:sz w:val="24"/>
                 <w:szCs w:val="24"/>
               </w:rPr>
-              <w:t xml:space="preserve">Программа для просмотра и редактирования графических файлов </w:t>
-            </w:r>
-            <w:r>
-              <w:rPr>
-                <w:b w:val="0"/>
-                <w:bCs/>
-                <w:sz w:val="24"/>
-                <w:szCs w:val="24"/>
-                <w:lang w:val="en-US"/>
-              </w:rPr>
-              <w:t>Pix</w:t>
+              <w:t xml:space="preserve">Файловые менеджеры:</w:t>
+              <w:br/>
+              <w:t xml:space="preserve">Midnight Commander, Double Commander</w:t>
             </w:r>
           </w:p>
         </w:tc>
@@ -12332,15 +12151,12 @@
                 <w:sz w:val="24"/>
                 <w:szCs w:val="24"/>
               </w:rPr>
-              <w:t>Свободно распространяемое ПО</w:t>
+              <w:t xml:space="preserve">Свободно распространяемое ПО</w:t>
             </w:r>
           </w:p>
         </w:tc>
       </w:tr>
       <w:tr>
-        <w:trPr>
-          <w:trHeight w:val="581"/>
-        </w:trPr>
         <w:tc>
           <w:tcPr>
             <w:tcW w:w="4957" w:type="dxa"/>
@@ -12362,66 +12178,9 @@
                 <w:sz w:val="24"/>
                 <w:szCs w:val="24"/>
               </w:rPr>
-              <w:t xml:space="preserve">Программа для просмотра и редактирования </w:t>
-            </w:r>
-            <w:r>
-              <w:rPr>
-                <w:b w:val="0"/>
-                <w:bCs/>
-                <w:sz w:val="24"/>
-                <w:szCs w:val="24"/>
-              </w:rPr>
+              <w:t xml:space="preserve">Интернет-браузеры:</w:t>
               <w:br/>
-            </w:r>
-            <w:proofErr w:type="spellStart"/>
-            <w:r>
-              <w:rPr>
-                <w:b w:val="0"/>
-                <w:bCs/>
-                <w:sz w:val="24"/>
-                <w:szCs w:val="24"/>
-                <w:lang w:val="en-US"/>
-              </w:rPr>
-              <w:t>Atril</w:t>
-            </w:r>
-            <w:proofErr w:type="spellEnd"/>
-            <w:r>
-              <w:rPr>
-                <w:b w:val="0"/>
-                <w:bCs/>
-                <w:sz w:val="24"/>
-                <w:szCs w:val="24"/>
-              </w:rPr>
-              <w:t xml:space="preserve"> – </w:t>
-            </w:r>
-            <w:r>
-              <w:rPr>
-                <w:b w:val="0"/>
-                <w:bCs/>
-                <w:sz w:val="24"/>
-                <w:szCs w:val="24"/>
-                <w:lang w:val="en-US"/>
-              </w:rPr>
-              <w:t>Document</w:t>
-            </w:r>
-            <w:r>
-              <w:rPr>
-                <w:b w:val="0"/>
-                <w:bCs/>
-                <w:sz w:val="24"/>
-                <w:szCs w:val="24"/>
-              </w:rPr>
-              <w:t xml:space="preserve"> </w:t>
-            </w:r>
-            <w:r>
-              <w:rPr>
-                <w:b w:val="0"/>
-                <w:bCs/>
-                <w:sz w:val="24"/>
-                <w:szCs w:val="24"/>
-                <w:lang w:val="en-US"/>
-              </w:rPr>
-              <w:t>Viewer</w:t>
+              <w:t xml:space="preserve">Chromium, Firefox</w:t>
             </w:r>
           </w:p>
         </w:tc>
@@ -12446,15 +12205,12 @@
                 <w:sz w:val="24"/>
                 <w:szCs w:val="24"/>
               </w:rPr>
-              <w:t>Свободно распространяемое ПО</w:t>
+              <w:t xml:space="preserve">Свободно распространяемое ПО</w:t>
             </w:r>
           </w:p>
         </w:tc>
       </w:tr>
       <w:tr>
-        <w:trPr>
-          <w:trHeight w:val="357"/>
-        </w:trPr>
         <w:tc>
           <w:tcPr>
             <w:tcW w:w="4957" w:type="dxa"/>
@@ -12467,7 +12223,6 @@
                 <w:bCs/>
                 <w:sz w:val="24"/>
                 <w:szCs w:val="24"/>
-                <w:lang w:val="en-US"/>
               </w:rPr>
             </w:pPr>
             <w:r>
@@ -12477,36 +12232,7 @@
                 <w:sz w:val="24"/>
                 <w:szCs w:val="24"/>
               </w:rPr>
-              <w:t>Медиа</w:t>
-            </w:r>
-            <w:r>
-              <w:rPr>
-                <w:b w:val="0"/>
-                <w:bCs/>
-                <w:sz w:val="24"/>
-                <w:szCs w:val="24"/>
-                <w:lang w:val="en-US"/>
-              </w:rPr>
-              <w:t>-</w:t>
-            </w:r>
-            <w:r>
-              <w:rPr>
-                <w:b w:val="0"/>
-                <w:bCs/>
-                <w:sz w:val="24"/>
-                <w:szCs w:val="24"/>
-              </w:rPr>
-              <w:t>плеер</w:t>
-            </w:r>
-            <w:r>
-              <w:rPr>
-                <w:b w:val="0"/>
-                <w:bCs/>
-                <w:sz w:val="24"/>
-                <w:szCs w:val="24"/>
-                <w:lang w:val="en-US"/>
-              </w:rPr>
-              <w:t xml:space="preserve"> VLC media player </w:t>
+              <w:t xml:space="preserve">Программа для просмотра и редактирования графических файлов Pix</w:t>
             </w:r>
           </w:p>
         </w:tc>
@@ -12531,15 +12257,12 @@
                 <w:sz w:val="24"/>
                 <w:szCs w:val="24"/>
               </w:rPr>
-              <w:t>Свободно распространяемое ПО</w:t>
+              <w:t xml:space="preserve">Свободно распространяемое ПО</w:t>
             </w:r>
           </w:p>
         </w:tc>
       </w:tr>
       <w:tr>
-        <w:trPr>
-          <w:trHeight w:val="357"/>
-        </w:trPr>
         <w:tc>
           <w:tcPr>
             <w:tcW w:w="4957" w:type="dxa"/>
@@ -12561,27 +12284,9 @@
                 <w:sz w:val="24"/>
                 <w:szCs w:val="24"/>
               </w:rPr>
-              <w:t xml:space="preserve">Офисный пакет </w:t>
-            </w:r>
-            <w:proofErr w:type="spellStart"/>
-            <w:r>
-              <w:rPr>
-                <w:b w:val="0"/>
-                <w:bCs/>
-                <w:sz w:val="24"/>
-                <w:szCs w:val="24"/>
-              </w:rPr>
-              <w:t>Libre</w:t>
-            </w:r>
-            <w:proofErr w:type="spellEnd"/>
-            <w:r>
-              <w:rPr>
-                <w:b w:val="0"/>
-                <w:bCs/>
-                <w:sz w:val="24"/>
-                <w:szCs w:val="24"/>
-              </w:rPr>
-              <w:t xml:space="preserve"> Office </w:t>
+              <w:t xml:space="preserve">Программа для просмотра и редактирования </w:t>
+              <w:br/>
+              <w:t xml:space="preserve">Atril – Document Viewer</w:t>
             </w:r>
           </w:p>
         </w:tc>
@@ -12606,15 +12311,12 @@
                 <w:sz w:val="24"/>
                 <w:szCs w:val="24"/>
               </w:rPr>
-              <w:t>Свободно распространяемое ПО</w:t>
+              <w:t xml:space="preserve">Свободно распространяемое ПО</w:t>
             </w:r>
           </w:p>
         </w:tc>
       </w:tr>
       <w:tr>
-        <w:trPr>
-          <w:trHeight w:val="402"/>
-        </w:trPr>
         <w:tc>
           <w:tcPr>
             <w:tcW w:w="4957" w:type="dxa"/>
@@ -12636,7 +12338,7 @@
                 <w:sz w:val="24"/>
                 <w:szCs w:val="24"/>
               </w:rPr>
-              <w:t>Система электронного обучения Moodle⃰</w:t>
+              <w:t xml:space="preserve">Медиа-плеер VLC media player </w:t>
             </w:r>
           </w:p>
         </w:tc>
@@ -12661,101 +12363,28 @@
                 <w:sz w:val="24"/>
                 <w:szCs w:val="24"/>
               </w:rPr>
-              <w:t>Свободно распространяемое ПО</w:t>
+              <w:t xml:space="preserve">Свободно распространяемое ПО</w:t>
             </w:r>
           </w:p>
         </w:tc>
       </w:tr>
     </w:tbl>
-    <w:p>
-      <w:pPr>
-        <w:jc w:val="both"/>
-        <w:rPr>
-          <w:b w:val="0"/>
-          <w:bCs/>
-          <w:sz w:val="24"/>
-          <w:szCs w:val="24"/>
-        </w:rPr>
-      </w:pPr>
-      <w:r>
-        <w:rPr>
-          <w:b w:val="0"/>
-          <w:bCs/>
-          <w:i/>
-          <w:sz w:val="24"/>
-          <w:szCs w:val="24"/>
-        </w:rPr>
-        <w:t xml:space="preserve">⃰ </w:t>
-      </w:r>
-      <w:r>
-        <w:rPr>
-          <w:b w:val="0"/>
-          <w:bCs/>
-          <w:sz w:val="24"/>
-          <w:szCs w:val="24"/>
-        </w:rPr>
-        <w:t>При реализации дисциплины с частичным применением дистанционных образовательных технологий</w:t>
-      </w:r>
-    </w:p>
-    <w:bookmarkEnd w:id="4"/>
-    <w:p>
-      <w:pPr>
-        <w:jc w:val="both"/>
-        <w:rPr>
-          <w:b w:val="0"/>
-          <w:bCs/>
-          <w:sz w:val="24"/>
-          <w:szCs w:val="24"/>
-        </w:rPr>
-      </w:pPr>
-    </w:p>
-    <w:bookmarkEnd w:id="5"/>
-    <w:p>
-      <w:pPr>
-        <w:jc w:val="both"/>
-        <w:rPr>
-          <w:b w:val="0"/>
-          <w:bCs/>
-          <w:sz w:val="24"/>
-          <w:szCs w:val="24"/>
-        </w:rPr>
-      </w:pPr>
-    </w:p>
-    <w:bookmarkEnd w:id="6"/>
-    <w:p>
-      <w:pPr>
-        <w:widowControl/>
-        <w:suppressAutoHyphens w:val="0"/>
-        <w:autoSpaceDE/>
+    <w:p xmlns:w="http://schemas.openxmlformats.org/wordprocessingml/2006/main" xmlns:w14="http://schemas.microsoft.com/office/word/2010/wordml">
+      <w:pPr>
         <w:ind w:firstLine="567"/>
         <w:jc w:val="both"/>
         <w:rPr>
           <w:b w:val="0"/>
           <w:szCs w:val="28"/>
-          <w:lang w:eastAsia="en-US"/>
-        </w:rPr>
-      </w:pPr>
-      <w:r>
-        <w:rPr>
-          <w:b w:val="0"/>
+        </w:rPr>
+        <w:spacing w:before="0" w:after="0" w:line="20" w:lineRule="exact"/>
+      </w:pPr>
+      <w:r>
+        <w:rPr>
           <w:szCs w:val="28"/>
-          <w:lang w:eastAsia="en-US"/>
-        </w:rPr>
-        <w:t>Указанное программное обеспечение установлено на компьютерах в компьютерных классах, аудиториях для самостоятельной работы обучающихся, аудиториях для проведения занятий лекционного и семинарского типа, оборудованных проектором и экраном, на кафедре, обеспечивающей преподавание дисциплины.</w:t>
-      </w:r>
-    </w:p>
-    <w:p>
-      <w:pPr>
-        <w:widowControl/>
-        <w:suppressAutoHyphens w:val="0"/>
-        <w:autoSpaceDE/>
-        <w:jc w:val="both"/>
-        <w:rPr>
-          <w:b w:val="0"/>
-          <w:szCs w:val="28"/>
-          <w:lang w:eastAsia="en-US"/>
-        </w:rPr>
-      </w:pPr>
+        </w:rPr>
+        <w:t xml:space="preserve"/>
+      </w:r>
     </w:p>
     <w:sectPr>
       <w:pgSz w:w="11906" w:h="16838"/>
